--- a/lab1/СПО_1_ОТЧЕТ.docx
+++ b/lab1/СПО_1_ОТЧЕТ.docx
@@ -647,7 +647,7 @@
           <w:lang w:val="en-US" w:eastAsia="ru-RU"/>
           <w14:ligatures w14:val="none"/>
         </w:rPr>
-        <w:t>#[derive(Debug, Clone)]</w:t>
+        <w:t>struct Student {</w:t>
       </w:r>
     </w:p>
     <w:p>
@@ -671,7 +671,7 @@
           <w:lang w:val="en-US" w:eastAsia="ru-RU"/>
           <w14:ligatures w14:val="none"/>
         </w:rPr>
-        <w:t>struct Student {</w:t>
+        <w:t xml:space="preserve">    name: String,</w:t>
       </w:r>
     </w:p>
     <w:p>
@@ -695,7 +695,7 @@
           <w:lang w:val="en-US" w:eastAsia="ru-RU"/>
           <w14:ligatures w14:val="none"/>
         </w:rPr>
-        <w:t xml:space="preserve">    name: String,</w:t>
+        <w:t xml:space="preserve">    age: u32,</w:t>
       </w:r>
     </w:p>
     <w:p>
@@ -719,7 +719,31 @@
           <w:lang w:val="en-US" w:eastAsia="ru-RU"/>
           <w14:ligatures w14:val="none"/>
         </w:rPr>
-        <w:t xml:space="preserve">    age: u32,</w:t>
+        <w:t xml:space="preserve">    grades: </w:t>
+      </w:r>
+      <w:proofErr w:type="spellStart"/>
+      <w:r>
+        <w:rPr>
+          <w:rFonts w:ascii="JetBrains Mono" w:eastAsia="Times New Roman" w:hAnsi="JetBrains Mono" w:cs="JetBrains Mono"/>
+          <w:kern w:val="0"/>
+          <w:sz w:val="20"/>
+          <w:szCs w:val="20"/>
+          <w:lang w:val="en-US" w:eastAsia="ru-RU"/>
+          <w14:ligatures w14:val="none"/>
+        </w:rPr>
+        <w:t>Vec</w:t>
+      </w:r>
+      <w:proofErr w:type="spellEnd"/>
+      <w:r>
+        <w:rPr>
+          <w:rFonts w:ascii="JetBrains Mono" w:eastAsia="Times New Roman" w:hAnsi="JetBrains Mono" w:cs="JetBrains Mono"/>
+          <w:kern w:val="0"/>
+          <w:sz w:val="20"/>
+          <w:szCs w:val="20"/>
+          <w:lang w:val="en-US" w:eastAsia="ru-RU"/>
+          <w14:ligatures w14:val="none"/>
+        </w:rPr>
+        <w:t>&lt;i32&gt;,</w:t>
       </w:r>
     </w:p>
     <w:p>
@@ -743,31 +767,7 @@
           <w:lang w:val="en-US" w:eastAsia="ru-RU"/>
           <w14:ligatures w14:val="none"/>
         </w:rPr>
-        <w:t xml:space="preserve">    grades: </w:t>
-      </w:r>
-      <w:proofErr w:type="spellStart"/>
-      <w:r>
-        <w:rPr>
-          <w:rFonts w:ascii="JetBrains Mono" w:eastAsia="Times New Roman" w:hAnsi="JetBrains Mono" w:cs="JetBrains Mono"/>
-          <w:kern w:val="0"/>
-          <w:sz w:val="20"/>
-          <w:szCs w:val="20"/>
-          <w:lang w:val="en-US" w:eastAsia="ru-RU"/>
-          <w14:ligatures w14:val="none"/>
-        </w:rPr>
-        <w:t>Vec</w:t>
-      </w:r>
-      <w:proofErr w:type="spellEnd"/>
-      <w:r>
-        <w:rPr>
-          <w:rFonts w:ascii="JetBrains Mono" w:eastAsia="Times New Roman" w:hAnsi="JetBrains Mono" w:cs="JetBrains Mono"/>
-          <w:kern w:val="0"/>
-          <w:sz w:val="20"/>
-          <w:szCs w:val="20"/>
-          <w:lang w:val="en-US" w:eastAsia="ru-RU"/>
-          <w14:ligatures w14:val="none"/>
-        </w:rPr>
-        <w:t>&lt;i32&gt;,</w:t>
+        <w:t>}</w:t>
       </w:r>
     </w:p>
     <w:p>
@@ -782,16 +782,29 @@
           <w14:ligatures w14:val="none"/>
         </w:rPr>
       </w:pPr>
-      <w:r>
-        <w:rPr>
-          <w:rFonts w:ascii="JetBrains Mono" w:eastAsia="Times New Roman" w:hAnsi="JetBrains Mono" w:cs="JetBrains Mono"/>
-          <w:kern w:val="0"/>
-          <w:sz w:val="20"/>
-          <w:szCs w:val="20"/>
-          <w:lang w:val="en-US" w:eastAsia="ru-RU"/>
-          <w14:ligatures w14:val="none"/>
-        </w:rPr>
-        <w:t>}</w:t>
+      <w:proofErr w:type="spellStart"/>
+      <w:r>
+        <w:rPr>
+          <w:rFonts w:ascii="JetBrains Mono" w:eastAsia="Times New Roman" w:hAnsi="JetBrains Mono" w:cs="JetBrains Mono"/>
+          <w:kern w:val="0"/>
+          <w:sz w:val="20"/>
+          <w:szCs w:val="20"/>
+          <w:lang w:val="en-US" w:eastAsia="ru-RU"/>
+          <w14:ligatures w14:val="none"/>
+        </w:rPr>
+        <w:t>impl</w:t>
+      </w:r>
+      <w:proofErr w:type="spellEnd"/>
+      <w:r>
+        <w:rPr>
+          <w:rFonts w:ascii="JetBrains Mono" w:eastAsia="Times New Roman" w:hAnsi="JetBrains Mono" w:cs="JetBrains Mono"/>
+          <w:kern w:val="0"/>
+          <w:sz w:val="20"/>
+          <w:szCs w:val="20"/>
+          <w:lang w:val="en-US" w:eastAsia="ru-RU"/>
+          <w14:ligatures w14:val="none"/>
+        </w:rPr>
+        <w:t xml:space="preserve"> Student {</w:t>
       </w:r>
     </w:p>
     <w:p>
@@ -806,6 +819,17 @@
           <w14:ligatures w14:val="none"/>
         </w:rPr>
       </w:pPr>
+      <w:r>
+        <w:rPr>
+          <w:rFonts w:ascii="JetBrains Mono" w:eastAsia="Times New Roman" w:hAnsi="JetBrains Mono" w:cs="JetBrains Mono"/>
+          <w:kern w:val="0"/>
+          <w:sz w:val="20"/>
+          <w:szCs w:val="20"/>
+          <w:lang w:val="en-US" w:eastAsia="ru-RU"/>
+          <w14:ligatures w14:val="none"/>
+        </w:rPr>
+        <w:t xml:space="preserve">    </w:t>
+      </w:r>
       <w:proofErr w:type="spellStart"/>
       <w:r>
         <w:rPr>
@@ -816,7 +840,7 @@
           <w:lang w:val="en-US" w:eastAsia="ru-RU"/>
           <w14:ligatures w14:val="none"/>
         </w:rPr>
-        <w:t>impl</w:t>
+        <w:t>fn</w:t>
       </w:r>
       <w:proofErr w:type="spellEnd"/>
       <w:r>
@@ -828,7 +852,31 @@
           <w:lang w:val="en-US" w:eastAsia="ru-RU"/>
           <w14:ligatures w14:val="none"/>
         </w:rPr>
-        <w:t xml:space="preserve"> Student {</w:t>
+        <w:t xml:space="preserve"> new(name: &amp;str, age: u32, grades: </w:t>
+      </w:r>
+      <w:proofErr w:type="spellStart"/>
+      <w:r>
+        <w:rPr>
+          <w:rFonts w:ascii="JetBrains Mono" w:eastAsia="Times New Roman" w:hAnsi="JetBrains Mono" w:cs="JetBrains Mono"/>
+          <w:kern w:val="0"/>
+          <w:sz w:val="20"/>
+          <w:szCs w:val="20"/>
+          <w:lang w:val="en-US" w:eastAsia="ru-RU"/>
+          <w14:ligatures w14:val="none"/>
+        </w:rPr>
+        <w:t>Vec</w:t>
+      </w:r>
+      <w:proofErr w:type="spellEnd"/>
+      <w:r>
+        <w:rPr>
+          <w:rFonts w:ascii="JetBrains Mono" w:eastAsia="Times New Roman" w:hAnsi="JetBrains Mono" w:cs="JetBrains Mono"/>
+          <w:kern w:val="0"/>
+          <w:sz w:val="20"/>
+          <w:szCs w:val="20"/>
+          <w:lang w:val="en-US" w:eastAsia="ru-RU"/>
+          <w14:ligatures w14:val="none"/>
+        </w:rPr>
+        <w:t>&lt;i32&gt;) -&gt; Self {</w:t>
       </w:r>
     </w:p>
     <w:p>
@@ -852,55 +900,7 @@
           <w:lang w:val="en-US" w:eastAsia="ru-RU"/>
           <w14:ligatures w14:val="none"/>
         </w:rPr>
-        <w:t xml:space="preserve">    </w:t>
-      </w:r>
-      <w:proofErr w:type="spellStart"/>
-      <w:r>
-        <w:rPr>
-          <w:rFonts w:ascii="JetBrains Mono" w:eastAsia="Times New Roman" w:hAnsi="JetBrains Mono" w:cs="JetBrains Mono"/>
-          <w:kern w:val="0"/>
-          <w:sz w:val="20"/>
-          <w:szCs w:val="20"/>
-          <w:lang w:val="en-US" w:eastAsia="ru-RU"/>
-          <w14:ligatures w14:val="none"/>
-        </w:rPr>
-        <w:t>fn</w:t>
-      </w:r>
-      <w:proofErr w:type="spellEnd"/>
-      <w:r>
-        <w:rPr>
-          <w:rFonts w:ascii="JetBrains Mono" w:eastAsia="Times New Roman" w:hAnsi="JetBrains Mono" w:cs="JetBrains Mono"/>
-          <w:kern w:val="0"/>
-          <w:sz w:val="20"/>
-          <w:szCs w:val="20"/>
-          <w:lang w:val="en-US" w:eastAsia="ru-RU"/>
-          <w14:ligatures w14:val="none"/>
-        </w:rPr>
-        <w:t xml:space="preserve"> new(name: &amp;str, age: u32, grades: </w:t>
-      </w:r>
-      <w:proofErr w:type="spellStart"/>
-      <w:r>
-        <w:rPr>
-          <w:rFonts w:ascii="JetBrains Mono" w:eastAsia="Times New Roman" w:hAnsi="JetBrains Mono" w:cs="JetBrains Mono"/>
-          <w:kern w:val="0"/>
-          <w:sz w:val="20"/>
-          <w:szCs w:val="20"/>
-          <w:lang w:val="en-US" w:eastAsia="ru-RU"/>
-          <w14:ligatures w14:val="none"/>
-        </w:rPr>
-        <w:t>Vec</w:t>
-      </w:r>
-      <w:proofErr w:type="spellEnd"/>
-      <w:r>
-        <w:rPr>
-          <w:rFonts w:ascii="JetBrains Mono" w:eastAsia="Times New Roman" w:hAnsi="JetBrains Mono" w:cs="JetBrains Mono"/>
-          <w:kern w:val="0"/>
-          <w:sz w:val="20"/>
-          <w:szCs w:val="20"/>
-          <w:lang w:val="en-US" w:eastAsia="ru-RU"/>
-          <w14:ligatures w14:val="none"/>
-        </w:rPr>
-        <w:t>&lt;i32&gt;) -&gt; Self {</w:t>
+        <w:t xml:space="preserve">        Self {</w:t>
       </w:r>
     </w:p>
     <w:p>
@@ -924,7 +924,31 @@
           <w:lang w:val="en-US" w:eastAsia="ru-RU"/>
           <w14:ligatures w14:val="none"/>
         </w:rPr>
-        <w:t xml:space="preserve">        Self {</w:t>
+        <w:t xml:space="preserve">            name: </w:t>
+      </w:r>
+      <w:proofErr w:type="spellStart"/>
+      <w:r>
+        <w:rPr>
+          <w:rFonts w:ascii="JetBrains Mono" w:eastAsia="Times New Roman" w:hAnsi="JetBrains Mono" w:cs="JetBrains Mono"/>
+          <w:kern w:val="0"/>
+          <w:sz w:val="20"/>
+          <w:szCs w:val="20"/>
+          <w:lang w:val="en-US" w:eastAsia="ru-RU"/>
+          <w14:ligatures w14:val="none"/>
+        </w:rPr>
+        <w:t>name.to_string</w:t>
+      </w:r>
+      <w:proofErr w:type="spellEnd"/>
+      <w:r>
+        <w:rPr>
+          <w:rFonts w:ascii="JetBrains Mono" w:eastAsia="Times New Roman" w:hAnsi="JetBrains Mono" w:cs="JetBrains Mono"/>
+          <w:kern w:val="0"/>
+          <w:sz w:val="20"/>
+          <w:szCs w:val="20"/>
+          <w:lang w:val="en-US" w:eastAsia="ru-RU"/>
+          <w14:ligatures w14:val="none"/>
+        </w:rPr>
+        <w:t>(),</w:t>
       </w:r>
     </w:p>
     <w:p>
@@ -948,31 +972,7 @@
           <w:lang w:val="en-US" w:eastAsia="ru-RU"/>
           <w14:ligatures w14:val="none"/>
         </w:rPr>
-        <w:t xml:space="preserve">            name: </w:t>
-      </w:r>
-      <w:proofErr w:type="spellStart"/>
-      <w:r>
-        <w:rPr>
-          <w:rFonts w:ascii="JetBrains Mono" w:eastAsia="Times New Roman" w:hAnsi="JetBrains Mono" w:cs="JetBrains Mono"/>
-          <w:kern w:val="0"/>
-          <w:sz w:val="20"/>
-          <w:szCs w:val="20"/>
-          <w:lang w:val="en-US" w:eastAsia="ru-RU"/>
-          <w14:ligatures w14:val="none"/>
-        </w:rPr>
-        <w:t>name.to_string</w:t>
-      </w:r>
-      <w:proofErr w:type="spellEnd"/>
-      <w:r>
-        <w:rPr>
-          <w:rFonts w:ascii="JetBrains Mono" w:eastAsia="Times New Roman" w:hAnsi="JetBrains Mono" w:cs="JetBrains Mono"/>
-          <w:kern w:val="0"/>
-          <w:sz w:val="20"/>
-          <w:szCs w:val="20"/>
-          <w:lang w:val="en-US" w:eastAsia="ru-RU"/>
-          <w14:ligatures w14:val="none"/>
-        </w:rPr>
-        <w:t>(),</w:t>
+        <w:t xml:space="preserve">            age,</w:t>
       </w:r>
     </w:p>
     <w:p>
@@ -996,7 +996,7 @@
           <w:lang w:val="en-US" w:eastAsia="ru-RU"/>
           <w14:ligatures w14:val="none"/>
         </w:rPr>
-        <w:t xml:space="preserve">            age,</w:t>
+        <w:t xml:space="preserve">            grades,</w:t>
       </w:r>
     </w:p>
     <w:p>
@@ -1020,7 +1020,7 @@
           <w:lang w:val="en-US" w:eastAsia="ru-RU"/>
           <w14:ligatures w14:val="none"/>
         </w:rPr>
-        <w:t xml:space="preserve">            grades,</w:t>
+        <w:t xml:space="preserve">        }</w:t>
       </w:r>
     </w:p>
     <w:p>
@@ -1044,7 +1044,7 @@
           <w:lang w:val="en-US" w:eastAsia="ru-RU"/>
           <w14:ligatures w14:val="none"/>
         </w:rPr>
-        <w:t xml:space="preserve">        }</w:t>
+        <w:t xml:space="preserve">    }</w:t>
       </w:r>
     </w:p>
     <w:p>
@@ -1068,7 +1068,31 @@
           <w:lang w:val="en-US" w:eastAsia="ru-RU"/>
           <w14:ligatures w14:val="none"/>
         </w:rPr>
-        <w:t xml:space="preserve">    }</w:t>
+        <w:t xml:space="preserve">    </w:t>
+      </w:r>
+      <w:proofErr w:type="spellStart"/>
+      <w:r>
+        <w:rPr>
+          <w:rFonts w:ascii="JetBrains Mono" w:eastAsia="Times New Roman" w:hAnsi="JetBrains Mono" w:cs="JetBrains Mono"/>
+          <w:kern w:val="0"/>
+          <w:sz w:val="20"/>
+          <w:szCs w:val="20"/>
+          <w:lang w:val="en-US" w:eastAsia="ru-RU"/>
+          <w14:ligatures w14:val="none"/>
+        </w:rPr>
+        <w:t>fn</w:t>
+      </w:r>
+      <w:proofErr w:type="spellEnd"/>
+      <w:r>
+        <w:rPr>
+          <w:rFonts w:ascii="JetBrains Mono" w:eastAsia="Times New Roman" w:hAnsi="JetBrains Mono" w:cs="JetBrains Mono"/>
+          <w:kern w:val="0"/>
+          <w:sz w:val="20"/>
+          <w:szCs w:val="20"/>
+          <w:lang w:val="en-US" w:eastAsia="ru-RU"/>
+          <w14:ligatures w14:val="none"/>
+        </w:rPr>
+        <w:t xml:space="preserve"> average(&amp;self) -&gt; f64 {</w:t>
       </w:r>
     </w:p>
     <w:p>
@@ -1092,7 +1116,7 @@
           <w:lang w:val="en-US" w:eastAsia="ru-RU"/>
           <w14:ligatures w14:val="none"/>
         </w:rPr>
-        <w:t xml:space="preserve">    </w:t>
+        <w:t xml:space="preserve">        if </w:t>
       </w:r>
       <w:proofErr w:type="spellStart"/>
       <w:r>
@@ -1104,7 +1128,7 @@
           <w:lang w:val="en-US" w:eastAsia="ru-RU"/>
           <w14:ligatures w14:val="none"/>
         </w:rPr>
-        <w:t>fn</w:t>
+        <w:t>self.grades.is_empty</w:t>
       </w:r>
       <w:proofErr w:type="spellEnd"/>
       <w:r>
@@ -1116,7 +1140,7 @@
           <w:lang w:val="en-US" w:eastAsia="ru-RU"/>
           <w14:ligatures w14:val="none"/>
         </w:rPr>
-        <w:t xml:space="preserve"> average(&amp;self) -&gt; f64 {</w:t>
+        <w:t>() {</w:t>
       </w:r>
     </w:p>
     <w:p>
@@ -1140,31 +1164,7 @@
           <w:lang w:val="en-US" w:eastAsia="ru-RU"/>
           <w14:ligatures w14:val="none"/>
         </w:rPr>
-        <w:t xml:space="preserve">        if </w:t>
-      </w:r>
-      <w:proofErr w:type="spellStart"/>
-      <w:r>
-        <w:rPr>
-          <w:rFonts w:ascii="JetBrains Mono" w:eastAsia="Times New Roman" w:hAnsi="JetBrains Mono" w:cs="JetBrains Mono"/>
-          <w:kern w:val="0"/>
-          <w:sz w:val="20"/>
-          <w:szCs w:val="20"/>
-          <w:lang w:val="en-US" w:eastAsia="ru-RU"/>
-          <w14:ligatures w14:val="none"/>
-        </w:rPr>
-        <w:t>self.grades.is_empty</w:t>
-      </w:r>
-      <w:proofErr w:type="spellEnd"/>
-      <w:r>
-        <w:rPr>
-          <w:rFonts w:ascii="JetBrains Mono" w:eastAsia="Times New Roman" w:hAnsi="JetBrains Mono" w:cs="JetBrains Mono"/>
-          <w:kern w:val="0"/>
-          <w:sz w:val="20"/>
-          <w:szCs w:val="20"/>
-          <w:lang w:val="en-US" w:eastAsia="ru-RU"/>
-          <w14:ligatures w14:val="none"/>
-        </w:rPr>
-        <w:t>() {</w:t>
+        <w:t xml:space="preserve">            return 0.0;</w:t>
       </w:r>
     </w:p>
     <w:p>
@@ -1188,7 +1188,7 @@
           <w:lang w:val="en-US" w:eastAsia="ru-RU"/>
           <w14:ligatures w14:val="none"/>
         </w:rPr>
-        <w:t xml:space="preserve">            return 0.0;</w:t>
+        <w:t xml:space="preserve">        }</w:t>
       </w:r>
     </w:p>
     <w:p>
@@ -1212,7 +1212,31 @@
           <w:lang w:val="en-US" w:eastAsia="ru-RU"/>
           <w14:ligatures w14:val="none"/>
         </w:rPr>
-        <w:t xml:space="preserve">        }</w:t>
+        <w:t xml:space="preserve">        let sum: i32 = </w:t>
+      </w:r>
+      <w:proofErr w:type="spellStart"/>
+      <w:r>
+        <w:rPr>
+          <w:rFonts w:ascii="JetBrains Mono" w:eastAsia="Times New Roman" w:hAnsi="JetBrains Mono" w:cs="JetBrains Mono"/>
+          <w:kern w:val="0"/>
+          <w:sz w:val="20"/>
+          <w:szCs w:val="20"/>
+          <w:lang w:val="en-US" w:eastAsia="ru-RU"/>
+          <w14:ligatures w14:val="none"/>
+        </w:rPr>
+        <w:t>self.grades.iter</w:t>
+      </w:r>
+      <w:proofErr w:type="spellEnd"/>
+      <w:r>
+        <w:rPr>
+          <w:rFonts w:ascii="JetBrains Mono" w:eastAsia="Times New Roman" w:hAnsi="JetBrains Mono" w:cs="JetBrains Mono"/>
+          <w:kern w:val="0"/>
+          <w:sz w:val="20"/>
+          <w:szCs w:val="20"/>
+          <w:lang w:val="en-US" w:eastAsia="ru-RU"/>
+          <w14:ligatures w14:val="none"/>
+        </w:rPr>
+        <w:t>().sum();</w:t>
       </w:r>
     </w:p>
     <w:p>
@@ -1236,7 +1260,7 @@
           <w:lang w:val="en-US" w:eastAsia="ru-RU"/>
           <w14:ligatures w14:val="none"/>
         </w:rPr>
-        <w:t xml:space="preserve">        let sum: i32 = </w:t>
+        <w:t xml:space="preserve">        sum as f64 / </w:t>
       </w:r>
       <w:proofErr w:type="spellStart"/>
       <w:r>
@@ -1248,7 +1272,7 @@
           <w:lang w:val="en-US" w:eastAsia="ru-RU"/>
           <w14:ligatures w14:val="none"/>
         </w:rPr>
-        <w:t>self.grades.iter</w:t>
+        <w:t>self.grades.len</w:t>
       </w:r>
       <w:proofErr w:type="spellEnd"/>
       <w:r>
@@ -1260,7 +1284,7 @@
           <w:lang w:val="en-US" w:eastAsia="ru-RU"/>
           <w14:ligatures w14:val="none"/>
         </w:rPr>
-        <w:t>().sum();</w:t>
+        <w:t>() as f64</w:t>
       </w:r>
     </w:p>
     <w:p>
@@ -1284,31 +1308,7 @@
           <w:lang w:val="en-US" w:eastAsia="ru-RU"/>
           <w14:ligatures w14:val="none"/>
         </w:rPr>
-        <w:t xml:space="preserve">        sum as f64 / </w:t>
-      </w:r>
-      <w:proofErr w:type="spellStart"/>
-      <w:r>
-        <w:rPr>
-          <w:rFonts w:ascii="JetBrains Mono" w:eastAsia="Times New Roman" w:hAnsi="JetBrains Mono" w:cs="JetBrains Mono"/>
-          <w:kern w:val="0"/>
-          <w:sz w:val="20"/>
-          <w:szCs w:val="20"/>
-          <w:lang w:val="en-US" w:eastAsia="ru-RU"/>
-          <w14:ligatures w14:val="none"/>
-        </w:rPr>
-        <w:t>self.grades.len</w:t>
-      </w:r>
-      <w:proofErr w:type="spellEnd"/>
-      <w:r>
-        <w:rPr>
-          <w:rFonts w:ascii="JetBrains Mono" w:eastAsia="Times New Roman" w:hAnsi="JetBrains Mono" w:cs="JetBrains Mono"/>
-          <w:kern w:val="0"/>
-          <w:sz w:val="20"/>
-          <w:szCs w:val="20"/>
-          <w:lang w:val="en-US" w:eastAsia="ru-RU"/>
-          <w14:ligatures w14:val="none"/>
-        </w:rPr>
-        <w:t>() as f64</w:t>
+        <w:t xml:space="preserve">    }</w:t>
       </w:r>
     </w:p>
     <w:p>
@@ -1332,7 +1332,55 @@
           <w:lang w:val="en-US" w:eastAsia="ru-RU"/>
           <w14:ligatures w14:val="none"/>
         </w:rPr>
-        <w:t xml:space="preserve">    }</w:t>
+        <w:t xml:space="preserve">    </w:t>
+      </w:r>
+      <w:proofErr w:type="spellStart"/>
+      <w:r>
+        <w:rPr>
+          <w:rFonts w:ascii="JetBrains Mono" w:eastAsia="Times New Roman" w:hAnsi="JetBrains Mono" w:cs="JetBrains Mono"/>
+          <w:kern w:val="0"/>
+          <w:sz w:val="20"/>
+          <w:szCs w:val="20"/>
+          <w:lang w:val="en-US" w:eastAsia="ru-RU"/>
+          <w14:ligatures w14:val="none"/>
+        </w:rPr>
+        <w:t>fn</w:t>
+      </w:r>
+      <w:proofErr w:type="spellEnd"/>
+      <w:r>
+        <w:rPr>
+          <w:rFonts w:ascii="JetBrains Mono" w:eastAsia="Times New Roman" w:hAnsi="JetBrains Mono" w:cs="JetBrains Mono"/>
+          <w:kern w:val="0"/>
+          <w:sz w:val="20"/>
+          <w:szCs w:val="20"/>
+          <w:lang w:val="en-US" w:eastAsia="ru-RU"/>
+          <w14:ligatures w14:val="none"/>
+        </w:rPr>
+        <w:t xml:space="preserve"> </w:t>
+      </w:r>
+      <w:proofErr w:type="spellStart"/>
+      <w:r>
+        <w:rPr>
+          <w:rFonts w:ascii="JetBrains Mono" w:eastAsia="Times New Roman" w:hAnsi="JetBrains Mono" w:cs="JetBrains Mono"/>
+          <w:kern w:val="0"/>
+          <w:sz w:val="20"/>
+          <w:szCs w:val="20"/>
+          <w:lang w:val="en-US" w:eastAsia="ru-RU"/>
+          <w14:ligatures w14:val="none"/>
+        </w:rPr>
+        <w:t>max_grade</w:t>
+      </w:r>
+      <w:proofErr w:type="spellEnd"/>
+      <w:r>
+        <w:rPr>
+          <w:rFonts w:ascii="JetBrains Mono" w:eastAsia="Times New Roman" w:hAnsi="JetBrains Mono" w:cs="JetBrains Mono"/>
+          <w:kern w:val="0"/>
+          <w:sz w:val="20"/>
+          <w:szCs w:val="20"/>
+          <w:lang w:val="en-US" w:eastAsia="ru-RU"/>
+          <w14:ligatures w14:val="none"/>
+        </w:rPr>
+        <w:t>(&amp;self) -&gt; i32 {</w:t>
       </w:r>
     </w:p>
     <w:p>
@@ -1356,994 +1404,7 @@
           <w:lang w:val="en-US" w:eastAsia="ru-RU"/>
           <w14:ligatures w14:val="none"/>
         </w:rPr>
-        <w:t xml:space="preserve">    </w:t>
-      </w:r>
-      <w:proofErr w:type="spellStart"/>
-      <w:r>
-        <w:rPr>
-          <w:rFonts w:ascii="JetBrains Mono" w:eastAsia="Times New Roman" w:hAnsi="JetBrains Mono" w:cs="JetBrains Mono"/>
-          <w:kern w:val="0"/>
-          <w:sz w:val="20"/>
-          <w:szCs w:val="20"/>
-          <w:lang w:val="en-US" w:eastAsia="ru-RU"/>
-          <w14:ligatures w14:val="none"/>
-        </w:rPr>
-        <w:t>fn</w:t>
-      </w:r>
-      <w:proofErr w:type="spellEnd"/>
-      <w:r>
-        <w:rPr>
-          <w:rFonts w:ascii="JetBrains Mono" w:eastAsia="Times New Roman" w:hAnsi="JetBrains Mono" w:cs="JetBrains Mono"/>
-          <w:kern w:val="0"/>
-          <w:sz w:val="20"/>
-          <w:szCs w:val="20"/>
-          <w:lang w:val="en-US" w:eastAsia="ru-RU"/>
-          <w14:ligatures w14:val="none"/>
-        </w:rPr>
-        <w:t xml:space="preserve"> </w:t>
-      </w:r>
-      <w:proofErr w:type="spellStart"/>
-      <w:r>
-        <w:rPr>
-          <w:rFonts w:ascii="JetBrains Mono" w:eastAsia="Times New Roman" w:hAnsi="JetBrains Mono" w:cs="JetBrains Mono"/>
-          <w:kern w:val="0"/>
-          <w:sz w:val="20"/>
-          <w:szCs w:val="20"/>
-          <w:lang w:val="en-US" w:eastAsia="ru-RU"/>
-          <w14:ligatures w14:val="none"/>
-        </w:rPr>
-        <w:t>max_grade</w:t>
-      </w:r>
-      <w:proofErr w:type="spellEnd"/>
-      <w:r>
-        <w:rPr>
-          <w:rFonts w:ascii="JetBrains Mono" w:eastAsia="Times New Roman" w:hAnsi="JetBrains Mono" w:cs="JetBrains Mono"/>
-          <w:kern w:val="0"/>
-          <w:sz w:val="20"/>
-          <w:szCs w:val="20"/>
-          <w:lang w:val="en-US" w:eastAsia="ru-RU"/>
-          <w14:ligatures w14:val="none"/>
-        </w:rPr>
-        <w:t>(&amp;self) -&gt; i32 {</w:t>
-      </w:r>
-    </w:p>
-    <w:p>
-      <w:pPr>
-        <w:spacing w:line="259" w:lineRule="auto"/>
-        <w:rPr>
-          <w:rFonts w:ascii="JetBrains Mono" w:eastAsia="Times New Roman" w:hAnsi="JetBrains Mono" w:cs="JetBrains Mono"/>
-          <w:kern w:val="0"/>
-          <w:sz w:val="20"/>
-          <w:szCs w:val="20"/>
-          <w:lang w:val="en-US" w:eastAsia="ru-RU"/>
-          <w14:ligatures w14:val="none"/>
-        </w:rPr>
-      </w:pPr>
-      <w:r>
-        <w:rPr>
-          <w:rFonts w:ascii="JetBrains Mono" w:eastAsia="Times New Roman" w:hAnsi="JetBrains Mono" w:cs="JetBrains Mono"/>
-          <w:kern w:val="0"/>
-          <w:sz w:val="20"/>
-          <w:szCs w:val="20"/>
-          <w:lang w:val="en-US" w:eastAsia="ru-RU"/>
-          <w14:ligatures w14:val="none"/>
-        </w:rPr>
         <w:t xml:space="preserve">        let mut maximum = MIN_VALUE;</w:t>
-      </w:r>
-    </w:p>
-    <w:p>
-      <w:pPr>
-        <w:spacing w:line="259" w:lineRule="auto"/>
-        <w:rPr>
-          <w:rFonts w:ascii="JetBrains Mono" w:eastAsia="Times New Roman" w:hAnsi="JetBrains Mono" w:cs="JetBrains Mono"/>
-          <w:kern w:val="0"/>
-          <w:sz w:val="20"/>
-          <w:szCs w:val="20"/>
-          <w:lang w:val="en-US" w:eastAsia="ru-RU"/>
-          <w14:ligatures w14:val="none"/>
-        </w:rPr>
-      </w:pPr>
-      <w:r>
-        <w:rPr>
-          <w:rFonts w:ascii="JetBrains Mono" w:eastAsia="Times New Roman" w:hAnsi="JetBrains Mono" w:cs="JetBrains Mono"/>
-          <w:kern w:val="0"/>
-          <w:sz w:val="20"/>
-          <w:szCs w:val="20"/>
-          <w:lang w:val="en-US" w:eastAsia="ru-RU"/>
-          <w14:ligatures w14:val="none"/>
-        </w:rPr>
-        <w:t xml:space="preserve">        for grade in &amp;</w:t>
-      </w:r>
-      <w:proofErr w:type="spellStart"/>
-      <w:r>
-        <w:rPr>
-          <w:rFonts w:ascii="JetBrains Mono" w:eastAsia="Times New Roman" w:hAnsi="JetBrains Mono" w:cs="JetBrains Mono"/>
-          <w:kern w:val="0"/>
-          <w:sz w:val="20"/>
-          <w:szCs w:val="20"/>
-          <w:lang w:val="en-US" w:eastAsia="ru-RU"/>
-          <w14:ligatures w14:val="none"/>
-        </w:rPr>
-        <w:t>self.grades</w:t>
-      </w:r>
-      <w:proofErr w:type="spellEnd"/>
-      <w:r>
-        <w:rPr>
-          <w:rFonts w:ascii="JetBrains Mono" w:eastAsia="Times New Roman" w:hAnsi="JetBrains Mono" w:cs="JetBrains Mono"/>
-          <w:kern w:val="0"/>
-          <w:sz w:val="20"/>
-          <w:szCs w:val="20"/>
-          <w:lang w:val="en-US" w:eastAsia="ru-RU"/>
-          <w14:ligatures w14:val="none"/>
-        </w:rPr>
-        <w:t xml:space="preserve"> {</w:t>
-      </w:r>
-    </w:p>
-    <w:p>
-      <w:pPr>
-        <w:spacing w:line="259" w:lineRule="auto"/>
-        <w:rPr>
-          <w:rFonts w:ascii="JetBrains Mono" w:eastAsia="Times New Roman" w:hAnsi="JetBrains Mono" w:cs="JetBrains Mono"/>
-          <w:kern w:val="0"/>
-          <w:sz w:val="20"/>
-          <w:szCs w:val="20"/>
-          <w:lang w:val="en-US" w:eastAsia="ru-RU"/>
-          <w14:ligatures w14:val="none"/>
-        </w:rPr>
-      </w:pPr>
-      <w:r>
-        <w:rPr>
-          <w:rFonts w:ascii="JetBrains Mono" w:eastAsia="Times New Roman" w:hAnsi="JetBrains Mono" w:cs="JetBrains Mono"/>
-          <w:kern w:val="0"/>
-          <w:sz w:val="20"/>
-          <w:szCs w:val="20"/>
-          <w:lang w:val="en-US" w:eastAsia="ru-RU"/>
-          <w14:ligatures w14:val="none"/>
-        </w:rPr>
-        <w:t xml:space="preserve">            if *grade &gt; maximum {</w:t>
-      </w:r>
-    </w:p>
-    <w:p>
-      <w:pPr>
-        <w:spacing w:line="259" w:lineRule="auto"/>
-        <w:rPr>
-          <w:rFonts w:ascii="JetBrains Mono" w:eastAsia="Times New Roman" w:hAnsi="JetBrains Mono" w:cs="JetBrains Mono"/>
-          <w:kern w:val="0"/>
-          <w:sz w:val="20"/>
-          <w:szCs w:val="20"/>
-          <w:lang w:val="en-US" w:eastAsia="ru-RU"/>
-          <w14:ligatures w14:val="none"/>
-        </w:rPr>
-      </w:pPr>
-      <w:r>
-        <w:rPr>
-          <w:rFonts w:ascii="JetBrains Mono" w:eastAsia="Times New Roman" w:hAnsi="JetBrains Mono" w:cs="JetBrains Mono"/>
-          <w:kern w:val="0"/>
-          <w:sz w:val="20"/>
-          <w:szCs w:val="20"/>
-          <w:lang w:val="en-US" w:eastAsia="ru-RU"/>
-          <w14:ligatures w14:val="none"/>
-        </w:rPr>
-        <w:t xml:space="preserve">                maximum = *grade;</w:t>
-      </w:r>
-    </w:p>
-    <w:p>
-      <w:pPr>
-        <w:spacing w:line="259" w:lineRule="auto"/>
-        <w:rPr>
-          <w:rFonts w:ascii="JetBrains Mono" w:eastAsia="Times New Roman" w:hAnsi="JetBrains Mono" w:cs="JetBrains Mono"/>
-          <w:kern w:val="0"/>
-          <w:sz w:val="20"/>
-          <w:szCs w:val="20"/>
-          <w:lang w:val="en-US" w:eastAsia="ru-RU"/>
-          <w14:ligatures w14:val="none"/>
-        </w:rPr>
-      </w:pPr>
-      <w:r>
-        <w:rPr>
-          <w:rFonts w:ascii="JetBrains Mono" w:eastAsia="Times New Roman" w:hAnsi="JetBrains Mono" w:cs="JetBrains Mono"/>
-          <w:kern w:val="0"/>
-          <w:sz w:val="20"/>
-          <w:szCs w:val="20"/>
-          <w:lang w:val="en-US" w:eastAsia="ru-RU"/>
-          <w14:ligatures w14:val="none"/>
-        </w:rPr>
-        <w:t xml:space="preserve">            }</w:t>
-      </w:r>
-    </w:p>
-    <w:p>
-      <w:pPr>
-        <w:spacing w:line="259" w:lineRule="auto"/>
-        <w:rPr>
-          <w:rFonts w:ascii="JetBrains Mono" w:eastAsia="Times New Roman" w:hAnsi="JetBrains Mono" w:cs="JetBrains Mono"/>
-          <w:kern w:val="0"/>
-          <w:sz w:val="20"/>
-          <w:szCs w:val="20"/>
-          <w:lang w:val="en-US" w:eastAsia="ru-RU"/>
-          <w14:ligatures w14:val="none"/>
-        </w:rPr>
-      </w:pPr>
-      <w:r>
-        <w:rPr>
-          <w:rFonts w:ascii="JetBrains Mono" w:eastAsia="Times New Roman" w:hAnsi="JetBrains Mono" w:cs="JetBrains Mono"/>
-          <w:kern w:val="0"/>
-          <w:sz w:val="20"/>
-          <w:szCs w:val="20"/>
-          <w:lang w:val="en-US" w:eastAsia="ru-RU"/>
-          <w14:ligatures w14:val="none"/>
-        </w:rPr>
-        <w:t xml:space="preserve">        }</w:t>
-      </w:r>
-    </w:p>
-    <w:p>
-      <w:pPr>
-        <w:spacing w:line="259" w:lineRule="auto"/>
-        <w:rPr>
-          <w:rFonts w:ascii="JetBrains Mono" w:eastAsia="Times New Roman" w:hAnsi="JetBrains Mono" w:cs="JetBrains Mono"/>
-          <w:kern w:val="0"/>
-          <w:sz w:val="20"/>
-          <w:szCs w:val="20"/>
-          <w:lang w:val="en-US" w:eastAsia="ru-RU"/>
-          <w14:ligatures w14:val="none"/>
-        </w:rPr>
-      </w:pPr>
-      <w:r>
-        <w:rPr>
-          <w:rFonts w:ascii="JetBrains Mono" w:eastAsia="Times New Roman" w:hAnsi="JetBrains Mono" w:cs="JetBrains Mono"/>
-          <w:kern w:val="0"/>
-          <w:sz w:val="20"/>
-          <w:szCs w:val="20"/>
-          <w:lang w:val="en-US" w:eastAsia="ru-RU"/>
-          <w14:ligatures w14:val="none"/>
-        </w:rPr>
-        <w:t xml:space="preserve">        maximum</w:t>
-      </w:r>
-    </w:p>
-    <w:p>
-      <w:pPr>
-        <w:spacing w:line="259" w:lineRule="auto"/>
-        <w:rPr>
-          <w:rFonts w:ascii="JetBrains Mono" w:eastAsia="Times New Roman" w:hAnsi="JetBrains Mono" w:cs="JetBrains Mono"/>
-          <w:kern w:val="0"/>
-          <w:sz w:val="20"/>
-          <w:szCs w:val="20"/>
-          <w:lang w:val="en-US" w:eastAsia="ru-RU"/>
-          <w14:ligatures w14:val="none"/>
-        </w:rPr>
-      </w:pPr>
-      <w:r>
-        <w:rPr>
-          <w:rFonts w:ascii="JetBrains Mono" w:eastAsia="Times New Roman" w:hAnsi="JetBrains Mono" w:cs="JetBrains Mono"/>
-          <w:kern w:val="0"/>
-          <w:sz w:val="20"/>
-          <w:szCs w:val="20"/>
-          <w:lang w:val="en-US" w:eastAsia="ru-RU"/>
-          <w14:ligatures w14:val="none"/>
-        </w:rPr>
-        <w:lastRenderedPageBreak/>
-        <w:t xml:space="preserve">    }</w:t>
-      </w:r>
-    </w:p>
-    <w:p>
-      <w:pPr>
-        <w:spacing w:line="259" w:lineRule="auto"/>
-        <w:rPr>
-          <w:rFonts w:ascii="JetBrains Mono" w:eastAsia="Times New Roman" w:hAnsi="JetBrains Mono" w:cs="JetBrains Mono"/>
-          <w:kern w:val="0"/>
-          <w:sz w:val="20"/>
-          <w:szCs w:val="20"/>
-          <w:lang w:val="en-US" w:eastAsia="ru-RU"/>
-          <w14:ligatures w14:val="none"/>
-        </w:rPr>
-      </w:pPr>
-      <w:r>
-        <w:rPr>
-          <w:rFonts w:ascii="JetBrains Mono" w:eastAsia="Times New Roman" w:hAnsi="JetBrains Mono" w:cs="JetBrains Mono"/>
-          <w:kern w:val="0"/>
-          <w:sz w:val="20"/>
-          <w:szCs w:val="20"/>
-          <w:lang w:val="en-US" w:eastAsia="ru-RU"/>
-          <w14:ligatures w14:val="none"/>
-        </w:rPr>
-        <w:t xml:space="preserve">    </w:t>
-      </w:r>
-      <w:proofErr w:type="spellStart"/>
-      <w:r>
-        <w:rPr>
-          <w:rFonts w:ascii="JetBrains Mono" w:eastAsia="Times New Roman" w:hAnsi="JetBrains Mono" w:cs="JetBrains Mono"/>
-          <w:kern w:val="0"/>
-          <w:sz w:val="20"/>
-          <w:szCs w:val="20"/>
-          <w:lang w:val="en-US" w:eastAsia="ru-RU"/>
-          <w14:ligatures w14:val="none"/>
-        </w:rPr>
-        <w:t>fn</w:t>
-      </w:r>
-      <w:proofErr w:type="spellEnd"/>
-      <w:r>
-        <w:rPr>
-          <w:rFonts w:ascii="JetBrains Mono" w:eastAsia="Times New Roman" w:hAnsi="JetBrains Mono" w:cs="JetBrains Mono"/>
-          <w:kern w:val="0"/>
-          <w:sz w:val="20"/>
-          <w:szCs w:val="20"/>
-          <w:lang w:val="en-US" w:eastAsia="ru-RU"/>
-          <w14:ligatures w14:val="none"/>
-        </w:rPr>
-        <w:t xml:space="preserve"> </w:t>
-      </w:r>
-      <w:proofErr w:type="spellStart"/>
-      <w:r>
-        <w:rPr>
-          <w:rFonts w:ascii="JetBrains Mono" w:eastAsia="Times New Roman" w:hAnsi="JetBrains Mono" w:cs="JetBrains Mono"/>
-          <w:kern w:val="0"/>
-          <w:sz w:val="20"/>
-          <w:szCs w:val="20"/>
-          <w:lang w:val="en-US" w:eastAsia="ru-RU"/>
-          <w14:ligatures w14:val="none"/>
-        </w:rPr>
-        <w:t>is_successful</w:t>
-      </w:r>
-      <w:proofErr w:type="spellEnd"/>
-      <w:r>
-        <w:rPr>
-          <w:rFonts w:ascii="JetBrains Mono" w:eastAsia="Times New Roman" w:hAnsi="JetBrains Mono" w:cs="JetBrains Mono"/>
-          <w:kern w:val="0"/>
-          <w:sz w:val="20"/>
-          <w:szCs w:val="20"/>
-          <w:lang w:val="en-US" w:eastAsia="ru-RU"/>
-          <w14:ligatures w14:val="none"/>
-        </w:rPr>
-        <w:t>(&amp;self) -&gt; bool {</w:t>
-      </w:r>
-    </w:p>
-    <w:p>
-      <w:pPr>
-        <w:spacing w:line="259" w:lineRule="auto"/>
-        <w:rPr>
-          <w:rFonts w:ascii="JetBrains Mono" w:eastAsia="Times New Roman" w:hAnsi="JetBrains Mono" w:cs="JetBrains Mono"/>
-          <w:kern w:val="0"/>
-          <w:sz w:val="20"/>
-          <w:szCs w:val="20"/>
-          <w:lang w:val="en-US" w:eastAsia="ru-RU"/>
-          <w14:ligatures w14:val="none"/>
-        </w:rPr>
-      </w:pPr>
-      <w:r>
-        <w:rPr>
-          <w:rFonts w:ascii="JetBrains Mono" w:eastAsia="Times New Roman" w:hAnsi="JetBrains Mono" w:cs="JetBrains Mono"/>
-          <w:kern w:val="0"/>
-          <w:sz w:val="20"/>
-          <w:szCs w:val="20"/>
-          <w:lang w:val="en-US" w:eastAsia="ru-RU"/>
-          <w14:ligatures w14:val="none"/>
-        </w:rPr>
-        <w:t xml:space="preserve">        </w:t>
-      </w:r>
-      <w:proofErr w:type="spellStart"/>
-      <w:r>
-        <w:rPr>
-          <w:rFonts w:ascii="JetBrains Mono" w:eastAsia="Times New Roman" w:hAnsi="JetBrains Mono" w:cs="JetBrains Mono"/>
-          <w:kern w:val="0"/>
-          <w:sz w:val="20"/>
-          <w:szCs w:val="20"/>
-          <w:lang w:val="en-US" w:eastAsia="ru-RU"/>
-          <w14:ligatures w14:val="none"/>
-        </w:rPr>
-        <w:t>self.average</w:t>
-      </w:r>
-      <w:proofErr w:type="spellEnd"/>
-      <w:r>
-        <w:rPr>
-          <w:rFonts w:ascii="JetBrains Mono" w:eastAsia="Times New Roman" w:hAnsi="JetBrains Mono" w:cs="JetBrains Mono"/>
-          <w:kern w:val="0"/>
-          <w:sz w:val="20"/>
-          <w:szCs w:val="20"/>
-          <w:lang w:val="en-US" w:eastAsia="ru-RU"/>
-          <w14:ligatures w14:val="none"/>
-        </w:rPr>
-        <w:t>() &gt;= 60.0</w:t>
-      </w:r>
-    </w:p>
-    <w:p>
-      <w:pPr>
-        <w:spacing w:line="259" w:lineRule="auto"/>
-        <w:rPr>
-          <w:rFonts w:ascii="JetBrains Mono" w:eastAsia="Times New Roman" w:hAnsi="JetBrains Mono" w:cs="JetBrains Mono"/>
-          <w:kern w:val="0"/>
-          <w:sz w:val="20"/>
-          <w:szCs w:val="20"/>
-          <w:lang w:val="en-US" w:eastAsia="ru-RU"/>
-          <w14:ligatures w14:val="none"/>
-        </w:rPr>
-      </w:pPr>
-      <w:r>
-        <w:rPr>
-          <w:rFonts w:ascii="JetBrains Mono" w:eastAsia="Times New Roman" w:hAnsi="JetBrains Mono" w:cs="JetBrains Mono"/>
-          <w:kern w:val="0"/>
-          <w:sz w:val="20"/>
-          <w:szCs w:val="20"/>
-          <w:lang w:val="en-US" w:eastAsia="ru-RU"/>
-          <w14:ligatures w14:val="none"/>
-        </w:rPr>
-        <w:t xml:space="preserve">    }</w:t>
-      </w:r>
-    </w:p>
-    <w:p>
-      <w:pPr>
-        <w:spacing w:line="259" w:lineRule="auto"/>
-        <w:rPr>
-          <w:rFonts w:ascii="JetBrains Mono" w:eastAsia="Times New Roman" w:hAnsi="JetBrains Mono" w:cs="JetBrains Mono"/>
-          <w:kern w:val="0"/>
-          <w:sz w:val="20"/>
-          <w:szCs w:val="20"/>
-          <w:lang w:val="en-US" w:eastAsia="ru-RU"/>
-          <w14:ligatures w14:val="none"/>
-        </w:rPr>
-      </w:pPr>
-      <w:r>
-        <w:rPr>
-          <w:rFonts w:ascii="JetBrains Mono" w:eastAsia="Times New Roman" w:hAnsi="JetBrains Mono" w:cs="JetBrains Mono"/>
-          <w:kern w:val="0"/>
-          <w:sz w:val="20"/>
-          <w:szCs w:val="20"/>
-          <w:lang w:val="en-US" w:eastAsia="ru-RU"/>
-          <w14:ligatures w14:val="none"/>
-        </w:rPr>
-        <w:t>}</w:t>
-      </w:r>
-    </w:p>
-    <w:p>
-      <w:pPr>
-        <w:spacing w:line="259" w:lineRule="auto"/>
-        <w:rPr>
-          <w:rFonts w:ascii="JetBrains Mono" w:eastAsia="Times New Roman" w:hAnsi="JetBrains Mono" w:cs="JetBrains Mono"/>
-          <w:kern w:val="0"/>
-          <w:sz w:val="20"/>
-          <w:szCs w:val="20"/>
-          <w:lang w:val="en-US" w:eastAsia="ru-RU"/>
-          <w14:ligatures w14:val="none"/>
-        </w:rPr>
-      </w:pPr>
-      <w:proofErr w:type="spellStart"/>
-      <w:r>
-        <w:rPr>
-          <w:rFonts w:ascii="JetBrains Mono" w:eastAsia="Times New Roman" w:hAnsi="JetBrains Mono" w:cs="JetBrains Mono"/>
-          <w:kern w:val="0"/>
-          <w:sz w:val="20"/>
-          <w:szCs w:val="20"/>
-          <w:lang w:val="en-US" w:eastAsia="ru-RU"/>
-          <w14:ligatures w14:val="none"/>
-        </w:rPr>
-        <w:t>fn</w:t>
-      </w:r>
-      <w:proofErr w:type="spellEnd"/>
-      <w:r>
-        <w:rPr>
-          <w:rFonts w:ascii="JetBrains Mono" w:eastAsia="Times New Roman" w:hAnsi="JetBrains Mono" w:cs="JetBrains Mono"/>
-          <w:kern w:val="0"/>
-          <w:sz w:val="20"/>
-          <w:szCs w:val="20"/>
-          <w:lang w:val="en-US" w:eastAsia="ru-RU"/>
-          <w14:ligatures w14:val="none"/>
-        </w:rPr>
-        <w:t xml:space="preserve"> </w:t>
-      </w:r>
-      <w:proofErr w:type="spellStart"/>
-      <w:r>
-        <w:rPr>
-          <w:rFonts w:ascii="JetBrains Mono" w:eastAsia="Times New Roman" w:hAnsi="JetBrains Mono" w:cs="JetBrains Mono"/>
-          <w:kern w:val="0"/>
-          <w:sz w:val="20"/>
-          <w:szCs w:val="20"/>
-          <w:lang w:val="en-US" w:eastAsia="ru-RU"/>
-          <w14:ligatures w14:val="none"/>
-        </w:rPr>
-        <w:t>calculate_sum</w:t>
-      </w:r>
-      <w:proofErr w:type="spellEnd"/>
-      <w:r>
-        <w:rPr>
-          <w:rFonts w:ascii="JetBrains Mono" w:eastAsia="Times New Roman" w:hAnsi="JetBrains Mono" w:cs="JetBrains Mono"/>
-          <w:kern w:val="0"/>
-          <w:sz w:val="20"/>
-          <w:szCs w:val="20"/>
-          <w:lang w:val="en-US" w:eastAsia="ru-RU"/>
-          <w14:ligatures w14:val="none"/>
-        </w:rPr>
-        <w:t>(numbers: &amp;[i32]) -&gt; i32 {</w:t>
-      </w:r>
-    </w:p>
-    <w:p>
-      <w:pPr>
-        <w:spacing w:line="259" w:lineRule="auto"/>
-        <w:rPr>
-          <w:rFonts w:ascii="JetBrains Mono" w:eastAsia="Times New Roman" w:hAnsi="JetBrains Mono" w:cs="JetBrains Mono"/>
-          <w:kern w:val="0"/>
-          <w:sz w:val="20"/>
-          <w:szCs w:val="20"/>
-          <w:lang w:val="en-US" w:eastAsia="ru-RU"/>
-          <w14:ligatures w14:val="none"/>
-        </w:rPr>
-      </w:pPr>
-      <w:r>
-        <w:rPr>
-          <w:rFonts w:ascii="JetBrains Mono" w:eastAsia="Times New Roman" w:hAnsi="JetBrains Mono" w:cs="JetBrains Mono"/>
-          <w:kern w:val="0"/>
-          <w:sz w:val="20"/>
-          <w:szCs w:val="20"/>
-          <w:lang w:val="en-US" w:eastAsia="ru-RU"/>
-          <w14:ligatures w14:val="none"/>
-        </w:rPr>
-        <w:t xml:space="preserve">    let mut sum = 0;</w:t>
-      </w:r>
-    </w:p>
-    <w:p>
-      <w:pPr>
-        <w:spacing w:line="259" w:lineRule="auto"/>
-        <w:rPr>
-          <w:rFonts w:ascii="JetBrains Mono" w:eastAsia="Times New Roman" w:hAnsi="JetBrains Mono" w:cs="JetBrains Mono"/>
-          <w:kern w:val="0"/>
-          <w:sz w:val="20"/>
-          <w:szCs w:val="20"/>
-          <w:lang w:val="en-US" w:eastAsia="ru-RU"/>
-          <w14:ligatures w14:val="none"/>
-        </w:rPr>
-      </w:pPr>
-      <w:r>
-        <w:rPr>
-          <w:rFonts w:ascii="JetBrains Mono" w:eastAsia="Times New Roman" w:hAnsi="JetBrains Mono" w:cs="JetBrains Mono"/>
-          <w:kern w:val="0"/>
-          <w:sz w:val="20"/>
-          <w:szCs w:val="20"/>
-          <w:lang w:val="en-US" w:eastAsia="ru-RU"/>
-          <w14:ligatures w14:val="none"/>
-        </w:rPr>
-        <w:t xml:space="preserve">    for number in numbers {</w:t>
-      </w:r>
-    </w:p>
-    <w:p>
-      <w:pPr>
-        <w:spacing w:line="259" w:lineRule="auto"/>
-        <w:rPr>
-          <w:rFonts w:ascii="JetBrains Mono" w:eastAsia="Times New Roman" w:hAnsi="JetBrains Mono" w:cs="JetBrains Mono"/>
-          <w:kern w:val="0"/>
-          <w:sz w:val="20"/>
-          <w:szCs w:val="20"/>
-          <w:lang w:val="en-US" w:eastAsia="ru-RU"/>
-          <w14:ligatures w14:val="none"/>
-        </w:rPr>
-      </w:pPr>
-      <w:r>
-        <w:rPr>
-          <w:rFonts w:ascii="JetBrains Mono" w:eastAsia="Times New Roman" w:hAnsi="JetBrains Mono" w:cs="JetBrains Mono"/>
-          <w:kern w:val="0"/>
-          <w:sz w:val="20"/>
-          <w:szCs w:val="20"/>
-          <w:lang w:val="en-US" w:eastAsia="ru-RU"/>
-          <w14:ligatures w14:val="none"/>
-        </w:rPr>
-        <w:t xml:space="preserve">        if *number &gt; MIN_VALUE {</w:t>
-      </w:r>
-    </w:p>
-    <w:p>
-      <w:pPr>
-        <w:spacing w:line="259" w:lineRule="auto"/>
-        <w:rPr>
-          <w:rFonts w:ascii="JetBrains Mono" w:eastAsia="Times New Roman" w:hAnsi="JetBrains Mono" w:cs="JetBrains Mono"/>
-          <w:kern w:val="0"/>
-          <w:sz w:val="20"/>
-          <w:szCs w:val="20"/>
-          <w:lang w:val="en-US" w:eastAsia="ru-RU"/>
-          <w14:ligatures w14:val="none"/>
-        </w:rPr>
-      </w:pPr>
-      <w:r>
-        <w:rPr>
-          <w:rFonts w:ascii="JetBrains Mono" w:eastAsia="Times New Roman" w:hAnsi="JetBrains Mono" w:cs="JetBrains Mono"/>
-          <w:kern w:val="0"/>
-          <w:sz w:val="20"/>
-          <w:szCs w:val="20"/>
-          <w:lang w:val="en-US" w:eastAsia="ru-RU"/>
-          <w14:ligatures w14:val="none"/>
-        </w:rPr>
-        <w:t xml:space="preserve">            sum += *number;</w:t>
-      </w:r>
-    </w:p>
-    <w:p>
-      <w:pPr>
-        <w:spacing w:line="259" w:lineRule="auto"/>
-        <w:rPr>
-          <w:rFonts w:ascii="JetBrains Mono" w:eastAsia="Times New Roman" w:hAnsi="JetBrains Mono" w:cs="JetBrains Mono"/>
-          <w:kern w:val="0"/>
-          <w:sz w:val="20"/>
-          <w:szCs w:val="20"/>
-          <w:lang w:val="en-US" w:eastAsia="ru-RU"/>
-          <w14:ligatures w14:val="none"/>
-        </w:rPr>
-      </w:pPr>
-      <w:r>
-        <w:rPr>
-          <w:rFonts w:ascii="JetBrains Mono" w:eastAsia="Times New Roman" w:hAnsi="JetBrains Mono" w:cs="JetBrains Mono"/>
-          <w:kern w:val="0"/>
-          <w:sz w:val="20"/>
-          <w:szCs w:val="20"/>
-          <w:lang w:val="en-US" w:eastAsia="ru-RU"/>
-          <w14:ligatures w14:val="none"/>
-        </w:rPr>
-        <w:t xml:space="preserve">        } else {</w:t>
-      </w:r>
-    </w:p>
-    <w:p>
-      <w:pPr>
-        <w:spacing w:line="259" w:lineRule="auto"/>
-        <w:rPr>
-          <w:rFonts w:ascii="JetBrains Mono" w:eastAsia="Times New Roman" w:hAnsi="JetBrains Mono" w:cs="JetBrains Mono"/>
-          <w:kern w:val="0"/>
-          <w:sz w:val="20"/>
-          <w:szCs w:val="20"/>
-          <w:lang w:val="en-US" w:eastAsia="ru-RU"/>
-          <w14:ligatures w14:val="none"/>
-        </w:rPr>
-      </w:pPr>
-      <w:r>
-        <w:rPr>
-          <w:rFonts w:ascii="JetBrains Mono" w:eastAsia="Times New Roman" w:hAnsi="JetBrains Mono" w:cs="JetBrains Mono"/>
-          <w:kern w:val="0"/>
-          <w:sz w:val="20"/>
-          <w:szCs w:val="20"/>
-          <w:lang w:val="en-US" w:eastAsia="ru-RU"/>
-          <w14:ligatures w14:val="none"/>
-        </w:rPr>
-        <w:t xml:space="preserve">            sum -= *number;</w:t>
-      </w:r>
-    </w:p>
-    <w:p>
-      <w:pPr>
-        <w:spacing w:line="259" w:lineRule="auto"/>
-        <w:rPr>
-          <w:rFonts w:ascii="JetBrains Mono" w:eastAsia="Times New Roman" w:hAnsi="JetBrains Mono" w:cs="JetBrains Mono"/>
-          <w:kern w:val="0"/>
-          <w:sz w:val="20"/>
-          <w:szCs w:val="20"/>
-          <w:lang w:val="en-US" w:eastAsia="ru-RU"/>
-          <w14:ligatures w14:val="none"/>
-        </w:rPr>
-      </w:pPr>
-      <w:r>
-        <w:rPr>
-          <w:rFonts w:ascii="JetBrains Mono" w:eastAsia="Times New Roman" w:hAnsi="JetBrains Mono" w:cs="JetBrains Mono"/>
-          <w:kern w:val="0"/>
-          <w:sz w:val="20"/>
-          <w:szCs w:val="20"/>
-          <w:lang w:val="en-US" w:eastAsia="ru-RU"/>
-          <w14:ligatures w14:val="none"/>
-        </w:rPr>
-        <w:t xml:space="preserve">        }</w:t>
-      </w:r>
-    </w:p>
-    <w:p>
-      <w:pPr>
-        <w:spacing w:line="259" w:lineRule="auto"/>
-        <w:rPr>
-          <w:rFonts w:ascii="JetBrains Mono" w:eastAsia="Times New Roman" w:hAnsi="JetBrains Mono" w:cs="JetBrains Mono"/>
-          <w:kern w:val="0"/>
-          <w:sz w:val="20"/>
-          <w:szCs w:val="20"/>
-          <w:lang w:val="en-US" w:eastAsia="ru-RU"/>
-          <w14:ligatures w14:val="none"/>
-        </w:rPr>
-      </w:pPr>
-      <w:r>
-        <w:rPr>
-          <w:rFonts w:ascii="JetBrains Mono" w:eastAsia="Times New Roman" w:hAnsi="JetBrains Mono" w:cs="JetBrains Mono"/>
-          <w:kern w:val="0"/>
-          <w:sz w:val="20"/>
-          <w:szCs w:val="20"/>
-          <w:lang w:val="en-US" w:eastAsia="ru-RU"/>
-          <w14:ligatures w14:val="none"/>
-        </w:rPr>
-        <w:t xml:space="preserve">    }</w:t>
-      </w:r>
-    </w:p>
-    <w:p>
-      <w:pPr>
-        <w:spacing w:line="259" w:lineRule="auto"/>
-        <w:rPr>
-          <w:rFonts w:ascii="JetBrains Mono" w:eastAsia="Times New Roman" w:hAnsi="JetBrains Mono" w:cs="JetBrains Mono"/>
-          <w:kern w:val="0"/>
-          <w:sz w:val="20"/>
-          <w:szCs w:val="20"/>
-          <w:lang w:val="en-US" w:eastAsia="ru-RU"/>
-          <w14:ligatures w14:val="none"/>
-        </w:rPr>
-      </w:pPr>
-      <w:r>
-        <w:rPr>
-          <w:rFonts w:ascii="JetBrains Mono" w:eastAsia="Times New Roman" w:hAnsi="JetBrains Mono" w:cs="JetBrains Mono"/>
-          <w:kern w:val="0"/>
-          <w:sz w:val="20"/>
-          <w:szCs w:val="20"/>
-          <w:lang w:val="en-US" w:eastAsia="ru-RU"/>
-          <w14:ligatures w14:val="none"/>
-        </w:rPr>
-        <w:t xml:space="preserve">    sum</w:t>
-      </w:r>
-    </w:p>
-    <w:p>
-      <w:pPr>
-        <w:spacing w:line="259" w:lineRule="auto"/>
-        <w:rPr>
-          <w:rFonts w:ascii="JetBrains Mono" w:eastAsia="Times New Roman" w:hAnsi="JetBrains Mono" w:cs="JetBrains Mono"/>
-          <w:kern w:val="0"/>
-          <w:sz w:val="20"/>
-          <w:szCs w:val="20"/>
-          <w:lang w:val="en-US" w:eastAsia="ru-RU"/>
-          <w14:ligatures w14:val="none"/>
-        </w:rPr>
-      </w:pPr>
-      <w:r>
-        <w:rPr>
-          <w:rFonts w:ascii="JetBrains Mono" w:eastAsia="Times New Roman" w:hAnsi="JetBrains Mono" w:cs="JetBrains Mono"/>
-          <w:kern w:val="0"/>
-          <w:sz w:val="20"/>
-          <w:szCs w:val="20"/>
-          <w:lang w:val="en-US" w:eastAsia="ru-RU"/>
-          <w14:ligatures w14:val="none"/>
-        </w:rPr>
-        <w:t>}</w:t>
-      </w:r>
-    </w:p>
-    <w:p>
-      <w:pPr>
-        <w:spacing w:line="259" w:lineRule="auto"/>
-        <w:rPr>
-          <w:rFonts w:ascii="JetBrains Mono" w:eastAsia="Times New Roman" w:hAnsi="JetBrains Mono" w:cs="JetBrains Mono"/>
-          <w:kern w:val="0"/>
-          <w:sz w:val="20"/>
-          <w:szCs w:val="20"/>
-          <w:lang w:val="en-US" w:eastAsia="ru-RU"/>
-          <w14:ligatures w14:val="none"/>
-        </w:rPr>
-      </w:pPr>
-      <w:proofErr w:type="spellStart"/>
-      <w:r>
-        <w:rPr>
-          <w:rFonts w:ascii="JetBrains Mono" w:eastAsia="Times New Roman" w:hAnsi="JetBrains Mono" w:cs="JetBrains Mono"/>
-          <w:kern w:val="0"/>
-          <w:sz w:val="20"/>
-          <w:szCs w:val="20"/>
-          <w:lang w:val="en-US" w:eastAsia="ru-RU"/>
-          <w14:ligatures w14:val="none"/>
-        </w:rPr>
-        <w:t>fn</w:t>
-      </w:r>
-      <w:proofErr w:type="spellEnd"/>
-      <w:r>
-        <w:rPr>
-          <w:rFonts w:ascii="JetBrains Mono" w:eastAsia="Times New Roman" w:hAnsi="JetBrains Mono" w:cs="JetBrains Mono"/>
-          <w:kern w:val="0"/>
-          <w:sz w:val="20"/>
-          <w:szCs w:val="20"/>
-          <w:lang w:val="en-US" w:eastAsia="ru-RU"/>
-          <w14:ligatures w14:val="none"/>
-        </w:rPr>
-        <w:t xml:space="preserve"> </w:t>
-      </w:r>
-      <w:proofErr w:type="spellStart"/>
-      <w:r>
-        <w:rPr>
-          <w:rFonts w:ascii="JetBrains Mono" w:eastAsia="Times New Roman" w:hAnsi="JetBrains Mono" w:cs="JetBrains Mono"/>
-          <w:kern w:val="0"/>
-          <w:sz w:val="20"/>
-          <w:szCs w:val="20"/>
-          <w:lang w:val="en-US" w:eastAsia="ru-RU"/>
-          <w14:ligatures w14:val="none"/>
-        </w:rPr>
-        <w:t>find_max</w:t>
-      </w:r>
-      <w:proofErr w:type="spellEnd"/>
-      <w:r>
-        <w:rPr>
-          <w:rFonts w:ascii="JetBrains Mono" w:eastAsia="Times New Roman" w:hAnsi="JetBrains Mono" w:cs="JetBrains Mono"/>
-          <w:kern w:val="0"/>
-          <w:sz w:val="20"/>
-          <w:szCs w:val="20"/>
-          <w:lang w:val="en-US" w:eastAsia="ru-RU"/>
-          <w14:ligatures w14:val="none"/>
-        </w:rPr>
-        <w:t>(numbers: &amp;[i32]) -&gt; i32 {</w:t>
-      </w:r>
-    </w:p>
-    <w:p>
-      <w:pPr>
-        <w:spacing w:line="259" w:lineRule="auto"/>
-        <w:rPr>
-          <w:rFonts w:ascii="JetBrains Mono" w:eastAsia="Times New Roman" w:hAnsi="JetBrains Mono" w:cs="JetBrains Mono"/>
-          <w:kern w:val="0"/>
-          <w:sz w:val="20"/>
-          <w:szCs w:val="20"/>
-          <w:lang w:val="en-US" w:eastAsia="ru-RU"/>
-          <w14:ligatures w14:val="none"/>
-        </w:rPr>
-      </w:pPr>
-      <w:r>
-        <w:rPr>
-          <w:rFonts w:ascii="JetBrains Mono" w:eastAsia="Times New Roman" w:hAnsi="JetBrains Mono" w:cs="JetBrains Mono"/>
-          <w:kern w:val="0"/>
-          <w:sz w:val="20"/>
-          <w:szCs w:val="20"/>
-          <w:lang w:val="en-US" w:eastAsia="ru-RU"/>
-          <w14:ligatures w14:val="none"/>
-        </w:rPr>
-        <w:t xml:space="preserve">    let mut maximum = MIN_VALUE;</w:t>
-      </w:r>
-    </w:p>
-    <w:p>
-      <w:pPr>
-        <w:spacing w:line="259" w:lineRule="auto"/>
-        <w:rPr>
-          <w:rFonts w:ascii="JetBrains Mono" w:eastAsia="Times New Roman" w:hAnsi="JetBrains Mono" w:cs="JetBrains Mono"/>
-          <w:kern w:val="0"/>
-          <w:sz w:val="20"/>
-          <w:szCs w:val="20"/>
-          <w:lang w:val="en-US" w:eastAsia="ru-RU"/>
-          <w14:ligatures w14:val="none"/>
-        </w:rPr>
-      </w:pPr>
-      <w:r>
-        <w:rPr>
-          <w:rFonts w:ascii="JetBrains Mono" w:eastAsia="Times New Roman" w:hAnsi="JetBrains Mono" w:cs="JetBrains Mono"/>
-          <w:kern w:val="0"/>
-          <w:sz w:val="20"/>
-          <w:szCs w:val="20"/>
-          <w:lang w:val="en-US" w:eastAsia="ru-RU"/>
-          <w14:ligatures w14:val="none"/>
-        </w:rPr>
-        <w:t xml:space="preserve">    for number in numbers {</w:t>
-      </w:r>
-    </w:p>
-    <w:p>
-      <w:pPr>
-        <w:spacing w:line="259" w:lineRule="auto"/>
-        <w:rPr>
-          <w:rFonts w:ascii="JetBrains Mono" w:eastAsia="Times New Roman" w:hAnsi="JetBrains Mono" w:cs="JetBrains Mono"/>
-          <w:kern w:val="0"/>
-          <w:sz w:val="20"/>
-          <w:szCs w:val="20"/>
-          <w:lang w:val="en-US" w:eastAsia="ru-RU"/>
-          <w14:ligatures w14:val="none"/>
-        </w:rPr>
-      </w:pPr>
-      <w:r>
-        <w:rPr>
-          <w:rFonts w:ascii="JetBrains Mono" w:eastAsia="Times New Roman" w:hAnsi="JetBrains Mono" w:cs="JetBrains Mono"/>
-          <w:kern w:val="0"/>
-          <w:sz w:val="20"/>
-          <w:szCs w:val="20"/>
-          <w:lang w:val="en-US" w:eastAsia="ru-RU"/>
-          <w14:ligatures w14:val="none"/>
-        </w:rPr>
-        <w:t xml:space="preserve">        if *number &gt; maximum {</w:t>
-      </w:r>
-    </w:p>
-    <w:p>
-      <w:pPr>
-        <w:spacing w:line="259" w:lineRule="auto"/>
-        <w:rPr>
-          <w:rFonts w:ascii="JetBrains Mono" w:eastAsia="Times New Roman" w:hAnsi="JetBrains Mono" w:cs="JetBrains Mono"/>
-          <w:kern w:val="0"/>
-          <w:sz w:val="20"/>
-          <w:szCs w:val="20"/>
-          <w:lang w:val="en-US" w:eastAsia="ru-RU"/>
-          <w14:ligatures w14:val="none"/>
-        </w:rPr>
-      </w:pPr>
-      <w:r>
-        <w:rPr>
-          <w:rFonts w:ascii="JetBrains Mono" w:eastAsia="Times New Roman" w:hAnsi="JetBrains Mono" w:cs="JetBrains Mono"/>
-          <w:kern w:val="0"/>
-          <w:sz w:val="20"/>
-          <w:szCs w:val="20"/>
-          <w:lang w:val="en-US" w:eastAsia="ru-RU"/>
-          <w14:ligatures w14:val="none"/>
-        </w:rPr>
-        <w:t xml:space="preserve">            maximum = *number;</w:t>
-      </w:r>
-    </w:p>
-    <w:p>
-      <w:pPr>
-        <w:spacing w:line="259" w:lineRule="auto"/>
-        <w:rPr>
-          <w:rFonts w:ascii="JetBrains Mono" w:eastAsia="Times New Roman" w:hAnsi="JetBrains Mono" w:cs="JetBrains Mono"/>
-          <w:kern w:val="0"/>
-          <w:sz w:val="20"/>
-          <w:szCs w:val="20"/>
-          <w:lang w:val="en-US" w:eastAsia="ru-RU"/>
-          <w14:ligatures w14:val="none"/>
-        </w:rPr>
-      </w:pPr>
-      <w:r>
-        <w:rPr>
-          <w:rFonts w:ascii="JetBrains Mono" w:eastAsia="Times New Roman" w:hAnsi="JetBrains Mono" w:cs="JetBrains Mono"/>
-          <w:kern w:val="0"/>
-          <w:sz w:val="20"/>
-          <w:szCs w:val="20"/>
-          <w:lang w:val="en-US" w:eastAsia="ru-RU"/>
-          <w14:ligatures w14:val="none"/>
-        </w:rPr>
-        <w:t xml:space="preserve">        }</w:t>
-      </w:r>
-    </w:p>
-    <w:p>
-      <w:pPr>
-        <w:spacing w:line="259" w:lineRule="auto"/>
-        <w:rPr>
-          <w:rFonts w:ascii="JetBrains Mono" w:eastAsia="Times New Roman" w:hAnsi="JetBrains Mono" w:cs="JetBrains Mono"/>
-          <w:kern w:val="0"/>
-          <w:sz w:val="20"/>
-          <w:szCs w:val="20"/>
-          <w:lang w:val="en-US" w:eastAsia="ru-RU"/>
-          <w14:ligatures w14:val="none"/>
-        </w:rPr>
-      </w:pPr>
-      <w:r>
-        <w:rPr>
-          <w:rFonts w:ascii="JetBrains Mono" w:eastAsia="Times New Roman" w:hAnsi="JetBrains Mono" w:cs="JetBrains Mono"/>
-          <w:kern w:val="0"/>
-          <w:sz w:val="20"/>
-          <w:szCs w:val="20"/>
-          <w:lang w:val="en-US" w:eastAsia="ru-RU"/>
-          <w14:ligatures w14:val="none"/>
-        </w:rPr>
-        <w:t xml:space="preserve">    }</w:t>
-      </w:r>
-    </w:p>
-    <w:p>
-      <w:pPr>
-        <w:spacing w:line="259" w:lineRule="auto"/>
-        <w:rPr>
-          <w:rFonts w:ascii="JetBrains Mono" w:eastAsia="Times New Roman" w:hAnsi="JetBrains Mono" w:cs="JetBrains Mono"/>
-          <w:kern w:val="0"/>
-          <w:sz w:val="20"/>
-          <w:szCs w:val="20"/>
-          <w:lang w:val="en-US" w:eastAsia="ru-RU"/>
-          <w14:ligatures w14:val="none"/>
-        </w:rPr>
-      </w:pPr>
-      <w:r>
-        <w:rPr>
-          <w:rFonts w:ascii="JetBrains Mono" w:eastAsia="Times New Roman" w:hAnsi="JetBrains Mono" w:cs="JetBrains Mono"/>
-          <w:kern w:val="0"/>
-          <w:sz w:val="20"/>
-          <w:szCs w:val="20"/>
-          <w:lang w:val="en-US" w:eastAsia="ru-RU"/>
-          <w14:ligatures w14:val="none"/>
-        </w:rPr>
-        <w:t xml:space="preserve">    maximum</w:t>
-      </w:r>
-    </w:p>
-    <w:p>
-      <w:pPr>
-        <w:spacing w:line="259" w:lineRule="auto"/>
-        <w:rPr>
-          <w:rFonts w:ascii="JetBrains Mono" w:eastAsia="Times New Roman" w:hAnsi="JetBrains Mono" w:cs="JetBrains Mono"/>
-          <w:kern w:val="0"/>
-          <w:sz w:val="20"/>
-          <w:szCs w:val="20"/>
-          <w:lang w:val="en-US" w:eastAsia="ru-RU"/>
-          <w14:ligatures w14:val="none"/>
-        </w:rPr>
-      </w:pPr>
-      <w:r>
-        <w:rPr>
-          <w:rFonts w:ascii="JetBrains Mono" w:eastAsia="Times New Roman" w:hAnsi="JetBrains Mono" w:cs="JetBrains Mono"/>
-          <w:kern w:val="0"/>
-          <w:sz w:val="20"/>
-          <w:szCs w:val="20"/>
-          <w:lang w:val="en-US" w:eastAsia="ru-RU"/>
-          <w14:ligatures w14:val="none"/>
-        </w:rPr>
-        <w:t>}</w:t>
       </w:r>
     </w:p>
     <w:p>
@@ -2371,6 +1432,17 @@
           <w14:ligatures w14:val="none"/>
         </w:rPr>
       </w:pPr>
+      <w:r>
+        <w:rPr>
+          <w:rFonts w:ascii="JetBrains Mono" w:eastAsia="Times New Roman" w:hAnsi="JetBrains Mono" w:cs="JetBrains Mono"/>
+          <w:kern w:val="0"/>
+          <w:sz w:val="20"/>
+          <w:szCs w:val="20"/>
+          <w:lang w:val="en-US" w:eastAsia="ru-RU"/>
+          <w14:ligatures w14:val="none"/>
+        </w:rPr>
+        <w:t xml:space="preserve">        for grade in &amp;</w:t>
+      </w:r>
       <w:proofErr w:type="spellStart"/>
       <w:r>
         <w:rPr>
@@ -2381,7 +1453,7 @@
           <w:lang w:val="en-US" w:eastAsia="ru-RU"/>
           <w14:ligatures w14:val="none"/>
         </w:rPr>
-        <w:t>fn</w:t>
+        <w:t>self.grades</w:t>
       </w:r>
       <w:proofErr w:type="spellEnd"/>
       <w:r>
@@ -2393,31 +1465,7 @@
           <w:lang w:val="en-US" w:eastAsia="ru-RU"/>
           <w14:ligatures w14:val="none"/>
         </w:rPr>
-        <w:t xml:space="preserve"> </w:t>
-      </w:r>
-      <w:proofErr w:type="spellStart"/>
-      <w:r>
-        <w:rPr>
-          <w:rFonts w:ascii="JetBrains Mono" w:eastAsia="Times New Roman" w:hAnsi="JetBrains Mono" w:cs="JetBrains Mono"/>
-          <w:kern w:val="0"/>
-          <w:sz w:val="20"/>
-          <w:szCs w:val="20"/>
-          <w:lang w:val="en-US" w:eastAsia="ru-RU"/>
-          <w14:ligatures w14:val="none"/>
-        </w:rPr>
-        <w:t>classify_number</w:t>
-      </w:r>
-      <w:proofErr w:type="spellEnd"/>
-      <w:r>
-        <w:rPr>
-          <w:rFonts w:ascii="JetBrains Mono" w:eastAsia="Times New Roman" w:hAnsi="JetBrains Mono" w:cs="JetBrains Mono"/>
-          <w:kern w:val="0"/>
-          <w:sz w:val="20"/>
-          <w:szCs w:val="20"/>
-          <w:lang w:val="en-US" w:eastAsia="ru-RU"/>
-          <w14:ligatures w14:val="none"/>
-        </w:rPr>
-        <w:t>(number: i32) -&gt; &amp;'static str {</w:t>
+        <w:t xml:space="preserve"> {</w:t>
       </w:r>
     </w:p>
     <w:p>
@@ -2441,7 +1489,7 @@
           <w:lang w:val="en-US" w:eastAsia="ru-RU"/>
           <w14:ligatures w14:val="none"/>
         </w:rPr>
-        <w:t xml:space="preserve">    match number {</w:t>
+        <w:t xml:space="preserve">            if *grade &gt; maximum {</w:t>
       </w:r>
     </w:p>
     <w:p>
@@ -2465,7 +1513,7 @@
           <w:lang w:val="en-US" w:eastAsia="ru-RU"/>
           <w14:ligatures w14:val="none"/>
         </w:rPr>
-        <w:t xml:space="preserve">        MIN_VALUE =&gt; "zero",</w:t>
+        <w:t xml:space="preserve">                maximum = *grade;</w:t>
       </w:r>
     </w:p>
     <w:p>
@@ -2489,7 +1537,7 @@
           <w:lang w:val="en-US" w:eastAsia="ru-RU"/>
           <w14:ligatures w14:val="none"/>
         </w:rPr>
-        <w:t xml:space="preserve">        1..=49 =&gt; "small",</w:t>
+        <w:t xml:space="preserve">            }</w:t>
       </w:r>
     </w:p>
     <w:p>
@@ -2513,933 +1561,7 @@
           <w:lang w:val="en-US" w:eastAsia="ru-RU"/>
           <w14:ligatures w14:val="none"/>
         </w:rPr>
-        <w:t xml:space="preserve">        50..=MAX_VALUE =&gt; "medium",</w:t>
-      </w:r>
-    </w:p>
-    <w:p>
-      <w:pPr>
-        <w:spacing w:line="259" w:lineRule="auto"/>
-        <w:rPr>
-          <w:rFonts w:ascii="JetBrains Mono" w:eastAsia="Times New Roman" w:hAnsi="JetBrains Mono" w:cs="JetBrains Mono"/>
-          <w:kern w:val="0"/>
-          <w:sz w:val="20"/>
-          <w:szCs w:val="20"/>
-          <w:lang w:val="en-US" w:eastAsia="ru-RU"/>
-          <w14:ligatures w14:val="none"/>
-        </w:rPr>
-      </w:pPr>
-      <w:r>
-        <w:rPr>
-          <w:rFonts w:ascii="JetBrains Mono" w:eastAsia="Times New Roman" w:hAnsi="JetBrains Mono" w:cs="JetBrains Mono"/>
-          <w:kern w:val="0"/>
-          <w:sz w:val="20"/>
-          <w:szCs w:val="20"/>
-          <w:lang w:val="en-US" w:eastAsia="ru-RU"/>
-          <w14:ligatures w14:val="none"/>
-        </w:rPr>
-        <w:t xml:space="preserve">        _ =&gt; "large",</w:t>
-      </w:r>
-    </w:p>
-    <w:p>
-      <w:pPr>
-        <w:spacing w:line="259" w:lineRule="auto"/>
-        <w:rPr>
-          <w:rFonts w:ascii="JetBrains Mono" w:eastAsia="Times New Roman" w:hAnsi="JetBrains Mono" w:cs="JetBrains Mono"/>
-          <w:kern w:val="0"/>
-          <w:sz w:val="20"/>
-          <w:szCs w:val="20"/>
-          <w:lang w:val="en-US" w:eastAsia="ru-RU"/>
-          <w14:ligatures w14:val="none"/>
-        </w:rPr>
-      </w:pPr>
-      <w:r>
-        <w:rPr>
-          <w:rFonts w:ascii="JetBrains Mono" w:eastAsia="Times New Roman" w:hAnsi="JetBrains Mono" w:cs="JetBrains Mono"/>
-          <w:kern w:val="0"/>
-          <w:sz w:val="20"/>
-          <w:szCs w:val="20"/>
-          <w:lang w:val="en-US" w:eastAsia="ru-RU"/>
-          <w14:ligatures w14:val="none"/>
-        </w:rPr>
-        <w:t xml:space="preserve">    }</w:t>
-      </w:r>
-    </w:p>
-    <w:p>
-      <w:pPr>
-        <w:spacing w:line="259" w:lineRule="auto"/>
-        <w:rPr>
-          <w:rFonts w:ascii="JetBrains Mono" w:eastAsia="Times New Roman" w:hAnsi="JetBrains Mono" w:cs="JetBrains Mono"/>
-          <w:kern w:val="0"/>
-          <w:sz w:val="20"/>
-          <w:szCs w:val="20"/>
-          <w:lang w:val="en-US" w:eastAsia="ru-RU"/>
-          <w14:ligatures w14:val="none"/>
-        </w:rPr>
-      </w:pPr>
-      <w:r>
-        <w:rPr>
-          <w:rFonts w:ascii="JetBrains Mono" w:eastAsia="Times New Roman" w:hAnsi="JetBrains Mono" w:cs="JetBrains Mono"/>
-          <w:kern w:val="0"/>
-          <w:sz w:val="20"/>
-          <w:szCs w:val="20"/>
-          <w:lang w:val="en-US" w:eastAsia="ru-RU"/>
-          <w14:ligatures w14:val="none"/>
-        </w:rPr>
-        <w:t>}</w:t>
-      </w:r>
-    </w:p>
-    <w:p>
-      <w:pPr>
-        <w:spacing w:line="259" w:lineRule="auto"/>
-        <w:rPr>
-          <w:rFonts w:ascii="JetBrains Mono" w:eastAsia="Times New Roman" w:hAnsi="JetBrains Mono" w:cs="JetBrains Mono"/>
-          <w:kern w:val="0"/>
-          <w:sz w:val="20"/>
-          <w:szCs w:val="20"/>
-          <w:lang w:val="en-US" w:eastAsia="ru-RU"/>
-          <w14:ligatures w14:val="none"/>
-        </w:rPr>
-      </w:pPr>
-      <w:proofErr w:type="spellStart"/>
-      <w:r>
-        <w:rPr>
-          <w:rFonts w:ascii="JetBrains Mono" w:eastAsia="Times New Roman" w:hAnsi="JetBrains Mono" w:cs="JetBrains Mono"/>
-          <w:kern w:val="0"/>
-          <w:sz w:val="20"/>
-          <w:szCs w:val="20"/>
-          <w:lang w:val="en-US" w:eastAsia="ru-RU"/>
-          <w14:ligatures w14:val="none"/>
-        </w:rPr>
-        <w:lastRenderedPageBreak/>
-        <w:t>fn</w:t>
-      </w:r>
-      <w:proofErr w:type="spellEnd"/>
-      <w:r>
-        <w:rPr>
-          <w:rFonts w:ascii="JetBrains Mono" w:eastAsia="Times New Roman" w:hAnsi="JetBrains Mono" w:cs="JetBrains Mono"/>
-          <w:kern w:val="0"/>
-          <w:sz w:val="20"/>
-          <w:szCs w:val="20"/>
-          <w:lang w:val="en-US" w:eastAsia="ru-RU"/>
-          <w14:ligatures w14:val="none"/>
-        </w:rPr>
-        <w:t xml:space="preserve"> main() {</w:t>
-      </w:r>
-    </w:p>
-    <w:p>
-      <w:pPr>
-        <w:spacing w:line="259" w:lineRule="auto"/>
-        <w:rPr>
-          <w:rFonts w:ascii="JetBrains Mono" w:eastAsia="Times New Roman" w:hAnsi="JetBrains Mono" w:cs="JetBrains Mono"/>
-          <w:kern w:val="0"/>
-          <w:sz w:val="20"/>
-          <w:szCs w:val="20"/>
-          <w:lang w:val="en-US" w:eastAsia="ru-RU"/>
-          <w14:ligatures w14:val="none"/>
-        </w:rPr>
-      </w:pPr>
-      <w:r>
-        <w:rPr>
-          <w:rFonts w:ascii="JetBrains Mono" w:eastAsia="Times New Roman" w:hAnsi="JetBrains Mono" w:cs="JetBrains Mono"/>
-          <w:kern w:val="0"/>
-          <w:sz w:val="20"/>
-          <w:szCs w:val="20"/>
-          <w:lang w:val="en-US" w:eastAsia="ru-RU"/>
-          <w14:ligatures w14:val="none"/>
-        </w:rPr>
-        <w:t xml:space="preserve">    let numbers = [10, -5, 20, 75, -3, 90];</w:t>
-      </w:r>
-    </w:p>
-    <w:p>
-      <w:pPr>
-        <w:spacing w:line="259" w:lineRule="auto"/>
-        <w:rPr>
-          <w:rFonts w:ascii="JetBrains Mono" w:eastAsia="Times New Roman" w:hAnsi="JetBrains Mono" w:cs="JetBrains Mono"/>
-          <w:kern w:val="0"/>
-          <w:sz w:val="20"/>
-          <w:szCs w:val="20"/>
-          <w:lang w:val="en-US" w:eastAsia="ru-RU"/>
-          <w14:ligatures w14:val="none"/>
-        </w:rPr>
-      </w:pPr>
-      <w:r>
-        <w:rPr>
-          <w:rFonts w:ascii="JetBrains Mono" w:eastAsia="Times New Roman" w:hAnsi="JetBrains Mono" w:cs="JetBrains Mono"/>
-          <w:kern w:val="0"/>
-          <w:sz w:val="20"/>
-          <w:szCs w:val="20"/>
-          <w:lang w:val="en-US" w:eastAsia="ru-RU"/>
-          <w14:ligatures w14:val="none"/>
-        </w:rPr>
-        <w:t xml:space="preserve">    let sum = </w:t>
-      </w:r>
-      <w:proofErr w:type="spellStart"/>
-      <w:r>
-        <w:rPr>
-          <w:rFonts w:ascii="JetBrains Mono" w:eastAsia="Times New Roman" w:hAnsi="JetBrains Mono" w:cs="JetBrains Mono"/>
-          <w:kern w:val="0"/>
-          <w:sz w:val="20"/>
-          <w:szCs w:val="20"/>
-          <w:lang w:val="en-US" w:eastAsia="ru-RU"/>
-          <w14:ligatures w14:val="none"/>
-        </w:rPr>
-        <w:t>calculate_sum</w:t>
-      </w:r>
-      <w:proofErr w:type="spellEnd"/>
-      <w:r>
-        <w:rPr>
-          <w:rFonts w:ascii="JetBrains Mono" w:eastAsia="Times New Roman" w:hAnsi="JetBrains Mono" w:cs="JetBrains Mono"/>
-          <w:kern w:val="0"/>
-          <w:sz w:val="20"/>
-          <w:szCs w:val="20"/>
-          <w:lang w:val="en-US" w:eastAsia="ru-RU"/>
-          <w14:ligatures w14:val="none"/>
-        </w:rPr>
-        <w:t>(&amp;numbers);</w:t>
-      </w:r>
-    </w:p>
-    <w:p>
-      <w:pPr>
-        <w:spacing w:line="259" w:lineRule="auto"/>
-        <w:rPr>
-          <w:rFonts w:ascii="JetBrains Mono" w:eastAsia="Times New Roman" w:hAnsi="JetBrains Mono" w:cs="JetBrains Mono"/>
-          <w:kern w:val="0"/>
-          <w:sz w:val="20"/>
-          <w:szCs w:val="20"/>
-          <w:lang w:val="en-US" w:eastAsia="ru-RU"/>
-          <w14:ligatures w14:val="none"/>
-        </w:rPr>
-      </w:pPr>
-      <w:r>
-        <w:rPr>
-          <w:rFonts w:ascii="JetBrains Mono" w:eastAsia="Times New Roman" w:hAnsi="JetBrains Mono" w:cs="JetBrains Mono"/>
-          <w:kern w:val="0"/>
-          <w:sz w:val="20"/>
-          <w:szCs w:val="20"/>
-          <w:lang w:val="en-US" w:eastAsia="ru-RU"/>
-          <w14:ligatures w14:val="none"/>
-        </w:rPr>
-        <w:t xml:space="preserve">    let maximum = </w:t>
-      </w:r>
-      <w:proofErr w:type="spellStart"/>
-      <w:r>
-        <w:rPr>
-          <w:rFonts w:ascii="JetBrains Mono" w:eastAsia="Times New Roman" w:hAnsi="JetBrains Mono" w:cs="JetBrains Mono"/>
-          <w:kern w:val="0"/>
-          <w:sz w:val="20"/>
-          <w:szCs w:val="20"/>
-          <w:lang w:val="en-US" w:eastAsia="ru-RU"/>
-          <w14:ligatures w14:val="none"/>
-        </w:rPr>
-        <w:t>find_max</w:t>
-      </w:r>
-      <w:proofErr w:type="spellEnd"/>
-      <w:r>
-        <w:rPr>
-          <w:rFonts w:ascii="JetBrains Mono" w:eastAsia="Times New Roman" w:hAnsi="JetBrains Mono" w:cs="JetBrains Mono"/>
-          <w:kern w:val="0"/>
-          <w:sz w:val="20"/>
-          <w:szCs w:val="20"/>
-          <w:lang w:val="en-US" w:eastAsia="ru-RU"/>
-          <w14:ligatures w14:val="none"/>
-        </w:rPr>
-        <w:t>(&amp;numbers);</w:t>
-      </w:r>
-    </w:p>
-    <w:p>
-      <w:pPr>
-        <w:spacing w:line="259" w:lineRule="auto"/>
-        <w:rPr>
-          <w:rFonts w:ascii="JetBrains Mono" w:eastAsia="Times New Roman" w:hAnsi="JetBrains Mono" w:cs="JetBrains Mono"/>
-          <w:kern w:val="0"/>
-          <w:sz w:val="20"/>
-          <w:szCs w:val="20"/>
-          <w:lang w:val="en-US" w:eastAsia="ru-RU"/>
-          <w14:ligatures w14:val="none"/>
-        </w:rPr>
-      </w:pPr>
-      <w:r>
-        <w:rPr>
-          <w:rFonts w:ascii="JetBrains Mono" w:eastAsia="Times New Roman" w:hAnsi="JetBrains Mono" w:cs="JetBrains Mono"/>
-          <w:kern w:val="0"/>
-          <w:sz w:val="20"/>
-          <w:szCs w:val="20"/>
-          <w:lang w:val="en-US" w:eastAsia="ru-RU"/>
-          <w14:ligatures w14:val="none"/>
-        </w:rPr>
-        <w:t xml:space="preserve">    let category = </w:t>
-      </w:r>
-      <w:proofErr w:type="spellStart"/>
-      <w:r>
-        <w:rPr>
-          <w:rFonts w:ascii="JetBrains Mono" w:eastAsia="Times New Roman" w:hAnsi="JetBrains Mono" w:cs="JetBrains Mono"/>
-          <w:kern w:val="0"/>
-          <w:sz w:val="20"/>
-          <w:szCs w:val="20"/>
-          <w:lang w:val="en-US" w:eastAsia="ru-RU"/>
-          <w14:ligatures w14:val="none"/>
-        </w:rPr>
-        <w:t>classify_number</w:t>
-      </w:r>
-      <w:proofErr w:type="spellEnd"/>
-      <w:r>
-        <w:rPr>
-          <w:rFonts w:ascii="JetBrains Mono" w:eastAsia="Times New Roman" w:hAnsi="JetBrains Mono" w:cs="JetBrains Mono"/>
-          <w:kern w:val="0"/>
-          <w:sz w:val="20"/>
-          <w:szCs w:val="20"/>
-          <w:lang w:val="en-US" w:eastAsia="ru-RU"/>
-          <w14:ligatures w14:val="none"/>
-        </w:rPr>
-        <w:t>(maximum);</w:t>
-      </w:r>
-    </w:p>
-    <w:p>
-      <w:pPr>
-        <w:spacing w:line="259" w:lineRule="auto"/>
-        <w:rPr>
-          <w:rFonts w:ascii="JetBrains Mono" w:eastAsia="Times New Roman" w:hAnsi="JetBrains Mono" w:cs="JetBrains Mono"/>
-          <w:kern w:val="0"/>
-          <w:sz w:val="20"/>
-          <w:szCs w:val="20"/>
-          <w:lang w:val="en-US" w:eastAsia="ru-RU"/>
-          <w14:ligatures w14:val="none"/>
-        </w:rPr>
-      </w:pPr>
-      <w:r>
-        <w:rPr>
-          <w:rFonts w:ascii="JetBrains Mono" w:eastAsia="Times New Roman" w:hAnsi="JetBrains Mono" w:cs="JetBrains Mono"/>
-          <w:kern w:val="0"/>
-          <w:sz w:val="20"/>
-          <w:szCs w:val="20"/>
-          <w:lang w:val="en-US" w:eastAsia="ru-RU"/>
-          <w14:ligatures w14:val="none"/>
-        </w:rPr>
-        <w:t xml:space="preserve">    let student = Student::new(</w:t>
-      </w:r>
-    </w:p>
-    <w:p>
-      <w:pPr>
-        <w:spacing w:line="259" w:lineRule="auto"/>
-        <w:rPr>
-          <w:rFonts w:ascii="JetBrains Mono" w:eastAsia="Times New Roman" w:hAnsi="JetBrains Mono" w:cs="JetBrains Mono"/>
-          <w:kern w:val="0"/>
-          <w:sz w:val="20"/>
-          <w:szCs w:val="20"/>
-          <w:lang w:val="en-US" w:eastAsia="ru-RU"/>
-          <w14:ligatures w14:val="none"/>
-        </w:rPr>
-      </w:pPr>
-      <w:r>
-        <w:rPr>
-          <w:rFonts w:ascii="JetBrains Mono" w:eastAsia="Times New Roman" w:hAnsi="JetBrains Mono" w:cs="JetBrains Mono"/>
-          <w:kern w:val="0"/>
-          <w:sz w:val="20"/>
-          <w:szCs w:val="20"/>
-          <w:lang w:val="en-US" w:eastAsia="ru-RU"/>
-          <w14:ligatures w14:val="none"/>
-        </w:rPr>
-        <w:t xml:space="preserve">        DEFAULT_NAME,</w:t>
-      </w:r>
-    </w:p>
-    <w:p>
-      <w:pPr>
-        <w:spacing w:line="259" w:lineRule="auto"/>
-        <w:rPr>
-          <w:rFonts w:ascii="JetBrains Mono" w:eastAsia="Times New Roman" w:hAnsi="JetBrains Mono" w:cs="JetBrains Mono"/>
-          <w:kern w:val="0"/>
-          <w:sz w:val="20"/>
-          <w:szCs w:val="20"/>
-          <w:lang w:val="en-US" w:eastAsia="ru-RU"/>
-          <w14:ligatures w14:val="none"/>
-        </w:rPr>
-      </w:pPr>
-      <w:r>
-        <w:rPr>
-          <w:rFonts w:ascii="JetBrains Mono" w:eastAsia="Times New Roman" w:hAnsi="JetBrains Mono" w:cs="JetBrains Mono"/>
-          <w:kern w:val="0"/>
-          <w:sz w:val="20"/>
-          <w:szCs w:val="20"/>
-          <w:lang w:val="en-US" w:eastAsia="ru-RU"/>
-          <w14:ligatures w14:val="none"/>
-        </w:rPr>
-        <w:t xml:space="preserve">        20,</w:t>
-      </w:r>
-    </w:p>
-    <w:p>
-      <w:pPr>
-        <w:spacing w:line="259" w:lineRule="auto"/>
-        <w:rPr>
-          <w:rFonts w:ascii="JetBrains Mono" w:eastAsia="Times New Roman" w:hAnsi="JetBrains Mono" w:cs="JetBrains Mono"/>
-          <w:kern w:val="0"/>
-          <w:sz w:val="20"/>
-          <w:szCs w:val="20"/>
-          <w:lang w:val="en-US" w:eastAsia="ru-RU"/>
-          <w14:ligatures w14:val="none"/>
-        </w:rPr>
-      </w:pPr>
-      <w:r>
-        <w:rPr>
-          <w:rFonts w:ascii="JetBrains Mono" w:eastAsia="Times New Roman" w:hAnsi="JetBrains Mono" w:cs="JetBrains Mono"/>
-          <w:kern w:val="0"/>
-          <w:sz w:val="20"/>
-          <w:szCs w:val="20"/>
-          <w:lang w:val="en-US" w:eastAsia="ru-RU"/>
-          <w14:ligatures w14:val="none"/>
-        </w:rPr>
-        <w:t xml:space="preserve">        </w:t>
-      </w:r>
-      <w:proofErr w:type="spellStart"/>
-      <w:r>
-        <w:rPr>
-          <w:rFonts w:ascii="JetBrains Mono" w:eastAsia="Times New Roman" w:hAnsi="JetBrains Mono" w:cs="JetBrains Mono"/>
-          <w:kern w:val="0"/>
-          <w:sz w:val="20"/>
-          <w:szCs w:val="20"/>
-          <w:lang w:val="en-US" w:eastAsia="ru-RU"/>
-          <w14:ligatures w14:val="none"/>
-        </w:rPr>
-        <w:t>vec</w:t>
-      </w:r>
-      <w:proofErr w:type="spellEnd"/>
-      <w:r>
-        <w:rPr>
-          <w:rFonts w:ascii="JetBrains Mono" w:eastAsia="Times New Roman" w:hAnsi="JetBrains Mono" w:cs="JetBrains Mono"/>
-          <w:kern w:val="0"/>
-          <w:sz w:val="20"/>
-          <w:szCs w:val="20"/>
-          <w:lang w:val="en-US" w:eastAsia="ru-RU"/>
-          <w14:ligatures w14:val="none"/>
-        </w:rPr>
-        <w:t>![75, 82, 91, 68, 55],</w:t>
-      </w:r>
-    </w:p>
-    <w:p>
-      <w:pPr>
-        <w:spacing w:line="259" w:lineRule="auto"/>
-        <w:rPr>
-          <w:rFonts w:ascii="JetBrains Mono" w:eastAsia="Times New Roman" w:hAnsi="JetBrains Mono" w:cs="JetBrains Mono"/>
-          <w:kern w:val="0"/>
-          <w:sz w:val="20"/>
-          <w:szCs w:val="20"/>
-          <w:lang w:val="en-US" w:eastAsia="ru-RU"/>
-          <w14:ligatures w14:val="none"/>
-        </w:rPr>
-      </w:pPr>
-      <w:r>
-        <w:rPr>
-          <w:rFonts w:ascii="JetBrains Mono" w:eastAsia="Times New Roman" w:hAnsi="JetBrains Mono" w:cs="JetBrains Mono"/>
-          <w:kern w:val="0"/>
-          <w:sz w:val="20"/>
-          <w:szCs w:val="20"/>
-          <w:lang w:val="en-US" w:eastAsia="ru-RU"/>
-          <w14:ligatures w14:val="none"/>
-        </w:rPr>
-        <w:t xml:space="preserve">    );</w:t>
-      </w:r>
-    </w:p>
-    <w:p>
-      <w:pPr>
-        <w:spacing w:line="259" w:lineRule="auto"/>
-        <w:rPr>
-          <w:rFonts w:ascii="JetBrains Mono" w:eastAsia="Times New Roman" w:hAnsi="JetBrains Mono" w:cs="JetBrains Mono"/>
-          <w:kern w:val="0"/>
-          <w:sz w:val="20"/>
-          <w:szCs w:val="20"/>
-          <w:lang w:val="en-US" w:eastAsia="ru-RU"/>
-          <w14:ligatures w14:val="none"/>
-        </w:rPr>
-      </w:pPr>
-      <w:r>
-        <w:rPr>
-          <w:rFonts w:ascii="JetBrains Mono" w:eastAsia="Times New Roman" w:hAnsi="JetBrains Mono" w:cs="JetBrains Mono"/>
-          <w:kern w:val="0"/>
-          <w:sz w:val="20"/>
-          <w:szCs w:val="20"/>
-          <w:lang w:val="en-US" w:eastAsia="ru-RU"/>
-          <w14:ligatures w14:val="none"/>
-        </w:rPr>
-        <w:t xml:space="preserve">    </w:t>
-      </w:r>
-      <w:proofErr w:type="spellStart"/>
-      <w:r>
-        <w:rPr>
-          <w:rFonts w:ascii="JetBrains Mono" w:eastAsia="Times New Roman" w:hAnsi="JetBrains Mono" w:cs="JetBrains Mono"/>
-          <w:kern w:val="0"/>
-          <w:sz w:val="20"/>
-          <w:szCs w:val="20"/>
-          <w:lang w:val="en-US" w:eastAsia="ru-RU"/>
-          <w14:ligatures w14:val="none"/>
-        </w:rPr>
-        <w:t>println</w:t>
-      </w:r>
-      <w:proofErr w:type="spellEnd"/>
-      <w:r>
-        <w:rPr>
-          <w:rFonts w:ascii="JetBrains Mono" w:eastAsia="Times New Roman" w:hAnsi="JetBrains Mono" w:cs="JetBrains Mono"/>
-          <w:kern w:val="0"/>
-          <w:sz w:val="20"/>
-          <w:szCs w:val="20"/>
-          <w:lang w:val="en-US" w:eastAsia="ru-RU"/>
-          <w14:ligatures w14:val="none"/>
-        </w:rPr>
-        <w:t>!("Numbers: {:?}", numbers);</w:t>
-      </w:r>
-    </w:p>
-    <w:p>
-      <w:pPr>
-        <w:spacing w:line="259" w:lineRule="auto"/>
-        <w:rPr>
-          <w:rFonts w:ascii="JetBrains Mono" w:eastAsia="Times New Roman" w:hAnsi="JetBrains Mono" w:cs="JetBrains Mono"/>
-          <w:kern w:val="0"/>
-          <w:sz w:val="20"/>
-          <w:szCs w:val="20"/>
-          <w:lang w:val="en-US" w:eastAsia="ru-RU"/>
-          <w14:ligatures w14:val="none"/>
-        </w:rPr>
-      </w:pPr>
-      <w:r>
-        <w:rPr>
-          <w:rFonts w:ascii="JetBrains Mono" w:eastAsia="Times New Roman" w:hAnsi="JetBrains Mono" w:cs="JetBrains Mono"/>
-          <w:kern w:val="0"/>
-          <w:sz w:val="20"/>
-          <w:szCs w:val="20"/>
-          <w:lang w:val="en-US" w:eastAsia="ru-RU"/>
-          <w14:ligatures w14:val="none"/>
-        </w:rPr>
-        <w:t xml:space="preserve">    </w:t>
-      </w:r>
-      <w:proofErr w:type="spellStart"/>
-      <w:r>
-        <w:rPr>
-          <w:rFonts w:ascii="JetBrains Mono" w:eastAsia="Times New Roman" w:hAnsi="JetBrains Mono" w:cs="JetBrains Mono"/>
-          <w:kern w:val="0"/>
-          <w:sz w:val="20"/>
-          <w:szCs w:val="20"/>
-          <w:lang w:val="en-US" w:eastAsia="ru-RU"/>
-          <w14:ligatures w14:val="none"/>
-        </w:rPr>
-        <w:t>println</w:t>
-      </w:r>
-      <w:proofErr w:type="spellEnd"/>
-      <w:r>
-        <w:rPr>
-          <w:rFonts w:ascii="JetBrains Mono" w:eastAsia="Times New Roman" w:hAnsi="JetBrains Mono" w:cs="JetBrains Mono"/>
-          <w:kern w:val="0"/>
-          <w:sz w:val="20"/>
-          <w:szCs w:val="20"/>
-          <w:lang w:val="en-US" w:eastAsia="ru-RU"/>
-          <w14:ligatures w14:val="none"/>
-        </w:rPr>
-        <w:t>!("Sum: {}", sum);</w:t>
-      </w:r>
-    </w:p>
-    <w:p>
-      <w:pPr>
-        <w:spacing w:line="259" w:lineRule="auto"/>
-        <w:rPr>
-          <w:rFonts w:ascii="JetBrains Mono" w:eastAsia="Times New Roman" w:hAnsi="JetBrains Mono" w:cs="JetBrains Mono"/>
-          <w:kern w:val="0"/>
-          <w:sz w:val="20"/>
-          <w:szCs w:val="20"/>
-          <w:lang w:val="en-US" w:eastAsia="ru-RU"/>
-          <w14:ligatures w14:val="none"/>
-        </w:rPr>
-      </w:pPr>
-      <w:r>
-        <w:rPr>
-          <w:rFonts w:ascii="JetBrains Mono" w:eastAsia="Times New Roman" w:hAnsi="JetBrains Mono" w:cs="JetBrains Mono"/>
-          <w:kern w:val="0"/>
-          <w:sz w:val="20"/>
-          <w:szCs w:val="20"/>
-          <w:lang w:val="en-US" w:eastAsia="ru-RU"/>
-          <w14:ligatures w14:val="none"/>
-        </w:rPr>
-        <w:t xml:space="preserve">    </w:t>
-      </w:r>
-      <w:proofErr w:type="spellStart"/>
-      <w:r>
-        <w:rPr>
-          <w:rFonts w:ascii="JetBrains Mono" w:eastAsia="Times New Roman" w:hAnsi="JetBrains Mono" w:cs="JetBrains Mono"/>
-          <w:kern w:val="0"/>
-          <w:sz w:val="20"/>
-          <w:szCs w:val="20"/>
-          <w:lang w:val="en-US" w:eastAsia="ru-RU"/>
-          <w14:ligatures w14:val="none"/>
-        </w:rPr>
-        <w:t>println</w:t>
-      </w:r>
-      <w:proofErr w:type="spellEnd"/>
-      <w:r>
-        <w:rPr>
-          <w:rFonts w:ascii="JetBrains Mono" w:eastAsia="Times New Roman" w:hAnsi="JetBrains Mono" w:cs="JetBrains Mono"/>
-          <w:kern w:val="0"/>
-          <w:sz w:val="20"/>
-          <w:szCs w:val="20"/>
-          <w:lang w:val="en-US" w:eastAsia="ru-RU"/>
-          <w14:ligatures w14:val="none"/>
-        </w:rPr>
-        <w:t>!("Maximum: {}", maximum);</w:t>
-      </w:r>
-    </w:p>
-    <w:p>
-      <w:pPr>
-        <w:spacing w:line="259" w:lineRule="auto"/>
-        <w:rPr>
-          <w:rFonts w:ascii="JetBrains Mono" w:eastAsia="Times New Roman" w:hAnsi="JetBrains Mono" w:cs="JetBrains Mono"/>
-          <w:kern w:val="0"/>
-          <w:sz w:val="20"/>
-          <w:szCs w:val="20"/>
-          <w:lang w:val="en-US" w:eastAsia="ru-RU"/>
-          <w14:ligatures w14:val="none"/>
-        </w:rPr>
-      </w:pPr>
-      <w:r>
-        <w:rPr>
-          <w:rFonts w:ascii="JetBrains Mono" w:eastAsia="Times New Roman" w:hAnsi="JetBrains Mono" w:cs="JetBrains Mono"/>
-          <w:kern w:val="0"/>
-          <w:sz w:val="20"/>
-          <w:szCs w:val="20"/>
-          <w:lang w:val="en-US" w:eastAsia="ru-RU"/>
-          <w14:ligatures w14:val="none"/>
-        </w:rPr>
-        <w:t xml:space="preserve">    </w:t>
-      </w:r>
-      <w:proofErr w:type="spellStart"/>
-      <w:r>
-        <w:rPr>
-          <w:rFonts w:ascii="JetBrains Mono" w:eastAsia="Times New Roman" w:hAnsi="JetBrains Mono" w:cs="JetBrains Mono"/>
-          <w:kern w:val="0"/>
-          <w:sz w:val="20"/>
-          <w:szCs w:val="20"/>
-          <w:lang w:val="en-US" w:eastAsia="ru-RU"/>
-          <w14:ligatures w14:val="none"/>
-        </w:rPr>
-        <w:t>println</w:t>
-      </w:r>
-      <w:proofErr w:type="spellEnd"/>
-      <w:r>
-        <w:rPr>
-          <w:rFonts w:ascii="JetBrains Mono" w:eastAsia="Times New Roman" w:hAnsi="JetBrains Mono" w:cs="JetBrains Mono"/>
-          <w:kern w:val="0"/>
-          <w:sz w:val="20"/>
-          <w:szCs w:val="20"/>
-          <w:lang w:val="en-US" w:eastAsia="ru-RU"/>
-          <w14:ligatures w14:val="none"/>
-        </w:rPr>
-        <w:t>!("Category: {}", category);</w:t>
-      </w:r>
-    </w:p>
-    <w:p>
-      <w:pPr>
-        <w:spacing w:line="259" w:lineRule="auto"/>
-        <w:rPr>
-          <w:rFonts w:ascii="JetBrains Mono" w:eastAsia="Times New Roman" w:hAnsi="JetBrains Mono" w:cs="JetBrains Mono"/>
-          <w:kern w:val="0"/>
-          <w:sz w:val="20"/>
-          <w:szCs w:val="20"/>
-          <w:lang w:val="en-US" w:eastAsia="ru-RU"/>
-          <w14:ligatures w14:val="none"/>
-        </w:rPr>
-      </w:pPr>
-      <w:r>
-        <w:rPr>
-          <w:rFonts w:ascii="JetBrains Mono" w:eastAsia="Times New Roman" w:hAnsi="JetBrains Mono" w:cs="JetBrains Mono"/>
-          <w:kern w:val="0"/>
-          <w:sz w:val="20"/>
-          <w:szCs w:val="20"/>
-          <w:lang w:val="en-US" w:eastAsia="ru-RU"/>
-          <w14:ligatures w14:val="none"/>
-        </w:rPr>
-        <w:t xml:space="preserve">    </w:t>
-      </w:r>
-      <w:proofErr w:type="spellStart"/>
-      <w:r>
-        <w:rPr>
-          <w:rFonts w:ascii="JetBrains Mono" w:eastAsia="Times New Roman" w:hAnsi="JetBrains Mono" w:cs="JetBrains Mono"/>
-          <w:kern w:val="0"/>
-          <w:sz w:val="20"/>
-          <w:szCs w:val="20"/>
-          <w:lang w:val="en-US" w:eastAsia="ru-RU"/>
-          <w14:ligatures w14:val="none"/>
-        </w:rPr>
-        <w:t>println</w:t>
-      </w:r>
-      <w:proofErr w:type="spellEnd"/>
-      <w:r>
-        <w:rPr>
-          <w:rFonts w:ascii="JetBrains Mono" w:eastAsia="Times New Roman" w:hAnsi="JetBrains Mono" w:cs="JetBrains Mono"/>
-          <w:kern w:val="0"/>
-          <w:sz w:val="20"/>
-          <w:szCs w:val="20"/>
-          <w:lang w:val="en-US" w:eastAsia="ru-RU"/>
-          <w14:ligatures w14:val="none"/>
-        </w:rPr>
-        <w:t>!("Student: {:?}", student);</w:t>
-      </w:r>
-    </w:p>
-    <w:p>
-      <w:pPr>
-        <w:spacing w:line="259" w:lineRule="auto"/>
-        <w:rPr>
-          <w:rFonts w:ascii="JetBrains Mono" w:eastAsia="Times New Roman" w:hAnsi="JetBrains Mono" w:cs="JetBrains Mono"/>
-          <w:kern w:val="0"/>
-          <w:sz w:val="20"/>
-          <w:szCs w:val="20"/>
-          <w:lang w:val="en-US" w:eastAsia="ru-RU"/>
-          <w14:ligatures w14:val="none"/>
-        </w:rPr>
-      </w:pPr>
-      <w:r>
-        <w:rPr>
-          <w:rFonts w:ascii="JetBrains Mono" w:eastAsia="Times New Roman" w:hAnsi="JetBrains Mono" w:cs="JetBrains Mono"/>
-          <w:kern w:val="0"/>
-          <w:sz w:val="20"/>
-          <w:szCs w:val="20"/>
-          <w:lang w:val="en-US" w:eastAsia="ru-RU"/>
-          <w14:ligatures w14:val="none"/>
-        </w:rPr>
-        <w:t xml:space="preserve">    </w:t>
-      </w:r>
-      <w:proofErr w:type="spellStart"/>
-      <w:r>
-        <w:rPr>
-          <w:rFonts w:ascii="JetBrains Mono" w:eastAsia="Times New Roman" w:hAnsi="JetBrains Mono" w:cs="JetBrains Mono"/>
-          <w:kern w:val="0"/>
-          <w:sz w:val="20"/>
-          <w:szCs w:val="20"/>
-          <w:lang w:val="en-US" w:eastAsia="ru-RU"/>
-          <w14:ligatures w14:val="none"/>
-        </w:rPr>
-        <w:t>println</w:t>
-      </w:r>
-      <w:proofErr w:type="spellEnd"/>
-      <w:r>
-        <w:rPr>
-          <w:rFonts w:ascii="JetBrains Mono" w:eastAsia="Times New Roman" w:hAnsi="JetBrains Mono" w:cs="JetBrains Mono"/>
-          <w:kern w:val="0"/>
-          <w:sz w:val="20"/>
-          <w:szCs w:val="20"/>
-          <w:lang w:val="en-US" w:eastAsia="ru-RU"/>
-          <w14:ligatures w14:val="none"/>
-        </w:rPr>
-        <w:t>!("Name: {}", student.name);</w:t>
-      </w:r>
-    </w:p>
-    <w:p>
-      <w:pPr>
-        <w:spacing w:line="259" w:lineRule="auto"/>
-        <w:rPr>
-          <w:rFonts w:ascii="JetBrains Mono" w:eastAsia="Times New Roman" w:hAnsi="JetBrains Mono" w:cs="JetBrains Mono"/>
-          <w:kern w:val="0"/>
-          <w:sz w:val="20"/>
-          <w:szCs w:val="20"/>
-          <w:lang w:val="en-US" w:eastAsia="ru-RU"/>
-          <w14:ligatures w14:val="none"/>
-        </w:rPr>
-      </w:pPr>
-      <w:r>
-        <w:rPr>
-          <w:rFonts w:ascii="JetBrains Mono" w:eastAsia="Times New Roman" w:hAnsi="JetBrains Mono" w:cs="JetBrains Mono"/>
-          <w:kern w:val="0"/>
-          <w:sz w:val="20"/>
-          <w:szCs w:val="20"/>
-          <w:lang w:val="en-US" w:eastAsia="ru-RU"/>
-          <w14:ligatures w14:val="none"/>
-        </w:rPr>
-        <w:t xml:space="preserve">    </w:t>
-      </w:r>
-      <w:proofErr w:type="spellStart"/>
-      <w:r>
-        <w:rPr>
-          <w:rFonts w:ascii="JetBrains Mono" w:eastAsia="Times New Roman" w:hAnsi="JetBrains Mono" w:cs="JetBrains Mono"/>
-          <w:kern w:val="0"/>
-          <w:sz w:val="20"/>
-          <w:szCs w:val="20"/>
-          <w:lang w:val="en-US" w:eastAsia="ru-RU"/>
-          <w14:ligatures w14:val="none"/>
-        </w:rPr>
-        <w:t>println</w:t>
-      </w:r>
-      <w:proofErr w:type="spellEnd"/>
-      <w:r>
-        <w:rPr>
-          <w:rFonts w:ascii="JetBrains Mono" w:eastAsia="Times New Roman" w:hAnsi="JetBrains Mono" w:cs="JetBrains Mono"/>
-          <w:kern w:val="0"/>
-          <w:sz w:val="20"/>
-          <w:szCs w:val="20"/>
-          <w:lang w:val="en-US" w:eastAsia="ru-RU"/>
-          <w14:ligatures w14:val="none"/>
-        </w:rPr>
-        <w:t xml:space="preserve">!("Age: {}", </w:t>
-      </w:r>
-      <w:proofErr w:type="spellStart"/>
-      <w:r>
-        <w:rPr>
-          <w:rFonts w:ascii="JetBrains Mono" w:eastAsia="Times New Roman" w:hAnsi="JetBrains Mono" w:cs="JetBrains Mono"/>
-          <w:kern w:val="0"/>
-          <w:sz w:val="20"/>
-          <w:szCs w:val="20"/>
-          <w:lang w:val="en-US" w:eastAsia="ru-RU"/>
-          <w14:ligatures w14:val="none"/>
-        </w:rPr>
-        <w:t>student.age</w:t>
-      </w:r>
-      <w:proofErr w:type="spellEnd"/>
-      <w:r>
-        <w:rPr>
-          <w:rFonts w:ascii="JetBrains Mono" w:eastAsia="Times New Roman" w:hAnsi="JetBrains Mono" w:cs="JetBrains Mono"/>
-          <w:kern w:val="0"/>
-          <w:sz w:val="20"/>
-          <w:szCs w:val="20"/>
-          <w:lang w:val="en-US" w:eastAsia="ru-RU"/>
-          <w14:ligatures w14:val="none"/>
-        </w:rPr>
-        <w:t>);</w:t>
-      </w:r>
-    </w:p>
-    <w:p>
-      <w:pPr>
-        <w:spacing w:line="259" w:lineRule="auto"/>
-        <w:rPr>
-          <w:rFonts w:ascii="JetBrains Mono" w:eastAsia="Times New Roman" w:hAnsi="JetBrains Mono" w:cs="JetBrains Mono"/>
-          <w:kern w:val="0"/>
-          <w:sz w:val="20"/>
-          <w:szCs w:val="20"/>
-          <w:lang w:val="en-US" w:eastAsia="ru-RU"/>
-          <w14:ligatures w14:val="none"/>
-        </w:rPr>
-      </w:pPr>
-      <w:r>
-        <w:rPr>
-          <w:rFonts w:ascii="JetBrains Mono" w:eastAsia="Times New Roman" w:hAnsi="JetBrains Mono" w:cs="JetBrains Mono"/>
-          <w:kern w:val="0"/>
-          <w:sz w:val="20"/>
-          <w:szCs w:val="20"/>
-          <w:lang w:val="en-US" w:eastAsia="ru-RU"/>
-          <w14:ligatures w14:val="none"/>
-        </w:rPr>
-        <w:t xml:space="preserve">    </w:t>
-      </w:r>
-      <w:proofErr w:type="spellStart"/>
-      <w:r>
-        <w:rPr>
-          <w:rFonts w:ascii="JetBrains Mono" w:eastAsia="Times New Roman" w:hAnsi="JetBrains Mono" w:cs="JetBrains Mono"/>
-          <w:kern w:val="0"/>
-          <w:sz w:val="20"/>
-          <w:szCs w:val="20"/>
-          <w:lang w:val="en-US" w:eastAsia="ru-RU"/>
-          <w14:ligatures w14:val="none"/>
-        </w:rPr>
-        <w:t>println</w:t>
-      </w:r>
-      <w:proofErr w:type="spellEnd"/>
-      <w:r>
-        <w:rPr>
-          <w:rFonts w:ascii="JetBrains Mono" w:eastAsia="Times New Roman" w:hAnsi="JetBrains Mono" w:cs="JetBrains Mono"/>
-          <w:kern w:val="0"/>
-          <w:sz w:val="20"/>
-          <w:szCs w:val="20"/>
-          <w:lang w:val="en-US" w:eastAsia="ru-RU"/>
-          <w14:ligatures w14:val="none"/>
-        </w:rPr>
-        <w:t xml:space="preserve">!("Average: {:.2}", </w:t>
-      </w:r>
-      <w:proofErr w:type="spellStart"/>
-      <w:r>
-        <w:rPr>
-          <w:rFonts w:ascii="JetBrains Mono" w:eastAsia="Times New Roman" w:hAnsi="JetBrains Mono" w:cs="JetBrains Mono"/>
-          <w:kern w:val="0"/>
-          <w:sz w:val="20"/>
-          <w:szCs w:val="20"/>
-          <w:lang w:val="en-US" w:eastAsia="ru-RU"/>
-          <w14:ligatures w14:val="none"/>
-        </w:rPr>
-        <w:t>student.average</w:t>
-      </w:r>
-      <w:proofErr w:type="spellEnd"/>
-      <w:r>
-        <w:rPr>
-          <w:rFonts w:ascii="JetBrains Mono" w:eastAsia="Times New Roman" w:hAnsi="JetBrains Mono" w:cs="JetBrains Mono"/>
-          <w:kern w:val="0"/>
-          <w:sz w:val="20"/>
-          <w:szCs w:val="20"/>
-          <w:lang w:val="en-US" w:eastAsia="ru-RU"/>
-          <w14:ligatures w14:val="none"/>
-        </w:rPr>
-        <w:t>());</w:t>
-      </w:r>
-    </w:p>
-    <w:p>
-      <w:pPr>
-        <w:spacing w:line="259" w:lineRule="auto"/>
-        <w:rPr>
-          <w:rFonts w:ascii="JetBrains Mono" w:eastAsia="Times New Roman" w:hAnsi="JetBrains Mono" w:cs="JetBrains Mono"/>
-          <w:kern w:val="0"/>
-          <w:sz w:val="20"/>
-          <w:szCs w:val="20"/>
-          <w:lang w:val="en-US" w:eastAsia="ru-RU"/>
-          <w14:ligatures w14:val="none"/>
-        </w:rPr>
-      </w:pPr>
-      <w:r>
-        <w:rPr>
-          <w:rFonts w:ascii="JetBrains Mono" w:eastAsia="Times New Roman" w:hAnsi="JetBrains Mono" w:cs="JetBrains Mono"/>
-          <w:kern w:val="0"/>
-          <w:sz w:val="20"/>
-          <w:szCs w:val="20"/>
-          <w:lang w:val="en-US" w:eastAsia="ru-RU"/>
-          <w14:ligatures w14:val="none"/>
-        </w:rPr>
-        <w:t xml:space="preserve">    </w:t>
-      </w:r>
-      <w:proofErr w:type="spellStart"/>
-      <w:r>
-        <w:rPr>
-          <w:rFonts w:ascii="JetBrains Mono" w:eastAsia="Times New Roman" w:hAnsi="JetBrains Mono" w:cs="JetBrains Mono"/>
-          <w:kern w:val="0"/>
-          <w:sz w:val="20"/>
-          <w:szCs w:val="20"/>
-          <w:lang w:val="en-US" w:eastAsia="ru-RU"/>
-          <w14:ligatures w14:val="none"/>
-        </w:rPr>
-        <w:t>println</w:t>
-      </w:r>
-      <w:proofErr w:type="spellEnd"/>
-      <w:r>
-        <w:rPr>
-          <w:rFonts w:ascii="JetBrains Mono" w:eastAsia="Times New Roman" w:hAnsi="JetBrains Mono" w:cs="JetBrains Mono"/>
-          <w:kern w:val="0"/>
-          <w:sz w:val="20"/>
-          <w:szCs w:val="20"/>
-          <w:lang w:val="en-US" w:eastAsia="ru-RU"/>
-          <w14:ligatures w14:val="none"/>
-        </w:rPr>
-        <w:t xml:space="preserve">!("Maximum grade: {}", </w:t>
-      </w:r>
-      <w:proofErr w:type="spellStart"/>
-      <w:r>
-        <w:rPr>
-          <w:rFonts w:ascii="JetBrains Mono" w:eastAsia="Times New Roman" w:hAnsi="JetBrains Mono" w:cs="JetBrains Mono"/>
-          <w:kern w:val="0"/>
-          <w:sz w:val="20"/>
-          <w:szCs w:val="20"/>
-          <w:lang w:val="en-US" w:eastAsia="ru-RU"/>
-          <w14:ligatures w14:val="none"/>
-        </w:rPr>
-        <w:t>student.max_grade</w:t>
-      </w:r>
-      <w:proofErr w:type="spellEnd"/>
-      <w:r>
-        <w:rPr>
-          <w:rFonts w:ascii="JetBrains Mono" w:eastAsia="Times New Roman" w:hAnsi="JetBrains Mono" w:cs="JetBrains Mono"/>
-          <w:kern w:val="0"/>
-          <w:sz w:val="20"/>
-          <w:szCs w:val="20"/>
-          <w:lang w:val="en-US" w:eastAsia="ru-RU"/>
-          <w14:ligatures w14:val="none"/>
-        </w:rPr>
-        <w:t>());</w:t>
+        <w:t xml:space="preserve">        }</w:t>
       </w:r>
     </w:p>
     <w:p>
@@ -3476,31 +1598,8 @@
           <w:lang w:val="en-US" w:eastAsia="ru-RU"/>
           <w14:ligatures w14:val="none"/>
         </w:rPr>
-        <w:t xml:space="preserve">    if </w:t>
-      </w:r>
-      <w:proofErr w:type="spellStart"/>
-      <w:r>
-        <w:rPr>
-          <w:rFonts w:ascii="JetBrains Mono" w:eastAsia="Times New Roman" w:hAnsi="JetBrains Mono" w:cs="JetBrains Mono"/>
-          <w:kern w:val="0"/>
-          <w:sz w:val="20"/>
-          <w:szCs w:val="20"/>
-          <w:lang w:val="en-US" w:eastAsia="ru-RU"/>
-          <w14:ligatures w14:val="none"/>
-        </w:rPr>
-        <w:t>student.is_successful</w:t>
-      </w:r>
-      <w:proofErr w:type="spellEnd"/>
-      <w:r>
-        <w:rPr>
-          <w:rFonts w:ascii="JetBrains Mono" w:eastAsia="Times New Roman" w:hAnsi="JetBrains Mono" w:cs="JetBrains Mono"/>
-          <w:kern w:val="0"/>
-          <w:sz w:val="20"/>
-          <w:szCs w:val="20"/>
-          <w:lang w:val="en-US" w:eastAsia="ru-RU"/>
-          <w14:ligatures w14:val="none"/>
-        </w:rPr>
-        <w:t>() {</w:t>
+        <w:lastRenderedPageBreak/>
+        <w:t xml:space="preserve">        maximum</w:t>
       </w:r>
     </w:p>
     <w:p>
@@ -3524,31 +1623,7 @@
           <w:lang w:val="en-US" w:eastAsia="ru-RU"/>
           <w14:ligatures w14:val="none"/>
         </w:rPr>
-        <w:t xml:space="preserve">        </w:t>
-      </w:r>
-      <w:proofErr w:type="spellStart"/>
-      <w:r>
-        <w:rPr>
-          <w:rFonts w:ascii="JetBrains Mono" w:eastAsia="Times New Roman" w:hAnsi="JetBrains Mono" w:cs="JetBrains Mono"/>
-          <w:kern w:val="0"/>
-          <w:sz w:val="20"/>
-          <w:szCs w:val="20"/>
-          <w:lang w:val="en-US" w:eastAsia="ru-RU"/>
-          <w14:ligatures w14:val="none"/>
-        </w:rPr>
-        <w:t>println</w:t>
-      </w:r>
-      <w:proofErr w:type="spellEnd"/>
-      <w:r>
-        <w:rPr>
-          <w:rFonts w:ascii="JetBrains Mono" w:eastAsia="Times New Roman" w:hAnsi="JetBrains Mono" w:cs="JetBrains Mono"/>
-          <w:kern w:val="0"/>
-          <w:sz w:val="20"/>
-          <w:szCs w:val="20"/>
-          <w:lang w:val="en-US" w:eastAsia="ru-RU"/>
-          <w14:ligatures w14:val="none"/>
-        </w:rPr>
-        <w:t>!("Student passed the exam");</w:t>
+        <w:t xml:space="preserve">    }</w:t>
       </w:r>
     </w:p>
     <w:p>
@@ -3572,7 +1647,55 @@
           <w:lang w:val="en-US" w:eastAsia="ru-RU"/>
           <w14:ligatures w14:val="none"/>
         </w:rPr>
-        <w:t xml:space="preserve">    } else {</w:t>
+        <w:t xml:space="preserve">    </w:t>
+      </w:r>
+      <w:proofErr w:type="spellStart"/>
+      <w:r>
+        <w:rPr>
+          <w:rFonts w:ascii="JetBrains Mono" w:eastAsia="Times New Roman" w:hAnsi="JetBrains Mono" w:cs="JetBrains Mono"/>
+          <w:kern w:val="0"/>
+          <w:sz w:val="20"/>
+          <w:szCs w:val="20"/>
+          <w:lang w:val="en-US" w:eastAsia="ru-RU"/>
+          <w14:ligatures w14:val="none"/>
+        </w:rPr>
+        <w:t>fn</w:t>
+      </w:r>
+      <w:proofErr w:type="spellEnd"/>
+      <w:r>
+        <w:rPr>
+          <w:rFonts w:ascii="JetBrains Mono" w:eastAsia="Times New Roman" w:hAnsi="JetBrains Mono" w:cs="JetBrains Mono"/>
+          <w:kern w:val="0"/>
+          <w:sz w:val="20"/>
+          <w:szCs w:val="20"/>
+          <w:lang w:val="en-US" w:eastAsia="ru-RU"/>
+          <w14:ligatures w14:val="none"/>
+        </w:rPr>
+        <w:t xml:space="preserve"> </w:t>
+      </w:r>
+      <w:proofErr w:type="spellStart"/>
+      <w:r>
+        <w:rPr>
+          <w:rFonts w:ascii="JetBrains Mono" w:eastAsia="Times New Roman" w:hAnsi="JetBrains Mono" w:cs="JetBrains Mono"/>
+          <w:kern w:val="0"/>
+          <w:sz w:val="20"/>
+          <w:szCs w:val="20"/>
+          <w:lang w:val="en-US" w:eastAsia="ru-RU"/>
+          <w14:ligatures w14:val="none"/>
+        </w:rPr>
+        <w:t>is_successful</w:t>
+      </w:r>
+      <w:proofErr w:type="spellEnd"/>
+      <w:r>
+        <w:rPr>
+          <w:rFonts w:ascii="JetBrains Mono" w:eastAsia="Times New Roman" w:hAnsi="JetBrains Mono" w:cs="JetBrains Mono"/>
+          <w:kern w:val="0"/>
+          <w:sz w:val="20"/>
+          <w:szCs w:val="20"/>
+          <w:lang w:val="en-US" w:eastAsia="ru-RU"/>
+          <w14:ligatures w14:val="none"/>
+        </w:rPr>
+        <w:t>(&amp;self) -&gt; bool {</w:t>
       </w:r>
     </w:p>
     <w:p>
@@ -3608,7 +1731,7 @@
           <w:lang w:val="en-US" w:eastAsia="ru-RU"/>
           <w14:ligatures w14:val="none"/>
         </w:rPr>
-        <w:t>println</w:t>
+        <w:t>self.average</w:t>
       </w:r>
       <w:proofErr w:type="spellEnd"/>
       <w:r>
@@ -3620,7 +1743,7 @@
           <w:lang w:val="en-US" w:eastAsia="ru-RU"/>
           <w14:ligatures w14:val="none"/>
         </w:rPr>
-        <w:t>!("Student failed the exam");</w:t>
+        <w:t>() &gt;= 60.0</w:t>
       </w:r>
     </w:p>
     <w:p>
@@ -3668,31 +1791,7 @@
           <w:lang w:val="en-US" w:eastAsia="ru-RU"/>
           <w14:ligatures w14:val="none"/>
         </w:rPr>
-        <w:t xml:space="preserve">    let result = match </w:t>
-      </w:r>
-      <w:proofErr w:type="spellStart"/>
-      <w:r>
-        <w:rPr>
-          <w:rFonts w:ascii="JetBrains Mono" w:eastAsia="Times New Roman" w:hAnsi="JetBrains Mono" w:cs="JetBrains Mono"/>
-          <w:kern w:val="0"/>
-          <w:sz w:val="20"/>
-          <w:szCs w:val="20"/>
-          <w:lang w:val="en-US" w:eastAsia="ru-RU"/>
-          <w14:ligatures w14:val="none"/>
-        </w:rPr>
-        <w:t>student.average</w:t>
-      </w:r>
-      <w:proofErr w:type="spellEnd"/>
-      <w:r>
-        <w:rPr>
-          <w:rFonts w:ascii="JetBrains Mono" w:eastAsia="Times New Roman" w:hAnsi="JetBrains Mono" w:cs="JetBrains Mono"/>
-          <w:kern w:val="0"/>
-          <w:sz w:val="20"/>
-          <w:szCs w:val="20"/>
-          <w:lang w:val="en-US" w:eastAsia="ru-RU"/>
-          <w14:ligatures w14:val="none"/>
-        </w:rPr>
-        <w:t>() {</w:t>
+        <w:t>}</w:t>
       </w:r>
     </w:p>
     <w:p>
@@ -3707,16 +1806,53 @@
           <w14:ligatures w14:val="none"/>
         </w:rPr>
       </w:pPr>
-      <w:r>
-        <w:rPr>
-          <w:rFonts w:ascii="JetBrains Mono" w:eastAsia="Times New Roman" w:hAnsi="JetBrains Mono" w:cs="JetBrains Mono"/>
-          <w:kern w:val="0"/>
-          <w:sz w:val="20"/>
-          <w:szCs w:val="20"/>
-          <w:lang w:val="en-US" w:eastAsia="ru-RU"/>
-          <w14:ligatures w14:val="none"/>
-        </w:rPr>
-        <w:t xml:space="preserve">        value if value &gt;= 90.0 =&gt; "excellent",</w:t>
+      <w:proofErr w:type="spellStart"/>
+      <w:r>
+        <w:rPr>
+          <w:rFonts w:ascii="JetBrains Mono" w:eastAsia="Times New Roman" w:hAnsi="JetBrains Mono" w:cs="JetBrains Mono"/>
+          <w:kern w:val="0"/>
+          <w:sz w:val="20"/>
+          <w:szCs w:val="20"/>
+          <w:lang w:val="en-US" w:eastAsia="ru-RU"/>
+          <w14:ligatures w14:val="none"/>
+        </w:rPr>
+        <w:t>fn</w:t>
+      </w:r>
+      <w:proofErr w:type="spellEnd"/>
+      <w:r>
+        <w:rPr>
+          <w:rFonts w:ascii="JetBrains Mono" w:eastAsia="Times New Roman" w:hAnsi="JetBrains Mono" w:cs="JetBrains Mono"/>
+          <w:kern w:val="0"/>
+          <w:sz w:val="20"/>
+          <w:szCs w:val="20"/>
+          <w:lang w:val="en-US" w:eastAsia="ru-RU"/>
+          <w14:ligatures w14:val="none"/>
+        </w:rPr>
+        <w:t xml:space="preserve"> </w:t>
+      </w:r>
+      <w:proofErr w:type="spellStart"/>
+      <w:r>
+        <w:rPr>
+          <w:rFonts w:ascii="JetBrains Mono" w:eastAsia="Times New Roman" w:hAnsi="JetBrains Mono" w:cs="JetBrains Mono"/>
+          <w:kern w:val="0"/>
+          <w:sz w:val="20"/>
+          <w:szCs w:val="20"/>
+          <w:lang w:val="en-US" w:eastAsia="ru-RU"/>
+          <w14:ligatures w14:val="none"/>
+        </w:rPr>
+        <w:t>calculate_sum</w:t>
+      </w:r>
+      <w:proofErr w:type="spellEnd"/>
+      <w:r>
+        <w:rPr>
+          <w:rFonts w:ascii="JetBrains Mono" w:eastAsia="Times New Roman" w:hAnsi="JetBrains Mono" w:cs="JetBrains Mono"/>
+          <w:kern w:val="0"/>
+          <w:sz w:val="20"/>
+          <w:szCs w:val="20"/>
+          <w:lang w:val="en-US" w:eastAsia="ru-RU"/>
+          <w14:ligatures w14:val="none"/>
+        </w:rPr>
+        <w:t>(numbers: &amp;[i32]) -&gt; i32 {</w:t>
       </w:r>
     </w:p>
     <w:p>
@@ -3740,7 +1876,7 @@
           <w:lang w:val="en-US" w:eastAsia="ru-RU"/>
           <w14:ligatures w14:val="none"/>
         </w:rPr>
-        <w:t xml:space="preserve">        value if value &gt;= 75.0 =&gt; "good",</w:t>
+        <w:t xml:space="preserve">    let mut sum = 0;</w:t>
       </w:r>
     </w:p>
     <w:p>
@@ -3764,7 +1900,7 @@
           <w:lang w:val="en-US" w:eastAsia="ru-RU"/>
           <w14:ligatures w14:val="none"/>
         </w:rPr>
-        <w:t xml:space="preserve">        value if value &gt;= 60.0 =&gt; "satisfactory",</w:t>
+        <w:t xml:space="preserve">    for number in numbers {</w:t>
       </w:r>
     </w:p>
     <w:p>
@@ -3788,7 +1924,7 @@
           <w:lang w:val="en-US" w:eastAsia="ru-RU"/>
           <w14:ligatures w14:val="none"/>
         </w:rPr>
-        <w:t xml:space="preserve">        _ =&gt; "unsatisfactory",</w:t>
+        <w:t xml:space="preserve">        if *number &gt; MIN_VALUE {</w:t>
       </w:r>
     </w:p>
     <w:p>
@@ -3812,7 +1948,7 @@
           <w:lang w:val="en-US" w:eastAsia="ru-RU"/>
           <w14:ligatures w14:val="none"/>
         </w:rPr>
-        <w:t xml:space="preserve">    };</w:t>
+        <w:t xml:space="preserve">            sum += *number;</w:t>
       </w:r>
     </w:p>
     <w:p>
@@ -3836,31 +1972,7 @@
           <w:lang w:val="en-US" w:eastAsia="ru-RU"/>
           <w14:ligatures w14:val="none"/>
         </w:rPr>
-        <w:t xml:space="preserve">    </w:t>
-      </w:r>
-      <w:proofErr w:type="spellStart"/>
-      <w:r>
-        <w:rPr>
-          <w:rFonts w:ascii="JetBrains Mono" w:eastAsia="Times New Roman" w:hAnsi="JetBrains Mono" w:cs="JetBrains Mono"/>
-          <w:kern w:val="0"/>
-          <w:sz w:val="20"/>
-          <w:szCs w:val="20"/>
-          <w:lang w:val="en-US" w:eastAsia="ru-RU"/>
-          <w14:ligatures w14:val="none"/>
-        </w:rPr>
-        <w:t>println</w:t>
-      </w:r>
-      <w:proofErr w:type="spellEnd"/>
-      <w:r>
-        <w:rPr>
-          <w:rFonts w:ascii="JetBrains Mono" w:eastAsia="Times New Roman" w:hAnsi="JetBrains Mono" w:cs="JetBrains Mono"/>
-          <w:kern w:val="0"/>
-          <w:sz w:val="20"/>
-          <w:szCs w:val="20"/>
-          <w:lang w:val="en-US" w:eastAsia="ru-RU"/>
-          <w14:ligatures w14:val="none"/>
-        </w:rPr>
-        <w:t>!("Result: {}", result);</w:t>
+        <w:t xml:space="preserve">        } else {</w:t>
       </w:r>
     </w:p>
     <w:p>
@@ -3884,7 +1996,7 @@
           <w:lang w:val="en-US" w:eastAsia="ru-RU"/>
           <w14:ligatures w14:val="none"/>
         </w:rPr>
-        <w:t xml:space="preserve">    let _input = io::stdin();</w:t>
+        <w:t xml:space="preserve">            sum -= *number;</w:t>
       </w:r>
     </w:p>
     <w:p>
@@ -3893,32 +2005,1829 @@
         <w:rPr>
           <w:rFonts w:ascii="JetBrains Mono" w:eastAsia="Times New Roman" w:hAnsi="JetBrains Mono" w:cs="JetBrains Mono"/>
           <w:kern w:val="0"/>
+          <w:sz w:val="20"/>
+          <w:szCs w:val="20"/>
+          <w:lang w:val="en-US" w:eastAsia="ru-RU"/>
+          <w14:ligatures w14:val="none"/>
+        </w:rPr>
+      </w:pPr>
+      <w:r>
+        <w:rPr>
+          <w:rFonts w:ascii="JetBrains Mono" w:eastAsia="Times New Roman" w:hAnsi="JetBrains Mono" w:cs="JetBrains Mono"/>
+          <w:kern w:val="0"/>
+          <w:sz w:val="20"/>
+          <w:szCs w:val="20"/>
+          <w:lang w:val="en-US" w:eastAsia="ru-RU"/>
+          <w14:ligatures w14:val="none"/>
+        </w:rPr>
+        <w:t xml:space="preserve">        }</w:t>
+      </w:r>
+    </w:p>
+    <w:p>
+      <w:pPr>
+        <w:spacing w:line="259" w:lineRule="auto"/>
+        <w:rPr>
+          <w:rFonts w:ascii="JetBrains Mono" w:eastAsia="Times New Roman" w:hAnsi="JetBrains Mono" w:cs="JetBrains Mono"/>
+          <w:kern w:val="0"/>
+          <w:sz w:val="20"/>
+          <w:szCs w:val="20"/>
+          <w:lang w:val="en-US" w:eastAsia="ru-RU"/>
+          <w14:ligatures w14:val="none"/>
+        </w:rPr>
+      </w:pPr>
+      <w:r>
+        <w:rPr>
+          <w:rFonts w:ascii="JetBrains Mono" w:eastAsia="Times New Roman" w:hAnsi="JetBrains Mono" w:cs="JetBrains Mono"/>
+          <w:kern w:val="0"/>
+          <w:sz w:val="20"/>
+          <w:szCs w:val="20"/>
+          <w:lang w:val="en-US" w:eastAsia="ru-RU"/>
+          <w14:ligatures w14:val="none"/>
+        </w:rPr>
+        <w:t xml:space="preserve">    }</w:t>
+      </w:r>
+    </w:p>
+    <w:p>
+      <w:pPr>
+        <w:spacing w:line="259" w:lineRule="auto"/>
+        <w:rPr>
+          <w:rFonts w:ascii="JetBrains Mono" w:eastAsia="Times New Roman" w:hAnsi="JetBrains Mono" w:cs="JetBrains Mono"/>
+          <w:kern w:val="0"/>
+          <w:sz w:val="20"/>
+          <w:szCs w:val="20"/>
+          <w:lang w:val="en-US" w:eastAsia="ru-RU"/>
+          <w14:ligatures w14:val="none"/>
+        </w:rPr>
+      </w:pPr>
+      <w:r>
+        <w:rPr>
+          <w:rFonts w:ascii="JetBrains Mono" w:eastAsia="Times New Roman" w:hAnsi="JetBrains Mono" w:cs="JetBrains Mono"/>
+          <w:kern w:val="0"/>
+          <w:sz w:val="20"/>
+          <w:szCs w:val="20"/>
+          <w:lang w:val="en-US" w:eastAsia="ru-RU"/>
+          <w14:ligatures w14:val="none"/>
+        </w:rPr>
+        <w:t xml:space="preserve">    sum</w:t>
+      </w:r>
+    </w:p>
+    <w:p>
+      <w:pPr>
+        <w:spacing w:line="259" w:lineRule="auto"/>
+        <w:rPr>
+          <w:rFonts w:ascii="JetBrains Mono" w:eastAsia="Times New Roman" w:hAnsi="JetBrains Mono" w:cs="JetBrains Mono"/>
+          <w:kern w:val="0"/>
+          <w:sz w:val="20"/>
+          <w:szCs w:val="20"/>
+          <w:lang w:val="en-US" w:eastAsia="ru-RU"/>
+          <w14:ligatures w14:val="none"/>
+        </w:rPr>
+      </w:pPr>
+      <w:r>
+        <w:rPr>
+          <w:rFonts w:ascii="JetBrains Mono" w:eastAsia="Times New Roman" w:hAnsi="JetBrains Mono" w:cs="JetBrains Mono"/>
+          <w:kern w:val="0"/>
+          <w:sz w:val="20"/>
+          <w:szCs w:val="20"/>
+          <w:lang w:val="en-US" w:eastAsia="ru-RU"/>
+          <w14:ligatures w14:val="none"/>
+        </w:rPr>
+        <w:t>}</w:t>
+      </w:r>
+    </w:p>
+    <w:p>
+      <w:pPr>
+        <w:spacing w:line="259" w:lineRule="auto"/>
+        <w:rPr>
+          <w:rFonts w:ascii="JetBrains Mono" w:eastAsia="Times New Roman" w:hAnsi="JetBrains Mono" w:cs="JetBrains Mono"/>
+          <w:kern w:val="0"/>
+          <w:sz w:val="20"/>
+          <w:szCs w:val="20"/>
+          <w:lang w:val="en-US" w:eastAsia="ru-RU"/>
+          <w14:ligatures w14:val="none"/>
+        </w:rPr>
+      </w:pPr>
+      <w:proofErr w:type="spellStart"/>
+      <w:r>
+        <w:rPr>
+          <w:rFonts w:ascii="JetBrains Mono" w:eastAsia="Times New Roman" w:hAnsi="JetBrains Mono" w:cs="JetBrains Mono"/>
+          <w:kern w:val="0"/>
+          <w:sz w:val="20"/>
+          <w:szCs w:val="20"/>
+          <w:lang w:val="en-US" w:eastAsia="ru-RU"/>
+          <w14:ligatures w14:val="none"/>
+        </w:rPr>
+        <w:t>fn</w:t>
+      </w:r>
+      <w:proofErr w:type="spellEnd"/>
+      <w:r>
+        <w:rPr>
+          <w:rFonts w:ascii="JetBrains Mono" w:eastAsia="Times New Roman" w:hAnsi="JetBrains Mono" w:cs="JetBrains Mono"/>
+          <w:kern w:val="0"/>
+          <w:sz w:val="20"/>
+          <w:szCs w:val="20"/>
+          <w:lang w:val="en-US" w:eastAsia="ru-RU"/>
+          <w14:ligatures w14:val="none"/>
+        </w:rPr>
+        <w:t xml:space="preserve"> </w:t>
+      </w:r>
+      <w:proofErr w:type="spellStart"/>
+      <w:r>
+        <w:rPr>
+          <w:rFonts w:ascii="JetBrains Mono" w:eastAsia="Times New Roman" w:hAnsi="JetBrains Mono" w:cs="JetBrains Mono"/>
+          <w:kern w:val="0"/>
+          <w:sz w:val="20"/>
+          <w:szCs w:val="20"/>
+          <w:lang w:val="en-US" w:eastAsia="ru-RU"/>
+          <w14:ligatures w14:val="none"/>
+        </w:rPr>
+        <w:t>find_max</w:t>
+      </w:r>
+      <w:proofErr w:type="spellEnd"/>
+      <w:r>
+        <w:rPr>
+          <w:rFonts w:ascii="JetBrains Mono" w:eastAsia="Times New Roman" w:hAnsi="JetBrains Mono" w:cs="JetBrains Mono"/>
+          <w:kern w:val="0"/>
+          <w:sz w:val="20"/>
+          <w:szCs w:val="20"/>
+          <w:lang w:val="en-US" w:eastAsia="ru-RU"/>
+          <w14:ligatures w14:val="none"/>
+        </w:rPr>
+        <w:t>(numbers: &amp;[i32]) -&gt; i32 {</w:t>
+      </w:r>
+    </w:p>
+    <w:p>
+      <w:pPr>
+        <w:spacing w:line="259" w:lineRule="auto"/>
+        <w:rPr>
+          <w:rFonts w:ascii="JetBrains Mono" w:eastAsia="Times New Roman" w:hAnsi="JetBrains Mono" w:cs="JetBrains Mono"/>
+          <w:kern w:val="0"/>
+          <w:sz w:val="20"/>
+          <w:szCs w:val="20"/>
+          <w:lang w:val="en-US" w:eastAsia="ru-RU"/>
+          <w14:ligatures w14:val="none"/>
+        </w:rPr>
+      </w:pPr>
+      <w:r>
+        <w:rPr>
+          <w:rFonts w:ascii="JetBrains Mono" w:eastAsia="Times New Roman" w:hAnsi="JetBrains Mono" w:cs="JetBrains Mono"/>
+          <w:kern w:val="0"/>
+          <w:sz w:val="20"/>
+          <w:szCs w:val="20"/>
+          <w:lang w:val="en-US" w:eastAsia="ru-RU"/>
+          <w14:ligatures w14:val="none"/>
+        </w:rPr>
+        <w:t xml:space="preserve">    let mut maximum = MIN_VALUE;</w:t>
+      </w:r>
+    </w:p>
+    <w:p>
+      <w:pPr>
+        <w:spacing w:line="259" w:lineRule="auto"/>
+        <w:rPr>
+          <w:rFonts w:ascii="JetBrains Mono" w:eastAsia="Times New Roman" w:hAnsi="JetBrains Mono" w:cs="JetBrains Mono"/>
+          <w:kern w:val="0"/>
+          <w:sz w:val="20"/>
+          <w:szCs w:val="20"/>
+          <w:lang w:val="en-US" w:eastAsia="ru-RU"/>
+          <w14:ligatures w14:val="none"/>
+        </w:rPr>
+      </w:pPr>
+      <w:r>
+        <w:rPr>
+          <w:rFonts w:ascii="JetBrains Mono" w:eastAsia="Times New Roman" w:hAnsi="JetBrains Mono" w:cs="JetBrains Mono"/>
+          <w:kern w:val="0"/>
+          <w:sz w:val="20"/>
+          <w:szCs w:val="20"/>
+          <w:lang w:val="en-US" w:eastAsia="ru-RU"/>
+          <w14:ligatures w14:val="none"/>
+        </w:rPr>
+        <w:t xml:space="preserve">    for number in numbers {</w:t>
+      </w:r>
+    </w:p>
+    <w:p>
+      <w:pPr>
+        <w:spacing w:line="259" w:lineRule="auto"/>
+        <w:rPr>
+          <w:rFonts w:ascii="JetBrains Mono" w:eastAsia="Times New Roman" w:hAnsi="JetBrains Mono" w:cs="JetBrains Mono"/>
+          <w:kern w:val="0"/>
+          <w:sz w:val="20"/>
+          <w:szCs w:val="20"/>
+          <w:lang w:val="en-US" w:eastAsia="ru-RU"/>
+          <w14:ligatures w14:val="none"/>
+        </w:rPr>
+      </w:pPr>
+      <w:r>
+        <w:rPr>
+          <w:rFonts w:ascii="JetBrains Mono" w:eastAsia="Times New Roman" w:hAnsi="JetBrains Mono" w:cs="JetBrains Mono"/>
+          <w:kern w:val="0"/>
+          <w:sz w:val="20"/>
+          <w:szCs w:val="20"/>
+          <w:lang w:val="en-US" w:eastAsia="ru-RU"/>
+          <w14:ligatures w14:val="none"/>
+        </w:rPr>
+        <w:t xml:space="preserve">        if *number &gt; maximum {</w:t>
+      </w:r>
+    </w:p>
+    <w:p>
+      <w:pPr>
+        <w:spacing w:line="259" w:lineRule="auto"/>
+        <w:rPr>
+          <w:rFonts w:ascii="JetBrains Mono" w:eastAsia="Times New Roman" w:hAnsi="JetBrains Mono" w:cs="JetBrains Mono"/>
+          <w:kern w:val="0"/>
+          <w:sz w:val="20"/>
+          <w:szCs w:val="20"/>
+          <w:lang w:val="en-US" w:eastAsia="ru-RU"/>
+          <w14:ligatures w14:val="none"/>
+        </w:rPr>
+      </w:pPr>
+      <w:r>
+        <w:rPr>
+          <w:rFonts w:ascii="JetBrains Mono" w:eastAsia="Times New Roman" w:hAnsi="JetBrains Mono" w:cs="JetBrains Mono"/>
+          <w:kern w:val="0"/>
+          <w:sz w:val="20"/>
+          <w:szCs w:val="20"/>
+          <w:lang w:val="en-US" w:eastAsia="ru-RU"/>
+          <w14:ligatures w14:val="none"/>
+        </w:rPr>
+        <w:t xml:space="preserve">            maximum = *number;</w:t>
+      </w:r>
+    </w:p>
+    <w:p>
+      <w:pPr>
+        <w:spacing w:line="259" w:lineRule="auto"/>
+        <w:rPr>
+          <w:rFonts w:ascii="JetBrains Mono" w:eastAsia="Times New Roman" w:hAnsi="JetBrains Mono" w:cs="JetBrains Mono"/>
+          <w:kern w:val="0"/>
+          <w:sz w:val="20"/>
+          <w:szCs w:val="20"/>
+          <w:lang w:val="en-US" w:eastAsia="ru-RU"/>
+          <w14:ligatures w14:val="none"/>
+        </w:rPr>
+      </w:pPr>
+      <w:r>
+        <w:rPr>
+          <w:rFonts w:ascii="JetBrains Mono" w:eastAsia="Times New Roman" w:hAnsi="JetBrains Mono" w:cs="JetBrains Mono"/>
+          <w:kern w:val="0"/>
+          <w:sz w:val="20"/>
+          <w:szCs w:val="20"/>
+          <w:lang w:val="en-US" w:eastAsia="ru-RU"/>
+          <w14:ligatures w14:val="none"/>
+        </w:rPr>
+        <w:t xml:space="preserve">        }</w:t>
+      </w:r>
+    </w:p>
+    <w:p>
+      <w:pPr>
+        <w:spacing w:line="259" w:lineRule="auto"/>
+        <w:rPr>
+          <w:rFonts w:ascii="JetBrains Mono" w:eastAsia="Times New Roman" w:hAnsi="JetBrains Mono" w:cs="JetBrains Mono"/>
+          <w:kern w:val="0"/>
+          <w:sz w:val="20"/>
+          <w:szCs w:val="20"/>
+          <w:lang w:val="en-US" w:eastAsia="ru-RU"/>
+          <w14:ligatures w14:val="none"/>
+        </w:rPr>
+      </w:pPr>
+      <w:r>
+        <w:rPr>
+          <w:rFonts w:ascii="JetBrains Mono" w:eastAsia="Times New Roman" w:hAnsi="JetBrains Mono" w:cs="JetBrains Mono"/>
+          <w:kern w:val="0"/>
+          <w:sz w:val="20"/>
+          <w:szCs w:val="20"/>
+          <w:lang w:val="en-US" w:eastAsia="ru-RU"/>
+          <w14:ligatures w14:val="none"/>
+        </w:rPr>
+        <w:t xml:space="preserve">    }</w:t>
+      </w:r>
+    </w:p>
+    <w:p>
+      <w:pPr>
+        <w:spacing w:line="259" w:lineRule="auto"/>
+        <w:rPr>
+          <w:rFonts w:ascii="JetBrains Mono" w:eastAsia="Times New Roman" w:hAnsi="JetBrains Mono" w:cs="JetBrains Mono"/>
+          <w:kern w:val="0"/>
+          <w:sz w:val="20"/>
+          <w:szCs w:val="20"/>
+          <w:lang w:val="en-US" w:eastAsia="ru-RU"/>
+          <w14:ligatures w14:val="none"/>
+        </w:rPr>
+      </w:pPr>
+      <w:r>
+        <w:rPr>
+          <w:rFonts w:ascii="JetBrains Mono" w:eastAsia="Times New Roman" w:hAnsi="JetBrains Mono" w:cs="JetBrains Mono"/>
+          <w:kern w:val="0"/>
+          <w:sz w:val="20"/>
+          <w:szCs w:val="20"/>
+          <w:lang w:val="en-US" w:eastAsia="ru-RU"/>
+          <w14:ligatures w14:val="none"/>
+        </w:rPr>
+        <w:t xml:space="preserve">    maximum</w:t>
+      </w:r>
+    </w:p>
+    <w:p>
+      <w:pPr>
+        <w:spacing w:line="259" w:lineRule="auto"/>
+        <w:rPr>
+          <w:rFonts w:ascii="JetBrains Mono" w:eastAsia="Times New Roman" w:hAnsi="JetBrains Mono" w:cs="JetBrains Mono"/>
+          <w:kern w:val="0"/>
+          <w:sz w:val="20"/>
+          <w:szCs w:val="20"/>
+          <w:lang w:val="en-US" w:eastAsia="ru-RU"/>
+          <w14:ligatures w14:val="none"/>
+        </w:rPr>
+      </w:pPr>
+      <w:r>
+        <w:rPr>
+          <w:rFonts w:ascii="JetBrains Mono" w:eastAsia="Times New Roman" w:hAnsi="JetBrains Mono" w:cs="JetBrains Mono"/>
+          <w:kern w:val="0"/>
+          <w:sz w:val="20"/>
+          <w:szCs w:val="20"/>
+          <w:lang w:val="en-US" w:eastAsia="ru-RU"/>
+          <w14:ligatures w14:val="none"/>
+        </w:rPr>
+        <w:t>}</w:t>
+      </w:r>
+    </w:p>
+    <w:p>
+      <w:pPr>
+        <w:spacing w:line="259" w:lineRule="auto"/>
+        <w:rPr>
+          <w:rFonts w:ascii="JetBrains Mono" w:eastAsia="Times New Roman" w:hAnsi="JetBrains Mono" w:cs="JetBrains Mono"/>
+          <w:kern w:val="0"/>
+          <w:sz w:val="20"/>
+          <w:szCs w:val="20"/>
+          <w:lang w:val="en-US" w:eastAsia="ru-RU"/>
+          <w14:ligatures w14:val="none"/>
+        </w:rPr>
+      </w:pPr>
+      <w:proofErr w:type="spellStart"/>
+      <w:r>
+        <w:rPr>
+          <w:rFonts w:ascii="JetBrains Mono" w:eastAsia="Times New Roman" w:hAnsi="JetBrains Mono" w:cs="JetBrains Mono"/>
+          <w:kern w:val="0"/>
+          <w:sz w:val="20"/>
+          <w:szCs w:val="20"/>
+          <w:lang w:val="en-US" w:eastAsia="ru-RU"/>
+          <w14:ligatures w14:val="none"/>
+        </w:rPr>
+        <w:t>fn</w:t>
+      </w:r>
+      <w:proofErr w:type="spellEnd"/>
+      <w:r>
+        <w:rPr>
+          <w:rFonts w:ascii="JetBrains Mono" w:eastAsia="Times New Roman" w:hAnsi="JetBrains Mono" w:cs="JetBrains Mono"/>
+          <w:kern w:val="0"/>
+          <w:sz w:val="20"/>
+          <w:szCs w:val="20"/>
+          <w:lang w:val="en-US" w:eastAsia="ru-RU"/>
+          <w14:ligatures w14:val="none"/>
+        </w:rPr>
+        <w:t xml:space="preserve"> </w:t>
+      </w:r>
+      <w:proofErr w:type="spellStart"/>
+      <w:r>
+        <w:rPr>
+          <w:rFonts w:ascii="JetBrains Mono" w:eastAsia="Times New Roman" w:hAnsi="JetBrains Mono" w:cs="JetBrains Mono"/>
+          <w:kern w:val="0"/>
+          <w:sz w:val="20"/>
+          <w:szCs w:val="20"/>
+          <w:lang w:val="en-US" w:eastAsia="ru-RU"/>
+          <w14:ligatures w14:val="none"/>
+        </w:rPr>
+        <w:t>classify_number</w:t>
+      </w:r>
+      <w:proofErr w:type="spellEnd"/>
+      <w:r>
+        <w:rPr>
+          <w:rFonts w:ascii="JetBrains Mono" w:eastAsia="Times New Roman" w:hAnsi="JetBrains Mono" w:cs="JetBrains Mono"/>
+          <w:kern w:val="0"/>
+          <w:sz w:val="20"/>
+          <w:szCs w:val="20"/>
+          <w:lang w:val="en-US" w:eastAsia="ru-RU"/>
+          <w14:ligatures w14:val="none"/>
+        </w:rPr>
+        <w:t>(number: i32) -&gt; &amp;'static str {</w:t>
+      </w:r>
+    </w:p>
+    <w:p>
+      <w:pPr>
+        <w:spacing w:line="259" w:lineRule="auto"/>
+        <w:rPr>
+          <w:rFonts w:ascii="JetBrains Mono" w:eastAsia="Times New Roman" w:hAnsi="JetBrains Mono" w:cs="JetBrains Mono"/>
+          <w:kern w:val="0"/>
+          <w:sz w:val="20"/>
+          <w:szCs w:val="20"/>
+          <w:lang w:val="en-US" w:eastAsia="ru-RU"/>
+          <w14:ligatures w14:val="none"/>
+        </w:rPr>
+      </w:pPr>
+      <w:r>
+        <w:rPr>
+          <w:rFonts w:ascii="JetBrains Mono" w:eastAsia="Times New Roman" w:hAnsi="JetBrains Mono" w:cs="JetBrains Mono"/>
+          <w:kern w:val="0"/>
+          <w:sz w:val="20"/>
+          <w:szCs w:val="20"/>
+          <w:lang w:val="en-US" w:eastAsia="ru-RU"/>
+          <w14:ligatures w14:val="none"/>
+        </w:rPr>
+        <w:t xml:space="preserve">    match number {</w:t>
+      </w:r>
+    </w:p>
+    <w:p>
+      <w:pPr>
+        <w:spacing w:line="259" w:lineRule="auto"/>
+        <w:rPr>
+          <w:rFonts w:ascii="JetBrains Mono" w:eastAsia="Times New Roman" w:hAnsi="JetBrains Mono" w:cs="JetBrains Mono"/>
+          <w:kern w:val="0"/>
+          <w:sz w:val="20"/>
+          <w:szCs w:val="20"/>
+          <w:lang w:val="en-US" w:eastAsia="ru-RU"/>
+          <w14:ligatures w14:val="none"/>
+        </w:rPr>
+      </w:pPr>
+      <w:r>
+        <w:rPr>
+          <w:rFonts w:ascii="JetBrains Mono" w:eastAsia="Times New Roman" w:hAnsi="JetBrains Mono" w:cs="JetBrains Mono"/>
+          <w:kern w:val="0"/>
+          <w:sz w:val="20"/>
+          <w:szCs w:val="20"/>
+          <w:lang w:val="en-US" w:eastAsia="ru-RU"/>
+          <w14:ligatures w14:val="none"/>
+        </w:rPr>
+        <w:t xml:space="preserve">        MIN_VALUE =&gt; "zero",</w:t>
+      </w:r>
+    </w:p>
+    <w:p>
+      <w:pPr>
+        <w:spacing w:line="259" w:lineRule="auto"/>
+        <w:rPr>
+          <w:rFonts w:ascii="JetBrains Mono" w:eastAsia="Times New Roman" w:hAnsi="JetBrains Mono" w:cs="JetBrains Mono"/>
+          <w:kern w:val="0"/>
+          <w:sz w:val="20"/>
+          <w:szCs w:val="20"/>
+          <w:lang w:val="en-US" w:eastAsia="ru-RU"/>
+          <w14:ligatures w14:val="none"/>
+        </w:rPr>
+      </w:pPr>
+      <w:r>
+        <w:rPr>
+          <w:rFonts w:ascii="JetBrains Mono" w:eastAsia="Times New Roman" w:hAnsi="JetBrains Mono" w:cs="JetBrains Mono"/>
+          <w:kern w:val="0"/>
+          <w:sz w:val="20"/>
+          <w:szCs w:val="20"/>
+          <w:lang w:val="en-US" w:eastAsia="ru-RU"/>
+          <w14:ligatures w14:val="none"/>
+        </w:rPr>
+        <w:t xml:space="preserve">        1..=49 =&gt; "small",</w:t>
+      </w:r>
+    </w:p>
+    <w:p>
+      <w:pPr>
+        <w:spacing w:line="259" w:lineRule="auto"/>
+        <w:rPr>
+          <w:rFonts w:ascii="JetBrains Mono" w:eastAsia="Times New Roman" w:hAnsi="JetBrains Mono" w:cs="JetBrains Mono"/>
+          <w:kern w:val="0"/>
+          <w:sz w:val="20"/>
+          <w:szCs w:val="20"/>
+          <w:lang w:val="en-US" w:eastAsia="ru-RU"/>
+          <w14:ligatures w14:val="none"/>
+        </w:rPr>
+      </w:pPr>
+      <w:r>
+        <w:rPr>
+          <w:rFonts w:ascii="JetBrains Mono" w:eastAsia="Times New Roman" w:hAnsi="JetBrains Mono" w:cs="JetBrains Mono"/>
+          <w:kern w:val="0"/>
+          <w:sz w:val="20"/>
+          <w:szCs w:val="20"/>
+          <w:lang w:val="en-US" w:eastAsia="ru-RU"/>
+          <w14:ligatures w14:val="none"/>
+        </w:rPr>
+        <w:t xml:space="preserve">        50..=MAX_VALUE =&gt; "medium",</w:t>
+      </w:r>
+    </w:p>
+    <w:p>
+      <w:pPr>
+        <w:spacing w:line="259" w:lineRule="auto"/>
+        <w:rPr>
+          <w:rFonts w:ascii="JetBrains Mono" w:eastAsia="Times New Roman" w:hAnsi="JetBrains Mono" w:cs="JetBrains Mono"/>
+          <w:kern w:val="0"/>
+          <w:sz w:val="20"/>
+          <w:szCs w:val="20"/>
+          <w:lang w:val="en-US" w:eastAsia="ru-RU"/>
+          <w14:ligatures w14:val="none"/>
+        </w:rPr>
+      </w:pPr>
+      <w:r>
+        <w:rPr>
+          <w:rFonts w:ascii="JetBrains Mono" w:eastAsia="Times New Roman" w:hAnsi="JetBrains Mono" w:cs="JetBrains Mono"/>
+          <w:kern w:val="0"/>
+          <w:sz w:val="20"/>
+          <w:szCs w:val="20"/>
+          <w:lang w:val="en-US" w:eastAsia="ru-RU"/>
+          <w14:ligatures w14:val="none"/>
+        </w:rPr>
+        <w:t xml:space="preserve">        _ =&gt; "large",</w:t>
+      </w:r>
+    </w:p>
+    <w:p>
+      <w:pPr>
+        <w:spacing w:line="259" w:lineRule="auto"/>
+        <w:rPr>
+          <w:rFonts w:ascii="JetBrains Mono" w:eastAsia="Times New Roman" w:hAnsi="JetBrains Mono" w:cs="JetBrains Mono"/>
+          <w:kern w:val="0"/>
+          <w:sz w:val="20"/>
+          <w:szCs w:val="20"/>
+          <w:lang w:val="en-US" w:eastAsia="ru-RU"/>
+          <w14:ligatures w14:val="none"/>
+        </w:rPr>
+      </w:pPr>
+      <w:r>
+        <w:rPr>
+          <w:rFonts w:ascii="JetBrains Mono" w:eastAsia="Times New Roman" w:hAnsi="JetBrains Mono" w:cs="JetBrains Mono"/>
+          <w:kern w:val="0"/>
+          <w:sz w:val="20"/>
+          <w:szCs w:val="20"/>
+          <w:lang w:val="en-US" w:eastAsia="ru-RU"/>
+          <w14:ligatures w14:val="none"/>
+        </w:rPr>
+        <w:t xml:space="preserve">    }</w:t>
+      </w:r>
+    </w:p>
+    <w:p>
+      <w:pPr>
+        <w:spacing w:line="259" w:lineRule="auto"/>
+        <w:rPr>
+          <w:rFonts w:ascii="JetBrains Mono" w:eastAsia="Times New Roman" w:hAnsi="JetBrains Mono" w:cs="JetBrains Mono"/>
+          <w:kern w:val="0"/>
+          <w:sz w:val="20"/>
+          <w:szCs w:val="20"/>
+          <w:lang w:val="en-US" w:eastAsia="ru-RU"/>
+          <w14:ligatures w14:val="none"/>
+        </w:rPr>
+      </w:pPr>
+      <w:r>
+        <w:rPr>
+          <w:rFonts w:ascii="JetBrains Mono" w:eastAsia="Times New Roman" w:hAnsi="JetBrains Mono" w:cs="JetBrains Mono"/>
+          <w:kern w:val="0"/>
+          <w:sz w:val="20"/>
+          <w:szCs w:val="20"/>
+          <w:lang w:val="en-US" w:eastAsia="ru-RU"/>
+          <w14:ligatures w14:val="none"/>
+        </w:rPr>
+        <w:t>}</w:t>
+      </w:r>
+    </w:p>
+    <w:p>
+      <w:pPr>
+        <w:spacing w:line="259" w:lineRule="auto"/>
+        <w:rPr>
+          <w:rFonts w:ascii="JetBrains Mono" w:eastAsia="Times New Roman" w:hAnsi="JetBrains Mono" w:cs="JetBrains Mono"/>
+          <w:kern w:val="0"/>
+          <w:sz w:val="20"/>
+          <w:szCs w:val="20"/>
+          <w:lang w:val="en-US" w:eastAsia="ru-RU"/>
+          <w14:ligatures w14:val="none"/>
+        </w:rPr>
+      </w:pPr>
+    </w:p>
+    <w:p>
+      <w:pPr>
+        <w:spacing w:line="259" w:lineRule="auto"/>
+        <w:rPr>
+          <w:rFonts w:ascii="JetBrains Mono" w:eastAsia="Times New Roman" w:hAnsi="JetBrains Mono" w:cs="JetBrains Mono"/>
+          <w:kern w:val="0"/>
+          <w:sz w:val="20"/>
+          <w:szCs w:val="20"/>
+          <w:lang w:val="en-US" w:eastAsia="ru-RU"/>
+          <w14:ligatures w14:val="none"/>
+        </w:rPr>
+      </w:pPr>
+      <w:proofErr w:type="spellStart"/>
+      <w:r>
+        <w:rPr>
+          <w:rFonts w:ascii="JetBrains Mono" w:eastAsia="Times New Roman" w:hAnsi="JetBrains Mono" w:cs="JetBrains Mono"/>
+          <w:kern w:val="0"/>
+          <w:sz w:val="20"/>
+          <w:szCs w:val="20"/>
+          <w:lang w:val="en-US" w:eastAsia="ru-RU"/>
+          <w14:ligatures w14:val="none"/>
+        </w:rPr>
+        <w:t>fn</w:t>
+      </w:r>
+      <w:proofErr w:type="spellEnd"/>
+      <w:r>
+        <w:rPr>
+          <w:rFonts w:ascii="JetBrains Mono" w:eastAsia="Times New Roman" w:hAnsi="JetBrains Mono" w:cs="JetBrains Mono"/>
+          <w:kern w:val="0"/>
+          <w:sz w:val="20"/>
+          <w:szCs w:val="20"/>
+          <w:lang w:val="en-US" w:eastAsia="ru-RU"/>
+          <w14:ligatures w14:val="none"/>
+        </w:rPr>
+        <w:t xml:space="preserve"> main() {</w:t>
+      </w:r>
+    </w:p>
+    <w:p>
+      <w:pPr>
+        <w:spacing w:line="259" w:lineRule="auto"/>
+        <w:rPr>
+          <w:rFonts w:ascii="JetBrains Mono" w:eastAsia="Times New Roman" w:hAnsi="JetBrains Mono" w:cs="JetBrains Mono"/>
+          <w:kern w:val="0"/>
+          <w:sz w:val="20"/>
+          <w:szCs w:val="20"/>
+          <w:lang w:val="en-US" w:eastAsia="ru-RU"/>
+          <w14:ligatures w14:val="none"/>
+        </w:rPr>
+      </w:pPr>
+      <w:r>
+        <w:rPr>
+          <w:rFonts w:ascii="JetBrains Mono" w:eastAsia="Times New Roman" w:hAnsi="JetBrains Mono" w:cs="JetBrains Mono"/>
+          <w:kern w:val="0"/>
+          <w:sz w:val="20"/>
+          <w:szCs w:val="20"/>
+          <w:lang w:val="en-US" w:eastAsia="ru-RU"/>
+          <w14:ligatures w14:val="none"/>
+        </w:rPr>
+        <w:t xml:space="preserve">    let numbers = [10, -5, 20, 75, -3, 90];</w:t>
+      </w:r>
+    </w:p>
+    <w:p>
+      <w:pPr>
+        <w:spacing w:line="259" w:lineRule="auto"/>
+        <w:rPr>
+          <w:rFonts w:ascii="JetBrains Mono" w:eastAsia="Times New Roman" w:hAnsi="JetBrains Mono" w:cs="JetBrains Mono"/>
+          <w:kern w:val="0"/>
+          <w:sz w:val="20"/>
+          <w:szCs w:val="20"/>
+          <w:lang w:val="en-US" w:eastAsia="ru-RU"/>
+          <w14:ligatures w14:val="none"/>
+        </w:rPr>
+      </w:pPr>
+      <w:r>
+        <w:rPr>
+          <w:rFonts w:ascii="JetBrains Mono" w:eastAsia="Times New Roman" w:hAnsi="JetBrains Mono" w:cs="JetBrains Mono"/>
+          <w:kern w:val="0"/>
+          <w:sz w:val="20"/>
+          <w:szCs w:val="20"/>
+          <w:lang w:val="en-US" w:eastAsia="ru-RU"/>
+          <w14:ligatures w14:val="none"/>
+        </w:rPr>
+        <w:t xml:space="preserve">    let sum = </w:t>
+      </w:r>
+      <w:proofErr w:type="spellStart"/>
+      <w:r>
+        <w:rPr>
+          <w:rFonts w:ascii="JetBrains Mono" w:eastAsia="Times New Roman" w:hAnsi="JetBrains Mono" w:cs="JetBrains Mono"/>
+          <w:kern w:val="0"/>
+          <w:sz w:val="20"/>
+          <w:szCs w:val="20"/>
+          <w:lang w:val="en-US" w:eastAsia="ru-RU"/>
+          <w14:ligatures w14:val="none"/>
+        </w:rPr>
+        <w:t>calculate_sum</w:t>
+      </w:r>
+      <w:proofErr w:type="spellEnd"/>
+      <w:r>
+        <w:rPr>
+          <w:rFonts w:ascii="JetBrains Mono" w:eastAsia="Times New Roman" w:hAnsi="JetBrains Mono" w:cs="JetBrains Mono"/>
+          <w:kern w:val="0"/>
+          <w:sz w:val="20"/>
+          <w:szCs w:val="20"/>
+          <w:lang w:val="en-US" w:eastAsia="ru-RU"/>
+          <w14:ligatures w14:val="none"/>
+        </w:rPr>
+        <w:t>(&amp;numbers);</w:t>
+      </w:r>
+    </w:p>
+    <w:p>
+      <w:pPr>
+        <w:spacing w:line="259" w:lineRule="auto"/>
+        <w:rPr>
+          <w:rFonts w:ascii="JetBrains Mono" w:eastAsia="Times New Roman" w:hAnsi="JetBrains Mono" w:cs="JetBrains Mono"/>
+          <w:kern w:val="0"/>
+          <w:sz w:val="20"/>
+          <w:szCs w:val="20"/>
+          <w:lang w:val="en-US" w:eastAsia="ru-RU"/>
+          <w14:ligatures w14:val="none"/>
+        </w:rPr>
+      </w:pPr>
+      <w:r>
+        <w:rPr>
+          <w:rFonts w:ascii="JetBrains Mono" w:eastAsia="Times New Roman" w:hAnsi="JetBrains Mono" w:cs="JetBrains Mono"/>
+          <w:kern w:val="0"/>
+          <w:sz w:val="20"/>
+          <w:szCs w:val="20"/>
+          <w:lang w:val="en-US" w:eastAsia="ru-RU"/>
+          <w14:ligatures w14:val="none"/>
+        </w:rPr>
+        <w:t xml:space="preserve">    let maximum = </w:t>
+      </w:r>
+      <w:proofErr w:type="spellStart"/>
+      <w:r>
+        <w:rPr>
+          <w:rFonts w:ascii="JetBrains Mono" w:eastAsia="Times New Roman" w:hAnsi="JetBrains Mono" w:cs="JetBrains Mono"/>
+          <w:kern w:val="0"/>
+          <w:sz w:val="20"/>
+          <w:szCs w:val="20"/>
+          <w:lang w:val="en-US" w:eastAsia="ru-RU"/>
+          <w14:ligatures w14:val="none"/>
+        </w:rPr>
+        <w:t>find_max</w:t>
+      </w:r>
+      <w:proofErr w:type="spellEnd"/>
+      <w:r>
+        <w:rPr>
+          <w:rFonts w:ascii="JetBrains Mono" w:eastAsia="Times New Roman" w:hAnsi="JetBrains Mono" w:cs="JetBrains Mono"/>
+          <w:kern w:val="0"/>
+          <w:sz w:val="20"/>
+          <w:szCs w:val="20"/>
+          <w:lang w:val="en-US" w:eastAsia="ru-RU"/>
+          <w14:ligatures w14:val="none"/>
+        </w:rPr>
+        <w:t>(&amp;numbers);</w:t>
+      </w:r>
+    </w:p>
+    <w:p>
+      <w:pPr>
+        <w:spacing w:line="259" w:lineRule="auto"/>
+        <w:rPr>
+          <w:rFonts w:ascii="JetBrains Mono" w:eastAsia="Times New Roman" w:hAnsi="JetBrains Mono" w:cs="JetBrains Mono"/>
+          <w:kern w:val="0"/>
+          <w:sz w:val="20"/>
+          <w:szCs w:val="20"/>
+          <w:lang w:val="en-US" w:eastAsia="ru-RU"/>
+          <w14:ligatures w14:val="none"/>
+        </w:rPr>
+      </w:pPr>
+      <w:r>
+        <w:rPr>
+          <w:rFonts w:ascii="JetBrains Mono" w:eastAsia="Times New Roman" w:hAnsi="JetBrains Mono" w:cs="JetBrains Mono"/>
+          <w:kern w:val="0"/>
+          <w:sz w:val="20"/>
+          <w:szCs w:val="20"/>
+          <w:lang w:val="en-US" w:eastAsia="ru-RU"/>
+          <w14:ligatures w14:val="none"/>
+        </w:rPr>
+        <w:t xml:space="preserve">    let category = </w:t>
+      </w:r>
+      <w:proofErr w:type="spellStart"/>
+      <w:r>
+        <w:rPr>
+          <w:rFonts w:ascii="JetBrains Mono" w:eastAsia="Times New Roman" w:hAnsi="JetBrains Mono" w:cs="JetBrains Mono"/>
+          <w:kern w:val="0"/>
+          <w:sz w:val="20"/>
+          <w:szCs w:val="20"/>
+          <w:lang w:val="en-US" w:eastAsia="ru-RU"/>
+          <w14:ligatures w14:val="none"/>
+        </w:rPr>
+        <w:t>classify_number</w:t>
+      </w:r>
+      <w:proofErr w:type="spellEnd"/>
+      <w:r>
+        <w:rPr>
+          <w:rFonts w:ascii="JetBrains Mono" w:eastAsia="Times New Roman" w:hAnsi="JetBrains Mono" w:cs="JetBrains Mono"/>
+          <w:kern w:val="0"/>
+          <w:sz w:val="20"/>
+          <w:szCs w:val="20"/>
+          <w:lang w:val="en-US" w:eastAsia="ru-RU"/>
+          <w14:ligatures w14:val="none"/>
+        </w:rPr>
+        <w:t>(maximum);</w:t>
+      </w:r>
+    </w:p>
+    <w:p>
+      <w:pPr>
+        <w:spacing w:line="259" w:lineRule="auto"/>
+        <w:rPr>
+          <w:rFonts w:ascii="JetBrains Mono" w:eastAsia="Times New Roman" w:hAnsi="JetBrains Mono" w:cs="JetBrains Mono"/>
+          <w:kern w:val="0"/>
+          <w:sz w:val="20"/>
+          <w:szCs w:val="20"/>
+          <w:lang w:val="en-US" w:eastAsia="ru-RU"/>
+          <w14:ligatures w14:val="none"/>
+        </w:rPr>
+      </w:pPr>
+      <w:r>
+        <w:rPr>
+          <w:rFonts w:ascii="JetBrains Mono" w:eastAsia="Times New Roman" w:hAnsi="JetBrains Mono" w:cs="JetBrains Mono"/>
+          <w:kern w:val="0"/>
+          <w:sz w:val="20"/>
+          <w:szCs w:val="20"/>
+          <w:lang w:val="en-US" w:eastAsia="ru-RU"/>
+          <w14:ligatures w14:val="none"/>
+        </w:rPr>
+        <w:t xml:space="preserve">    let student = Student::new(</w:t>
+      </w:r>
+    </w:p>
+    <w:p>
+      <w:pPr>
+        <w:spacing w:line="259" w:lineRule="auto"/>
+        <w:rPr>
+          <w:rFonts w:ascii="JetBrains Mono" w:eastAsia="Times New Roman" w:hAnsi="JetBrains Mono" w:cs="JetBrains Mono"/>
+          <w:kern w:val="0"/>
+          <w:sz w:val="20"/>
+          <w:szCs w:val="20"/>
+          <w:lang w:val="en-US" w:eastAsia="ru-RU"/>
+          <w14:ligatures w14:val="none"/>
+        </w:rPr>
+      </w:pPr>
+      <w:r>
+        <w:rPr>
+          <w:rFonts w:ascii="JetBrains Mono" w:eastAsia="Times New Roman" w:hAnsi="JetBrains Mono" w:cs="JetBrains Mono"/>
+          <w:kern w:val="0"/>
+          <w:sz w:val="20"/>
+          <w:szCs w:val="20"/>
+          <w:lang w:val="en-US" w:eastAsia="ru-RU"/>
+          <w14:ligatures w14:val="none"/>
+        </w:rPr>
+        <w:t xml:space="preserve">        DEFAULT_NAME,</w:t>
+      </w:r>
+    </w:p>
+    <w:p>
+      <w:pPr>
+        <w:spacing w:line="259" w:lineRule="auto"/>
+        <w:rPr>
+          <w:rFonts w:ascii="JetBrains Mono" w:eastAsia="Times New Roman" w:hAnsi="JetBrains Mono" w:cs="JetBrains Mono"/>
+          <w:kern w:val="0"/>
+          <w:sz w:val="20"/>
+          <w:szCs w:val="20"/>
+          <w:lang w:val="en-US" w:eastAsia="ru-RU"/>
+          <w14:ligatures w14:val="none"/>
+        </w:rPr>
+      </w:pPr>
+      <w:r>
+        <w:rPr>
+          <w:rFonts w:ascii="JetBrains Mono" w:eastAsia="Times New Roman" w:hAnsi="JetBrains Mono" w:cs="JetBrains Mono"/>
+          <w:kern w:val="0"/>
+          <w:sz w:val="20"/>
+          <w:szCs w:val="20"/>
+          <w:lang w:val="en-US" w:eastAsia="ru-RU"/>
+          <w14:ligatures w14:val="none"/>
+        </w:rPr>
+        <w:t xml:space="preserve">        20,</w:t>
+      </w:r>
+    </w:p>
+    <w:p>
+      <w:pPr>
+        <w:spacing w:line="259" w:lineRule="auto"/>
+        <w:rPr>
+          <w:rFonts w:ascii="JetBrains Mono" w:eastAsia="Times New Roman" w:hAnsi="JetBrains Mono" w:cs="JetBrains Mono"/>
+          <w:kern w:val="0"/>
+          <w:sz w:val="20"/>
+          <w:szCs w:val="20"/>
+          <w:lang w:val="en-US" w:eastAsia="ru-RU"/>
+          <w14:ligatures w14:val="none"/>
+        </w:rPr>
+      </w:pPr>
+      <w:r>
+        <w:rPr>
+          <w:rFonts w:ascii="JetBrains Mono" w:eastAsia="Times New Roman" w:hAnsi="JetBrains Mono" w:cs="JetBrains Mono"/>
+          <w:kern w:val="0"/>
+          <w:sz w:val="20"/>
+          <w:szCs w:val="20"/>
+          <w:lang w:val="en-US" w:eastAsia="ru-RU"/>
+          <w14:ligatures w14:val="none"/>
+        </w:rPr>
+        <w:t xml:space="preserve">        </w:t>
+      </w:r>
+      <w:proofErr w:type="spellStart"/>
+      <w:r>
+        <w:rPr>
+          <w:rFonts w:ascii="JetBrains Mono" w:eastAsia="Times New Roman" w:hAnsi="JetBrains Mono" w:cs="JetBrains Mono"/>
+          <w:kern w:val="0"/>
+          <w:sz w:val="20"/>
+          <w:szCs w:val="20"/>
+          <w:lang w:val="en-US" w:eastAsia="ru-RU"/>
+          <w14:ligatures w14:val="none"/>
+        </w:rPr>
+        <w:t>vec</w:t>
+      </w:r>
+      <w:proofErr w:type="spellEnd"/>
+      <w:r>
+        <w:rPr>
+          <w:rFonts w:ascii="JetBrains Mono" w:eastAsia="Times New Roman" w:hAnsi="JetBrains Mono" w:cs="JetBrains Mono"/>
+          <w:kern w:val="0"/>
+          <w:sz w:val="20"/>
+          <w:szCs w:val="20"/>
+          <w:lang w:val="en-US" w:eastAsia="ru-RU"/>
+          <w14:ligatures w14:val="none"/>
+        </w:rPr>
+        <w:t>![75, 82, 91, 68, 55],</w:t>
+      </w:r>
+    </w:p>
+    <w:p>
+      <w:pPr>
+        <w:spacing w:line="259" w:lineRule="auto"/>
+        <w:rPr>
+          <w:rFonts w:ascii="JetBrains Mono" w:eastAsia="Times New Roman" w:hAnsi="JetBrains Mono" w:cs="JetBrains Mono"/>
+          <w:kern w:val="0"/>
+          <w:sz w:val="20"/>
+          <w:szCs w:val="20"/>
+          <w:lang w:val="en-US" w:eastAsia="ru-RU"/>
+          <w14:ligatures w14:val="none"/>
+        </w:rPr>
+      </w:pPr>
+      <w:r>
+        <w:rPr>
+          <w:rFonts w:ascii="JetBrains Mono" w:eastAsia="Times New Roman" w:hAnsi="JetBrains Mono" w:cs="JetBrains Mono"/>
+          <w:kern w:val="0"/>
+          <w:sz w:val="20"/>
+          <w:szCs w:val="20"/>
+          <w:lang w:val="en-US" w:eastAsia="ru-RU"/>
+          <w14:ligatures w14:val="none"/>
+        </w:rPr>
+        <w:t xml:space="preserve">    );</w:t>
+      </w:r>
+    </w:p>
+    <w:p>
+      <w:pPr>
+        <w:spacing w:line="259" w:lineRule="auto"/>
+        <w:rPr>
+          <w:rFonts w:ascii="JetBrains Mono" w:eastAsia="Times New Roman" w:hAnsi="JetBrains Mono" w:cs="JetBrains Mono"/>
+          <w:kern w:val="0"/>
+          <w:sz w:val="20"/>
+          <w:szCs w:val="20"/>
+          <w:lang w:val="en-US" w:eastAsia="ru-RU"/>
+          <w14:ligatures w14:val="none"/>
+        </w:rPr>
+      </w:pPr>
+      <w:r>
+        <w:rPr>
+          <w:rFonts w:ascii="JetBrains Mono" w:eastAsia="Times New Roman" w:hAnsi="JetBrains Mono" w:cs="JetBrains Mono"/>
+          <w:kern w:val="0"/>
+          <w:sz w:val="20"/>
+          <w:szCs w:val="20"/>
+          <w:lang w:val="en-US" w:eastAsia="ru-RU"/>
+          <w14:ligatures w14:val="none"/>
+        </w:rPr>
+        <w:t xml:space="preserve">    </w:t>
+      </w:r>
+      <w:proofErr w:type="spellStart"/>
+      <w:r>
+        <w:rPr>
+          <w:rFonts w:ascii="JetBrains Mono" w:eastAsia="Times New Roman" w:hAnsi="JetBrains Mono" w:cs="JetBrains Mono"/>
+          <w:kern w:val="0"/>
+          <w:sz w:val="20"/>
+          <w:szCs w:val="20"/>
+          <w:lang w:val="en-US" w:eastAsia="ru-RU"/>
+          <w14:ligatures w14:val="none"/>
+        </w:rPr>
+        <w:t>println</w:t>
+      </w:r>
+      <w:proofErr w:type="spellEnd"/>
+      <w:r>
+        <w:rPr>
+          <w:rFonts w:ascii="JetBrains Mono" w:eastAsia="Times New Roman" w:hAnsi="JetBrains Mono" w:cs="JetBrains Mono"/>
+          <w:kern w:val="0"/>
+          <w:sz w:val="20"/>
+          <w:szCs w:val="20"/>
+          <w:lang w:val="en-US" w:eastAsia="ru-RU"/>
+          <w14:ligatures w14:val="none"/>
+        </w:rPr>
+        <w:t>!("Sum: {}", sum);</w:t>
+      </w:r>
+    </w:p>
+    <w:p>
+      <w:pPr>
+        <w:spacing w:line="259" w:lineRule="auto"/>
+        <w:rPr>
+          <w:rFonts w:ascii="JetBrains Mono" w:eastAsia="Times New Roman" w:hAnsi="JetBrains Mono" w:cs="JetBrains Mono"/>
+          <w:kern w:val="0"/>
+          <w:sz w:val="20"/>
+          <w:szCs w:val="20"/>
+          <w:lang w:val="en-US" w:eastAsia="ru-RU"/>
+          <w14:ligatures w14:val="none"/>
+        </w:rPr>
+      </w:pPr>
+      <w:r>
+        <w:rPr>
+          <w:rFonts w:ascii="JetBrains Mono" w:eastAsia="Times New Roman" w:hAnsi="JetBrains Mono" w:cs="JetBrains Mono"/>
+          <w:kern w:val="0"/>
+          <w:sz w:val="20"/>
+          <w:szCs w:val="20"/>
+          <w:lang w:val="en-US" w:eastAsia="ru-RU"/>
+          <w14:ligatures w14:val="none"/>
+        </w:rPr>
+        <w:t xml:space="preserve">    </w:t>
+      </w:r>
+      <w:proofErr w:type="spellStart"/>
+      <w:r>
+        <w:rPr>
+          <w:rFonts w:ascii="JetBrains Mono" w:eastAsia="Times New Roman" w:hAnsi="JetBrains Mono" w:cs="JetBrains Mono"/>
+          <w:kern w:val="0"/>
+          <w:sz w:val="20"/>
+          <w:szCs w:val="20"/>
+          <w:lang w:val="en-US" w:eastAsia="ru-RU"/>
+          <w14:ligatures w14:val="none"/>
+        </w:rPr>
+        <w:t>println</w:t>
+      </w:r>
+      <w:proofErr w:type="spellEnd"/>
+      <w:r>
+        <w:rPr>
+          <w:rFonts w:ascii="JetBrains Mono" w:eastAsia="Times New Roman" w:hAnsi="JetBrains Mono" w:cs="JetBrains Mono"/>
+          <w:kern w:val="0"/>
+          <w:sz w:val="20"/>
+          <w:szCs w:val="20"/>
+          <w:lang w:val="en-US" w:eastAsia="ru-RU"/>
+          <w14:ligatures w14:val="none"/>
+        </w:rPr>
+        <w:t>!("Maximum: {}", maximum);</w:t>
+      </w:r>
+    </w:p>
+    <w:p>
+      <w:pPr>
+        <w:spacing w:line="259" w:lineRule="auto"/>
+        <w:rPr>
+          <w:rFonts w:ascii="JetBrains Mono" w:eastAsia="Times New Roman" w:hAnsi="JetBrains Mono" w:cs="JetBrains Mono"/>
+          <w:kern w:val="0"/>
+          <w:sz w:val="20"/>
+          <w:szCs w:val="20"/>
+          <w:lang w:val="en-US" w:eastAsia="ru-RU"/>
+          <w14:ligatures w14:val="none"/>
+        </w:rPr>
+      </w:pPr>
+      <w:r>
+        <w:rPr>
+          <w:rFonts w:ascii="JetBrains Mono" w:eastAsia="Times New Roman" w:hAnsi="JetBrains Mono" w:cs="JetBrains Mono"/>
+          <w:kern w:val="0"/>
+          <w:sz w:val="20"/>
+          <w:szCs w:val="20"/>
+          <w:lang w:val="en-US" w:eastAsia="ru-RU"/>
+          <w14:ligatures w14:val="none"/>
+        </w:rPr>
+        <w:t xml:space="preserve">    </w:t>
+      </w:r>
+      <w:proofErr w:type="spellStart"/>
+      <w:r>
+        <w:rPr>
+          <w:rFonts w:ascii="JetBrains Mono" w:eastAsia="Times New Roman" w:hAnsi="JetBrains Mono" w:cs="JetBrains Mono"/>
+          <w:kern w:val="0"/>
+          <w:sz w:val="20"/>
+          <w:szCs w:val="20"/>
+          <w:lang w:val="en-US" w:eastAsia="ru-RU"/>
+          <w14:ligatures w14:val="none"/>
+        </w:rPr>
+        <w:t>println</w:t>
+      </w:r>
+      <w:proofErr w:type="spellEnd"/>
+      <w:r>
+        <w:rPr>
+          <w:rFonts w:ascii="JetBrains Mono" w:eastAsia="Times New Roman" w:hAnsi="JetBrains Mono" w:cs="JetBrains Mono"/>
+          <w:kern w:val="0"/>
+          <w:sz w:val="20"/>
+          <w:szCs w:val="20"/>
+          <w:lang w:val="en-US" w:eastAsia="ru-RU"/>
+          <w14:ligatures w14:val="none"/>
+        </w:rPr>
+        <w:t>!("Category: {}", category);</w:t>
+      </w:r>
+    </w:p>
+    <w:p>
+      <w:pPr>
+        <w:spacing w:line="259" w:lineRule="auto"/>
+        <w:rPr>
+          <w:rFonts w:ascii="JetBrains Mono" w:eastAsia="Times New Roman" w:hAnsi="JetBrains Mono" w:cs="JetBrains Mono"/>
+          <w:kern w:val="0"/>
+          <w:sz w:val="20"/>
+          <w:szCs w:val="20"/>
+          <w:lang w:val="en-US" w:eastAsia="ru-RU"/>
+          <w14:ligatures w14:val="none"/>
+        </w:rPr>
+      </w:pPr>
+      <w:r>
+        <w:rPr>
+          <w:rFonts w:ascii="JetBrains Mono" w:eastAsia="Times New Roman" w:hAnsi="JetBrains Mono" w:cs="JetBrains Mono"/>
+          <w:kern w:val="0"/>
+          <w:sz w:val="20"/>
+          <w:szCs w:val="20"/>
+          <w:lang w:val="en-US" w:eastAsia="ru-RU"/>
+          <w14:ligatures w14:val="none"/>
+        </w:rPr>
+        <w:t xml:space="preserve">    </w:t>
+      </w:r>
+      <w:proofErr w:type="spellStart"/>
+      <w:r>
+        <w:rPr>
+          <w:rFonts w:ascii="JetBrains Mono" w:eastAsia="Times New Roman" w:hAnsi="JetBrains Mono" w:cs="JetBrains Mono"/>
+          <w:kern w:val="0"/>
+          <w:sz w:val="20"/>
+          <w:szCs w:val="20"/>
+          <w:lang w:val="en-US" w:eastAsia="ru-RU"/>
+          <w14:ligatures w14:val="none"/>
+        </w:rPr>
+        <w:t>println</w:t>
+      </w:r>
+      <w:proofErr w:type="spellEnd"/>
+      <w:r>
+        <w:rPr>
+          <w:rFonts w:ascii="JetBrains Mono" w:eastAsia="Times New Roman" w:hAnsi="JetBrains Mono" w:cs="JetBrains Mono"/>
+          <w:kern w:val="0"/>
+          <w:sz w:val="20"/>
+          <w:szCs w:val="20"/>
+          <w:lang w:val="en-US" w:eastAsia="ru-RU"/>
+          <w14:ligatures w14:val="none"/>
+        </w:rPr>
+        <w:t>!("Name: {}", student.name);</w:t>
+      </w:r>
+    </w:p>
+    <w:p>
+      <w:pPr>
+        <w:spacing w:line="259" w:lineRule="auto"/>
+        <w:rPr>
+          <w:rFonts w:ascii="JetBrains Mono" w:eastAsia="Times New Roman" w:hAnsi="JetBrains Mono" w:cs="JetBrains Mono"/>
+          <w:kern w:val="0"/>
+          <w:sz w:val="20"/>
+          <w:szCs w:val="20"/>
+          <w:lang w:val="en-US" w:eastAsia="ru-RU"/>
+          <w14:ligatures w14:val="none"/>
+        </w:rPr>
+      </w:pPr>
+      <w:r>
+        <w:rPr>
+          <w:rFonts w:ascii="JetBrains Mono" w:eastAsia="Times New Roman" w:hAnsi="JetBrains Mono" w:cs="JetBrains Mono"/>
+          <w:kern w:val="0"/>
+          <w:sz w:val="20"/>
+          <w:szCs w:val="20"/>
+          <w:lang w:val="en-US" w:eastAsia="ru-RU"/>
+          <w14:ligatures w14:val="none"/>
+        </w:rPr>
+        <w:t xml:space="preserve">    </w:t>
+      </w:r>
+      <w:proofErr w:type="spellStart"/>
+      <w:r>
+        <w:rPr>
+          <w:rFonts w:ascii="JetBrains Mono" w:eastAsia="Times New Roman" w:hAnsi="JetBrains Mono" w:cs="JetBrains Mono"/>
+          <w:kern w:val="0"/>
+          <w:sz w:val="20"/>
+          <w:szCs w:val="20"/>
+          <w:lang w:val="en-US" w:eastAsia="ru-RU"/>
+          <w14:ligatures w14:val="none"/>
+        </w:rPr>
+        <w:t>println</w:t>
+      </w:r>
+      <w:proofErr w:type="spellEnd"/>
+      <w:r>
+        <w:rPr>
+          <w:rFonts w:ascii="JetBrains Mono" w:eastAsia="Times New Roman" w:hAnsi="JetBrains Mono" w:cs="JetBrains Mono"/>
+          <w:kern w:val="0"/>
+          <w:sz w:val="20"/>
+          <w:szCs w:val="20"/>
+          <w:lang w:val="en-US" w:eastAsia="ru-RU"/>
+          <w14:ligatures w14:val="none"/>
+        </w:rPr>
+        <w:t xml:space="preserve">!("Age: {}", </w:t>
+      </w:r>
+      <w:proofErr w:type="spellStart"/>
+      <w:r>
+        <w:rPr>
+          <w:rFonts w:ascii="JetBrains Mono" w:eastAsia="Times New Roman" w:hAnsi="JetBrains Mono" w:cs="JetBrains Mono"/>
+          <w:kern w:val="0"/>
+          <w:sz w:val="20"/>
+          <w:szCs w:val="20"/>
+          <w:lang w:val="en-US" w:eastAsia="ru-RU"/>
+          <w14:ligatures w14:val="none"/>
+        </w:rPr>
+        <w:t>student.age</w:t>
+      </w:r>
+      <w:proofErr w:type="spellEnd"/>
+      <w:r>
+        <w:rPr>
+          <w:rFonts w:ascii="JetBrains Mono" w:eastAsia="Times New Roman" w:hAnsi="JetBrains Mono" w:cs="JetBrains Mono"/>
+          <w:kern w:val="0"/>
+          <w:sz w:val="20"/>
+          <w:szCs w:val="20"/>
+          <w:lang w:val="en-US" w:eastAsia="ru-RU"/>
+          <w14:ligatures w14:val="none"/>
+        </w:rPr>
+        <w:t>);</w:t>
+      </w:r>
+    </w:p>
+    <w:p>
+      <w:pPr>
+        <w:spacing w:line="259" w:lineRule="auto"/>
+        <w:rPr>
+          <w:rFonts w:ascii="JetBrains Mono" w:eastAsia="Times New Roman" w:hAnsi="JetBrains Mono" w:cs="JetBrains Mono"/>
+          <w:kern w:val="0"/>
+          <w:sz w:val="20"/>
+          <w:szCs w:val="20"/>
+          <w:lang w:val="en-US" w:eastAsia="ru-RU"/>
+          <w14:ligatures w14:val="none"/>
+        </w:rPr>
+      </w:pPr>
+      <w:r>
+        <w:rPr>
+          <w:rFonts w:ascii="JetBrains Mono" w:eastAsia="Times New Roman" w:hAnsi="JetBrains Mono" w:cs="JetBrains Mono"/>
+          <w:kern w:val="0"/>
+          <w:sz w:val="20"/>
+          <w:szCs w:val="20"/>
+          <w:lang w:val="en-US" w:eastAsia="ru-RU"/>
+          <w14:ligatures w14:val="none"/>
+        </w:rPr>
+        <w:t xml:space="preserve">    </w:t>
+      </w:r>
+      <w:proofErr w:type="spellStart"/>
+      <w:r>
+        <w:rPr>
+          <w:rFonts w:ascii="JetBrains Mono" w:eastAsia="Times New Roman" w:hAnsi="JetBrains Mono" w:cs="JetBrains Mono"/>
+          <w:kern w:val="0"/>
+          <w:sz w:val="20"/>
+          <w:szCs w:val="20"/>
+          <w:lang w:val="en-US" w:eastAsia="ru-RU"/>
+          <w14:ligatures w14:val="none"/>
+        </w:rPr>
+        <w:t>println</w:t>
+      </w:r>
+      <w:proofErr w:type="spellEnd"/>
+      <w:r>
+        <w:rPr>
+          <w:rFonts w:ascii="JetBrains Mono" w:eastAsia="Times New Roman" w:hAnsi="JetBrains Mono" w:cs="JetBrains Mono"/>
+          <w:kern w:val="0"/>
+          <w:sz w:val="20"/>
+          <w:szCs w:val="20"/>
+          <w:lang w:val="en-US" w:eastAsia="ru-RU"/>
+          <w14:ligatures w14:val="none"/>
+        </w:rPr>
+        <w:t xml:space="preserve">!("Average: {:.2}", </w:t>
+      </w:r>
+      <w:proofErr w:type="spellStart"/>
+      <w:r>
+        <w:rPr>
+          <w:rFonts w:ascii="JetBrains Mono" w:eastAsia="Times New Roman" w:hAnsi="JetBrains Mono" w:cs="JetBrains Mono"/>
+          <w:kern w:val="0"/>
+          <w:sz w:val="20"/>
+          <w:szCs w:val="20"/>
+          <w:lang w:val="en-US" w:eastAsia="ru-RU"/>
+          <w14:ligatures w14:val="none"/>
+        </w:rPr>
+        <w:t>student.average</w:t>
+      </w:r>
+      <w:proofErr w:type="spellEnd"/>
+      <w:r>
+        <w:rPr>
+          <w:rFonts w:ascii="JetBrains Mono" w:eastAsia="Times New Roman" w:hAnsi="JetBrains Mono" w:cs="JetBrains Mono"/>
+          <w:kern w:val="0"/>
+          <w:sz w:val="20"/>
+          <w:szCs w:val="20"/>
+          <w:lang w:val="en-US" w:eastAsia="ru-RU"/>
+          <w14:ligatures w14:val="none"/>
+        </w:rPr>
+        <w:t>());</w:t>
+      </w:r>
+    </w:p>
+    <w:p>
+      <w:pPr>
+        <w:spacing w:line="259" w:lineRule="auto"/>
+        <w:rPr>
+          <w:rFonts w:ascii="JetBrains Mono" w:eastAsia="Times New Roman" w:hAnsi="JetBrains Mono" w:cs="JetBrains Mono"/>
+          <w:kern w:val="0"/>
+          <w:sz w:val="20"/>
+          <w:szCs w:val="20"/>
+          <w:lang w:val="en-US" w:eastAsia="ru-RU"/>
+          <w14:ligatures w14:val="none"/>
+        </w:rPr>
+      </w:pPr>
+      <w:r>
+        <w:rPr>
+          <w:rFonts w:ascii="JetBrains Mono" w:eastAsia="Times New Roman" w:hAnsi="JetBrains Mono" w:cs="JetBrains Mono"/>
+          <w:kern w:val="0"/>
+          <w:sz w:val="20"/>
+          <w:szCs w:val="20"/>
+          <w:lang w:val="en-US" w:eastAsia="ru-RU"/>
+          <w14:ligatures w14:val="none"/>
+        </w:rPr>
+        <w:t xml:space="preserve">    </w:t>
+      </w:r>
+      <w:proofErr w:type="spellStart"/>
+      <w:r>
+        <w:rPr>
+          <w:rFonts w:ascii="JetBrains Mono" w:eastAsia="Times New Roman" w:hAnsi="JetBrains Mono" w:cs="JetBrains Mono"/>
+          <w:kern w:val="0"/>
+          <w:sz w:val="20"/>
+          <w:szCs w:val="20"/>
+          <w:lang w:val="en-US" w:eastAsia="ru-RU"/>
+          <w14:ligatures w14:val="none"/>
+        </w:rPr>
+        <w:t>println</w:t>
+      </w:r>
+      <w:proofErr w:type="spellEnd"/>
+      <w:r>
+        <w:rPr>
+          <w:rFonts w:ascii="JetBrains Mono" w:eastAsia="Times New Roman" w:hAnsi="JetBrains Mono" w:cs="JetBrains Mono"/>
+          <w:kern w:val="0"/>
+          <w:sz w:val="20"/>
+          <w:szCs w:val="20"/>
+          <w:lang w:val="en-US" w:eastAsia="ru-RU"/>
+          <w14:ligatures w14:val="none"/>
+        </w:rPr>
+        <w:t xml:space="preserve">!("Maximum grade: {}", </w:t>
+      </w:r>
+      <w:proofErr w:type="spellStart"/>
+      <w:r>
+        <w:rPr>
+          <w:rFonts w:ascii="JetBrains Mono" w:eastAsia="Times New Roman" w:hAnsi="JetBrains Mono" w:cs="JetBrains Mono"/>
+          <w:kern w:val="0"/>
+          <w:sz w:val="20"/>
+          <w:szCs w:val="20"/>
+          <w:lang w:val="en-US" w:eastAsia="ru-RU"/>
+          <w14:ligatures w14:val="none"/>
+        </w:rPr>
+        <w:t>student.max_grade</w:t>
+      </w:r>
+      <w:proofErr w:type="spellEnd"/>
+      <w:r>
+        <w:rPr>
+          <w:rFonts w:ascii="JetBrains Mono" w:eastAsia="Times New Roman" w:hAnsi="JetBrains Mono" w:cs="JetBrains Mono"/>
+          <w:kern w:val="0"/>
+          <w:sz w:val="20"/>
+          <w:szCs w:val="20"/>
+          <w:lang w:val="en-US" w:eastAsia="ru-RU"/>
+          <w14:ligatures w14:val="none"/>
+        </w:rPr>
+        <w:t>());</w:t>
+      </w:r>
+    </w:p>
+    <w:p>
+      <w:pPr>
+        <w:spacing w:line="259" w:lineRule="auto"/>
+        <w:rPr>
+          <w:rFonts w:ascii="JetBrains Mono" w:eastAsia="Times New Roman" w:hAnsi="JetBrains Mono" w:cs="JetBrains Mono"/>
+          <w:kern w:val="0"/>
+          <w:sz w:val="20"/>
+          <w:szCs w:val="20"/>
+          <w:lang w:val="en-US" w:eastAsia="ru-RU"/>
+          <w14:ligatures w14:val="none"/>
+        </w:rPr>
+      </w:pPr>
+      <w:r>
+        <w:rPr>
+          <w:rFonts w:ascii="JetBrains Mono" w:eastAsia="Times New Roman" w:hAnsi="JetBrains Mono" w:cs="JetBrains Mono"/>
+          <w:kern w:val="0"/>
+          <w:sz w:val="20"/>
+          <w:szCs w:val="20"/>
+          <w:lang w:val="en-US" w:eastAsia="ru-RU"/>
+          <w14:ligatures w14:val="none"/>
+        </w:rPr>
+        <w:t xml:space="preserve">    if </w:t>
+      </w:r>
+      <w:proofErr w:type="spellStart"/>
+      <w:r>
+        <w:rPr>
+          <w:rFonts w:ascii="JetBrains Mono" w:eastAsia="Times New Roman" w:hAnsi="JetBrains Mono" w:cs="JetBrains Mono"/>
+          <w:kern w:val="0"/>
+          <w:sz w:val="20"/>
+          <w:szCs w:val="20"/>
+          <w:lang w:val="en-US" w:eastAsia="ru-RU"/>
+          <w14:ligatures w14:val="none"/>
+        </w:rPr>
+        <w:t>student.is_successful</w:t>
+      </w:r>
+      <w:proofErr w:type="spellEnd"/>
+      <w:r>
+        <w:rPr>
+          <w:rFonts w:ascii="JetBrains Mono" w:eastAsia="Times New Roman" w:hAnsi="JetBrains Mono" w:cs="JetBrains Mono"/>
+          <w:kern w:val="0"/>
+          <w:sz w:val="20"/>
+          <w:szCs w:val="20"/>
+          <w:lang w:val="en-US" w:eastAsia="ru-RU"/>
+          <w14:ligatures w14:val="none"/>
+        </w:rPr>
+        <w:t>() {</w:t>
+      </w:r>
+    </w:p>
+    <w:p>
+      <w:pPr>
+        <w:spacing w:line="259" w:lineRule="auto"/>
+        <w:rPr>
+          <w:rFonts w:ascii="JetBrains Mono" w:eastAsia="Times New Roman" w:hAnsi="JetBrains Mono" w:cs="JetBrains Mono"/>
+          <w:kern w:val="0"/>
+          <w:sz w:val="20"/>
+          <w:szCs w:val="20"/>
+          <w:lang w:val="en-US" w:eastAsia="ru-RU"/>
+          <w14:ligatures w14:val="none"/>
+        </w:rPr>
+      </w:pPr>
+      <w:r>
+        <w:rPr>
+          <w:rFonts w:ascii="JetBrains Mono" w:eastAsia="Times New Roman" w:hAnsi="JetBrains Mono" w:cs="JetBrains Mono"/>
+          <w:kern w:val="0"/>
+          <w:sz w:val="20"/>
+          <w:szCs w:val="20"/>
+          <w:lang w:val="en-US" w:eastAsia="ru-RU"/>
+          <w14:ligatures w14:val="none"/>
+        </w:rPr>
+        <w:t xml:space="preserve">        </w:t>
+      </w:r>
+      <w:proofErr w:type="spellStart"/>
+      <w:r>
+        <w:rPr>
+          <w:rFonts w:ascii="JetBrains Mono" w:eastAsia="Times New Roman" w:hAnsi="JetBrains Mono" w:cs="JetBrains Mono"/>
+          <w:kern w:val="0"/>
+          <w:sz w:val="20"/>
+          <w:szCs w:val="20"/>
+          <w:lang w:val="en-US" w:eastAsia="ru-RU"/>
+          <w14:ligatures w14:val="none"/>
+        </w:rPr>
+        <w:t>println</w:t>
+      </w:r>
+      <w:proofErr w:type="spellEnd"/>
+      <w:r>
+        <w:rPr>
+          <w:rFonts w:ascii="JetBrains Mono" w:eastAsia="Times New Roman" w:hAnsi="JetBrains Mono" w:cs="JetBrains Mono"/>
+          <w:kern w:val="0"/>
+          <w:sz w:val="20"/>
+          <w:szCs w:val="20"/>
+          <w:lang w:val="en-US" w:eastAsia="ru-RU"/>
+          <w14:ligatures w14:val="none"/>
+        </w:rPr>
+        <w:t>!("Student passed the exam");</w:t>
+      </w:r>
+    </w:p>
+    <w:p>
+      <w:pPr>
+        <w:spacing w:line="259" w:lineRule="auto"/>
+        <w:rPr>
+          <w:rFonts w:ascii="JetBrains Mono" w:eastAsia="Times New Roman" w:hAnsi="JetBrains Mono" w:cs="JetBrains Mono"/>
+          <w:kern w:val="0"/>
+          <w:sz w:val="20"/>
+          <w:szCs w:val="20"/>
+          <w:lang w:val="en-US" w:eastAsia="ru-RU"/>
+          <w14:ligatures w14:val="none"/>
+        </w:rPr>
+      </w:pPr>
+      <w:r>
+        <w:rPr>
+          <w:rFonts w:ascii="JetBrains Mono" w:eastAsia="Times New Roman" w:hAnsi="JetBrains Mono" w:cs="JetBrains Mono"/>
+          <w:kern w:val="0"/>
+          <w:sz w:val="20"/>
+          <w:szCs w:val="20"/>
+          <w:lang w:val="en-US" w:eastAsia="ru-RU"/>
+          <w14:ligatures w14:val="none"/>
+        </w:rPr>
+        <w:t xml:space="preserve">    } else {</w:t>
+      </w:r>
+    </w:p>
+    <w:p>
+      <w:pPr>
+        <w:spacing w:line="259" w:lineRule="auto"/>
+        <w:rPr>
+          <w:rFonts w:ascii="JetBrains Mono" w:eastAsia="Times New Roman" w:hAnsi="JetBrains Mono" w:cs="JetBrains Mono"/>
+          <w:kern w:val="0"/>
+          <w:sz w:val="20"/>
+          <w:szCs w:val="20"/>
+          <w:lang w:val="en-US" w:eastAsia="ru-RU"/>
+          <w14:ligatures w14:val="none"/>
+        </w:rPr>
+      </w:pPr>
+      <w:r>
+        <w:rPr>
+          <w:rFonts w:ascii="JetBrains Mono" w:eastAsia="Times New Roman" w:hAnsi="JetBrains Mono" w:cs="JetBrains Mono"/>
+          <w:kern w:val="0"/>
+          <w:sz w:val="20"/>
+          <w:szCs w:val="20"/>
+          <w:lang w:val="en-US" w:eastAsia="ru-RU"/>
+          <w14:ligatures w14:val="none"/>
+        </w:rPr>
+        <w:t xml:space="preserve">        </w:t>
+      </w:r>
+      <w:proofErr w:type="spellStart"/>
+      <w:r>
+        <w:rPr>
+          <w:rFonts w:ascii="JetBrains Mono" w:eastAsia="Times New Roman" w:hAnsi="JetBrains Mono" w:cs="JetBrains Mono"/>
+          <w:kern w:val="0"/>
+          <w:sz w:val="20"/>
+          <w:szCs w:val="20"/>
+          <w:lang w:val="en-US" w:eastAsia="ru-RU"/>
+          <w14:ligatures w14:val="none"/>
+        </w:rPr>
+        <w:t>println</w:t>
+      </w:r>
+      <w:proofErr w:type="spellEnd"/>
+      <w:r>
+        <w:rPr>
+          <w:rFonts w:ascii="JetBrains Mono" w:eastAsia="Times New Roman" w:hAnsi="JetBrains Mono" w:cs="JetBrains Mono"/>
+          <w:kern w:val="0"/>
+          <w:sz w:val="20"/>
+          <w:szCs w:val="20"/>
+          <w:lang w:val="en-US" w:eastAsia="ru-RU"/>
+          <w14:ligatures w14:val="none"/>
+        </w:rPr>
+        <w:t>!("Student failed the exam");</w:t>
+      </w:r>
+    </w:p>
+    <w:p>
+      <w:pPr>
+        <w:spacing w:line="259" w:lineRule="auto"/>
+        <w:rPr>
+          <w:rFonts w:ascii="JetBrains Mono" w:eastAsia="Times New Roman" w:hAnsi="JetBrains Mono" w:cs="JetBrains Mono"/>
+          <w:kern w:val="0"/>
+          <w:sz w:val="20"/>
+          <w:szCs w:val="20"/>
+          <w:lang w:val="en-US" w:eastAsia="ru-RU"/>
+          <w14:ligatures w14:val="none"/>
+        </w:rPr>
+      </w:pPr>
+      <w:r>
+        <w:rPr>
+          <w:rFonts w:ascii="JetBrains Mono" w:eastAsia="Times New Roman" w:hAnsi="JetBrains Mono" w:cs="JetBrains Mono"/>
+          <w:kern w:val="0"/>
+          <w:sz w:val="20"/>
+          <w:szCs w:val="20"/>
+          <w:lang w:val="en-US" w:eastAsia="ru-RU"/>
+          <w14:ligatures w14:val="none"/>
+        </w:rPr>
+        <w:t xml:space="preserve">    }</w:t>
+      </w:r>
+    </w:p>
+    <w:p>
+      <w:pPr>
+        <w:spacing w:line="259" w:lineRule="auto"/>
+        <w:rPr>
+          <w:rFonts w:ascii="JetBrains Mono" w:eastAsia="Times New Roman" w:hAnsi="JetBrains Mono" w:cs="JetBrains Mono"/>
+          <w:kern w:val="0"/>
+          <w:sz w:val="20"/>
+          <w:szCs w:val="20"/>
+          <w:lang w:val="en-US" w:eastAsia="ru-RU"/>
+          <w14:ligatures w14:val="none"/>
+        </w:rPr>
+      </w:pPr>
+      <w:r>
+        <w:rPr>
+          <w:rFonts w:ascii="JetBrains Mono" w:eastAsia="Times New Roman" w:hAnsi="JetBrains Mono" w:cs="JetBrains Mono"/>
+          <w:kern w:val="0"/>
+          <w:sz w:val="20"/>
+          <w:szCs w:val="20"/>
+          <w:lang w:val="en-US" w:eastAsia="ru-RU"/>
+          <w14:ligatures w14:val="none"/>
+        </w:rPr>
+        <w:t xml:space="preserve">    let result = match </w:t>
+      </w:r>
+      <w:proofErr w:type="spellStart"/>
+      <w:r>
+        <w:rPr>
+          <w:rFonts w:ascii="JetBrains Mono" w:eastAsia="Times New Roman" w:hAnsi="JetBrains Mono" w:cs="JetBrains Mono"/>
+          <w:kern w:val="0"/>
+          <w:sz w:val="20"/>
+          <w:szCs w:val="20"/>
+          <w:lang w:val="en-US" w:eastAsia="ru-RU"/>
+          <w14:ligatures w14:val="none"/>
+        </w:rPr>
+        <w:t>student.average</w:t>
+      </w:r>
+      <w:proofErr w:type="spellEnd"/>
+      <w:r>
+        <w:rPr>
+          <w:rFonts w:ascii="JetBrains Mono" w:eastAsia="Times New Roman" w:hAnsi="JetBrains Mono" w:cs="JetBrains Mono"/>
+          <w:kern w:val="0"/>
+          <w:sz w:val="20"/>
+          <w:szCs w:val="20"/>
+          <w:lang w:val="en-US" w:eastAsia="ru-RU"/>
+          <w14:ligatures w14:val="none"/>
+        </w:rPr>
+        <w:t>() {</w:t>
+      </w:r>
+    </w:p>
+    <w:p>
+      <w:pPr>
+        <w:spacing w:line="259" w:lineRule="auto"/>
+        <w:rPr>
+          <w:rFonts w:ascii="JetBrains Mono" w:eastAsia="Times New Roman" w:hAnsi="JetBrains Mono" w:cs="JetBrains Mono"/>
+          <w:kern w:val="0"/>
+          <w:sz w:val="20"/>
+          <w:szCs w:val="20"/>
+          <w:lang w:val="en-US" w:eastAsia="ru-RU"/>
+          <w14:ligatures w14:val="none"/>
+        </w:rPr>
+      </w:pPr>
+      <w:r>
+        <w:rPr>
+          <w:rFonts w:ascii="JetBrains Mono" w:eastAsia="Times New Roman" w:hAnsi="JetBrains Mono" w:cs="JetBrains Mono"/>
+          <w:kern w:val="0"/>
+          <w:sz w:val="20"/>
+          <w:szCs w:val="20"/>
+          <w:lang w:val="en-US" w:eastAsia="ru-RU"/>
+          <w14:ligatures w14:val="none"/>
+        </w:rPr>
+        <w:t xml:space="preserve">        value if value &gt;= 90.0 =&gt; "excellent",</w:t>
+      </w:r>
+    </w:p>
+    <w:p>
+      <w:pPr>
+        <w:spacing w:line="259" w:lineRule="auto"/>
+        <w:rPr>
+          <w:rFonts w:ascii="JetBrains Mono" w:eastAsia="Times New Roman" w:hAnsi="JetBrains Mono" w:cs="JetBrains Mono"/>
+          <w:kern w:val="0"/>
+          <w:sz w:val="20"/>
+          <w:szCs w:val="20"/>
+          <w:lang w:val="en-US" w:eastAsia="ru-RU"/>
+          <w14:ligatures w14:val="none"/>
+        </w:rPr>
+      </w:pPr>
+      <w:r>
+        <w:rPr>
+          <w:rFonts w:ascii="JetBrains Mono" w:eastAsia="Times New Roman" w:hAnsi="JetBrains Mono" w:cs="JetBrains Mono"/>
+          <w:kern w:val="0"/>
+          <w:sz w:val="20"/>
+          <w:szCs w:val="20"/>
+          <w:lang w:val="en-US" w:eastAsia="ru-RU"/>
+          <w14:ligatures w14:val="none"/>
+        </w:rPr>
+        <w:t xml:space="preserve">        value if value &gt;= 75.0 =&gt; "good",</w:t>
+      </w:r>
+    </w:p>
+    <w:p>
+      <w:pPr>
+        <w:spacing w:line="259" w:lineRule="auto"/>
+        <w:rPr>
+          <w:rFonts w:ascii="JetBrains Mono" w:eastAsia="Times New Roman" w:hAnsi="JetBrains Mono" w:cs="JetBrains Mono"/>
+          <w:kern w:val="0"/>
+          <w:sz w:val="20"/>
+          <w:szCs w:val="20"/>
+          <w:lang w:val="en-US" w:eastAsia="ru-RU"/>
+          <w14:ligatures w14:val="none"/>
+        </w:rPr>
+      </w:pPr>
+      <w:r>
+        <w:rPr>
+          <w:rFonts w:ascii="JetBrains Mono" w:eastAsia="Times New Roman" w:hAnsi="JetBrains Mono" w:cs="JetBrains Mono"/>
+          <w:kern w:val="0"/>
+          <w:sz w:val="20"/>
+          <w:szCs w:val="20"/>
+          <w:lang w:val="en-US" w:eastAsia="ru-RU"/>
+          <w14:ligatures w14:val="none"/>
+        </w:rPr>
+        <w:t xml:space="preserve">        value if value &gt;= 60.0 =&gt; "satisfactory",</w:t>
+      </w:r>
+    </w:p>
+    <w:p>
+      <w:pPr>
+        <w:spacing w:line="259" w:lineRule="auto"/>
+        <w:rPr>
+          <w:rFonts w:ascii="JetBrains Mono" w:eastAsia="Times New Roman" w:hAnsi="JetBrains Mono" w:cs="JetBrains Mono"/>
+          <w:kern w:val="0"/>
+          <w:sz w:val="20"/>
+          <w:szCs w:val="20"/>
+          <w:lang w:val="en-US" w:eastAsia="ru-RU"/>
+          <w14:ligatures w14:val="none"/>
+        </w:rPr>
+      </w:pPr>
+      <w:r>
+        <w:rPr>
+          <w:rFonts w:ascii="JetBrains Mono" w:eastAsia="Times New Roman" w:hAnsi="JetBrains Mono" w:cs="JetBrains Mono"/>
+          <w:kern w:val="0"/>
+          <w:sz w:val="20"/>
+          <w:szCs w:val="20"/>
+          <w:lang w:val="en-US" w:eastAsia="ru-RU"/>
+          <w14:ligatures w14:val="none"/>
+        </w:rPr>
+        <w:t xml:space="preserve">        _ =&gt; "unsatisfactory",</w:t>
+      </w:r>
+    </w:p>
+    <w:p>
+      <w:pPr>
+        <w:spacing w:line="259" w:lineRule="auto"/>
+        <w:rPr>
+          <w:rFonts w:ascii="JetBrains Mono" w:eastAsia="Times New Roman" w:hAnsi="JetBrains Mono" w:cs="JetBrains Mono"/>
+          <w:kern w:val="0"/>
+          <w:sz w:val="20"/>
+          <w:szCs w:val="20"/>
+          <w:lang w:val="en-US" w:eastAsia="ru-RU"/>
+          <w14:ligatures w14:val="none"/>
+        </w:rPr>
+      </w:pPr>
+      <w:r>
+        <w:rPr>
+          <w:rFonts w:ascii="JetBrains Mono" w:eastAsia="Times New Roman" w:hAnsi="JetBrains Mono" w:cs="JetBrains Mono"/>
+          <w:kern w:val="0"/>
+          <w:sz w:val="20"/>
+          <w:szCs w:val="20"/>
+          <w:lang w:val="en-US" w:eastAsia="ru-RU"/>
+          <w14:ligatures w14:val="none"/>
+        </w:rPr>
+        <w:t xml:space="preserve">    };</w:t>
+      </w:r>
+    </w:p>
+    <w:p>
+      <w:pPr>
+        <w:spacing w:line="259" w:lineRule="auto"/>
+        <w:rPr>
+          <w:rFonts w:ascii="JetBrains Mono" w:eastAsia="Times New Roman" w:hAnsi="JetBrains Mono" w:cs="JetBrains Mono"/>
+          <w:kern w:val="0"/>
+          <w:sz w:val="20"/>
+          <w:szCs w:val="20"/>
+          <w:lang w:val="en-US" w:eastAsia="ru-RU"/>
+          <w14:ligatures w14:val="none"/>
+        </w:rPr>
+      </w:pPr>
+      <w:r>
+        <w:rPr>
+          <w:rFonts w:ascii="JetBrains Mono" w:eastAsia="Times New Roman" w:hAnsi="JetBrains Mono" w:cs="JetBrains Mono"/>
+          <w:kern w:val="0"/>
+          <w:sz w:val="20"/>
+          <w:szCs w:val="20"/>
+          <w:lang w:val="en-US" w:eastAsia="ru-RU"/>
+          <w14:ligatures w14:val="none"/>
+        </w:rPr>
+        <w:t xml:space="preserve">    </w:t>
+      </w:r>
+      <w:proofErr w:type="spellStart"/>
+      <w:r>
+        <w:rPr>
+          <w:rFonts w:ascii="JetBrains Mono" w:eastAsia="Times New Roman" w:hAnsi="JetBrains Mono" w:cs="JetBrains Mono"/>
+          <w:kern w:val="0"/>
+          <w:sz w:val="20"/>
+          <w:szCs w:val="20"/>
+          <w:lang w:val="en-US" w:eastAsia="ru-RU"/>
+          <w14:ligatures w14:val="none"/>
+        </w:rPr>
+        <w:t>println</w:t>
+      </w:r>
+      <w:proofErr w:type="spellEnd"/>
+      <w:r>
+        <w:rPr>
+          <w:rFonts w:ascii="JetBrains Mono" w:eastAsia="Times New Roman" w:hAnsi="JetBrains Mono" w:cs="JetBrains Mono"/>
+          <w:kern w:val="0"/>
+          <w:sz w:val="20"/>
+          <w:szCs w:val="20"/>
+          <w:lang w:val="en-US" w:eastAsia="ru-RU"/>
+          <w14:ligatures w14:val="none"/>
+        </w:rPr>
+        <w:t>!("Result: {}", result);</w:t>
+      </w:r>
+    </w:p>
+    <w:p>
+      <w:pPr>
+        <w:spacing w:line="259" w:lineRule="auto"/>
+        <w:rPr>
+          <w:rFonts w:ascii="JetBrains Mono" w:eastAsia="Times New Roman" w:hAnsi="JetBrains Mono" w:cs="JetBrains Mono"/>
+          <w:kern w:val="0"/>
+          <w:sz w:val="20"/>
+          <w:szCs w:val="20"/>
+          <w:lang w:val="en-US" w:eastAsia="ru-RU"/>
+          <w14:ligatures w14:val="none"/>
+        </w:rPr>
+      </w:pPr>
+      <w:r>
+        <w:rPr>
+          <w:rFonts w:ascii="JetBrains Mono" w:eastAsia="Times New Roman" w:hAnsi="JetBrains Mono" w:cs="JetBrains Mono"/>
+          <w:kern w:val="0"/>
+          <w:sz w:val="20"/>
+          <w:szCs w:val="20"/>
+          <w:lang w:val="en-US" w:eastAsia="ru-RU"/>
+          <w14:ligatures w14:val="none"/>
+        </w:rPr>
+        <w:t xml:space="preserve">    let _input = io::stdin();</w:t>
+      </w:r>
+    </w:p>
+    <w:p>
+      <w:pPr>
+        <w:spacing w:line="259" w:lineRule="auto"/>
+        <w:rPr>
+          <w:rFonts w:ascii="JetBrains Mono" w:eastAsia="Times New Roman" w:hAnsi="JetBrains Mono" w:cs="JetBrains Mono"/>
+          <w:kern w:val="0"/>
+          <w:sz w:val="20"/>
+          <w:szCs w:val="20"/>
+          <w:lang w:val="en-US" w:eastAsia="ru-RU"/>
+          <w14:ligatures w14:val="none"/>
+        </w:rPr>
+      </w:pPr>
+      <w:r>
+        <w:rPr>
+          <w:rFonts w:ascii="JetBrains Mono" w:eastAsia="Times New Roman" w:hAnsi="JetBrains Mono" w:cs="JetBrains Mono"/>
+          <w:kern w:val="0"/>
+          <w:sz w:val="20"/>
+          <w:szCs w:val="20"/>
+          <w:lang w:val="en-US" w:eastAsia="ru-RU"/>
+          <w14:ligatures w14:val="none"/>
+        </w:rPr>
+        <w:t>}</w:t>
+      </w:r>
+    </w:p>
+    <w:p>
+      <w:pPr>
+        <w:spacing w:line="259" w:lineRule="auto"/>
+        <w:rPr>
+          <w:rFonts w:ascii="JetBrains Mono" w:eastAsia="Times New Roman" w:hAnsi="JetBrains Mono" w:cs="JetBrains Mono"/>
+          <w:kern w:val="0"/>
+          <w:sz w:val="20"/>
+          <w:szCs w:val="20"/>
+          <w:lang w:val="en-US" w:eastAsia="ru-RU"/>
+          <w14:ligatures w14:val="none"/>
+        </w:rPr>
+      </w:pPr>
+    </w:p>
+    <w:p>
+      <w:pPr>
+        <w:spacing w:line="259" w:lineRule="auto"/>
+        <w:rPr>
+          <w:rFonts w:ascii="JetBrains Mono" w:eastAsia="Times New Roman" w:hAnsi="JetBrains Mono" w:cs="JetBrains Mono"/>
+          <w:kern w:val="0"/>
           <w:sz w:val="24"/>
           <w:szCs w:val="24"/>
           <w:lang w:val="en-US" w:eastAsia="ru-RU"/>
           <w14:ligatures w14:val="none"/>
         </w:rPr>
       </w:pPr>
-      <w:r>
-        <w:rPr>
-          <w:rFonts w:ascii="JetBrains Mono" w:eastAsia="Times New Roman" w:hAnsi="JetBrains Mono" w:cs="JetBrains Mono"/>
-          <w:kern w:val="0"/>
-          <w:sz w:val="20"/>
-          <w:szCs w:val="20"/>
-          <w:lang w:val="en-US" w:eastAsia="ru-RU"/>
-          <w14:ligatures w14:val="none"/>
-        </w:rPr>
-        <w:t>}</w:t>
-      </w:r>
-      <w:r>
-        <w:rPr>
-          <w:rFonts w:ascii="JetBrains Mono" w:hAnsi="JetBrains Mono" w:cs="JetBrains Mono"/>
-          <w:sz w:val="24"/>
-          <w:szCs w:val="24"/>
-          <w:lang w:val="en-US"/>
-        </w:rPr>
-        <w:br w:type="page"/>
-      </w:r>
     </w:p>
     <w:p>
       <w:pPr>
@@ -22015,15 +21924,7 @@
             <w:sz w:val="28"/>
             <w:szCs w:val="28"/>
           </w:rPr>
-          <m:t>(</m:t>
-        </m:r>
-        <m:r>
-          <w:rPr>
-            <w:rFonts w:ascii="Cambria Math" w:hAnsi="Cambria Math" w:cs="Times New Roman"/>
-            <w:sz w:val="28"/>
-            <w:szCs w:val="28"/>
-          </w:rPr>
-          <m:t>1</m:t>
+          <m:t>(1</m:t>
         </m:r>
         <m:r>
           <w:rPr>
@@ -22170,6 +22071,7 @@
         <w:rPr>
           <w:b/>
           <w:bCs/>
+          <w:noProof/>
         </w:rPr>
         <w:drawing>
           <wp:inline distT="0" distB="0" distL="0" distR="0" wp14:anchorId="10B372F9" wp14:editId="5E920C7B">
@@ -22231,6 +22133,7 @@
       </w:pPr>
       <w:r>
         <w:rPr>
+          <w:noProof/>
           <w:lang w:val="en-US"/>
         </w:rPr>
         <w:drawing>
@@ -22289,6 +22192,9 @@
         <w:jc w:val="center"/>
       </w:pPr>
       <w:r>
+        <w:rPr>
+          <w:noProof/>
+        </w:rPr>
         <w:drawing>
           <wp:inline distT="0" distB="0" distL="0" distR="0" wp14:anchorId="4B8D75F1" wp14:editId="3EF327F3">
             <wp:extent cx="5940425" cy="2872105"/>
@@ -23576,6 +23482,7 @@
   <w:style w:type="character" w:default="1" w:styleId="a0">
     <w:name w:val="Default Paragraph Font"/>
     <w:uiPriority w:val="1"/>
+    <w:semiHidden/>
     <w:unhideWhenUsed/>
   </w:style>
   <w:style w:type="table" w:default="1" w:styleId="a1">
